--- a/downloads/student/ai-5-week-17.docx
+++ b/downloads/student/ai-5-week-17.docx
@@ -1080,6 +1080,16 @@
     <w:p>
       <w:r>
         <w:t>A saved seed alone does not reproduce every software or hardware execution; record environment and nondeterminism too.</w:t>
+      </w:r>
+    </w:p>
+    <w:p>
+      <w:r>
+        <w:t>Read the labelled picture: Does the matching final loss mean the parameter values are equal? Point to the relevant step in the picture, then write the changed result and the rule or evidence that supports it.</w:t>
+      </w:r>
+    </w:p>
+    <w:p>
+      <w:r>
+        <w:t>Change one thing: Repeat the a = 0 run with identical arithmetic and settings. Predict the result before checking the explanation. What remains the same?</w:t>
       </w:r>
     </w:p>
     <w:p>
@@ -2219,6 +2229,187 @@
         <w:t>Attempt the independent case before hints. Record whether you worked alone, used a hint or followed a model. After feedback, fix the first unsupported step and explain why it changed. A later check uses a changed case, not a copied answer.</w:t>
       </w:r>
     </w:p>
+    <w:p>
+      <w:pPr>
+        <w:pStyle w:val="Heading1"/>
+      </w:pPr>
+      <w:r>
+        <w:t>15. Your lesson route</w:t>
+      </w:r>
+    </w:p>
+    <w:p>
+      <w:r>
+        <w:t>Start with this question: Reproduce two training traces by saving their distinct initial values.</w:t>
+      </w:r>
+    </w:p>
+    <w:tbl>
+      <w:tblPr>
+        <w:tblStyle w:val="LightShading-Accent1"/>
+        <w:tblW w:type="auto" w:w="0"/>
+        <w:tblLook w:firstColumn="1" w:firstRow="1" w:lastColumn="0" w:lastRow="0" w:noHBand="0" w:noVBand="1" w:val="04A0"/>
+      </w:tblPr>
+      <w:tblGrid>
+        <w:gridCol w:w="5112"/>
+        <w:gridCol w:w="5112"/>
+      </w:tblGrid>
+      <w:tr>
+        <w:trPr>
+          <w:tblHeader/>
+        </w:trPr>
+        <w:tc>
+          <w:tcPr>
+            <w:tcW w:type="dxa" w:w="5112"/>
+          </w:tcPr>
+          <w:p>
+            <w:r>
+              <w:t>By the end, I can</w:t>
+            </w:r>
+          </w:p>
+        </w:tc>
+        <w:tc>
+          <w:tcPr>
+            <w:tcW w:type="dxa" w:w="5112"/>
+          </w:tcPr>
+          <w:p>
+            <w:r>
+              <w:t>How I will show it</w:t>
+            </w:r>
+          </w:p>
+        </w:tc>
+      </w:tr>
+      <w:tr>
+        <w:tc>
+          <w:tcPr>
+            <w:tcW w:type="dxa" w:w="5112"/>
+          </w:tcPr>
+          <w:p>
+            <w:r>
+              <w:t>Trace how starting values affect a fixed training budget</w:t>
+            </w:r>
+          </w:p>
+        </w:tc>
+        <w:tc>
+          <w:tcPr>
+            <w:tcW w:type="dxa" w:w="5112"/>
+          </w:tcPr>
+          <w:p>
+            <w:r>
+              <w:t>Explain the deciding step, show a trace or test, and state one limit.</w:t>
+            </w:r>
+          </w:p>
+        </w:tc>
+      </w:tr>
+      <w:tr>
+        <w:tc>
+          <w:tcPr>
+            <w:tcW w:type="dxa" w:w="5112"/>
+          </w:tcPr>
+          <w:p>
+            <w:r>
+              <w:t>Explain a simple hidden-unit symmetry</w:t>
+            </w:r>
+          </w:p>
+        </w:tc>
+        <w:tc>
+          <w:tcPr>
+            <w:tcW w:type="dxa" w:w="5112"/>
+          </w:tcPr>
+          <w:p>
+            <w:r>
+              <w:t>Explain the deciding step, show a trace or test, and state one limit.</w:t>
+            </w:r>
+          </w:p>
+        </w:tc>
+      </w:tr>
+      <w:tr>
+        <w:tc>
+          <w:tcPr>
+            <w:tcW w:type="dxa" w:w="5112"/>
+          </w:tcPr>
+          <w:p>
+            <w:r>
+              <w:t>Record enough information to replay and audit a classroom experiment</w:t>
+            </w:r>
+          </w:p>
+        </w:tc>
+        <w:tc>
+          <w:tcPr>
+            <w:tcW w:type="dxa" w:w="5112"/>
+          </w:tcPr>
+          <w:p>
+            <w:r>
+              <w:t>Explain the deciding step, show a trace or test, and state one limit.</w:t>
+            </w:r>
+          </w:p>
+        </w:tc>
+      </w:tr>
+    </w:tbl>
+    <w:p>
+      <w:r>
+        <w:t>Remember → watch and explain → try with help → investigate → try independently → keep project evidence. Your teacher may spread this lesson across several classes.</w:t>
+      </w:r>
+    </w:p>
+    <w:p>
+      <w:r>
+        <w:t>Keep your first prediction. Compare it with what the evidence shows and explain any change.</w:t>
+      </w:r>
+    </w:p>
+    <w:p>
+      <w:pPr>
+        <w:pStyle w:val="Heading1"/>
+      </w:pPr>
+      <w:r>
+        <w:t>16. Finish and return</w:t>
+      </w:r>
+    </w:p>
+    <w:p>
+      <w:r>
+        <w:t>Close your notes. Explain this goal in your own words: Trace how starting values affect a fixed training budget</w:t>
+      </w:r>
+    </w:p>
+    <w:p>
+      <w:pPr>
+        <w:pStyle w:val="Heading3"/>
+      </w:pPr>
+      <w:r>
+        <w:t>My deciding step, evidence and one remaining question</w:t>
+      </w:r>
+    </w:p>
+    <w:p>
+      <w:r>
+        <w:t>________________________________________________________________</w:t>
+      </w:r>
+    </w:p>
+    <w:p>
+      <w:r>
+        <w:t>________________________________________________________________</w:t>
+      </w:r>
+    </w:p>
+    <w:p>
+      <w:r>
+        <w:t>________________________________________________________________</w:t>
+      </w:r>
+    </w:p>
+    <w:p>
+      <w:r>
+        <w:t>________________________________________________________________</w:t>
+      </w:r>
+    </w:p>
+    <w:p>
+      <w:r>
+        <w:t>________________________________________________________________</w:t>
+      </w:r>
+    </w:p>
+    <w:p>
+      <w:r>
+        <w:t>If you are unsure, return to the worked picture and explain one arrow. If you are ready, change an input or assumption and justify your prediction.</w:t>
+      </w:r>
+    </w:p>
+    <w:p>
+      <w:r>
+        <w:t>Save your workbook evidence. At the next review, try a different case before opening your old answer.</w:t>
+      </w:r>
+    </w:p>
     <w:sectPr>
       <w:pgSz w:w="12240" w:h="15840"/>
       <w:pgMar w:top="936" w:right="1008" w:bottom="936" w:left="1008" w:header="720" w:footer="720" w:gutter="0"/>

--- a/downloads/student/ai-5-week-17.docx
+++ b/downloads/student/ai-5-week-17.docx
@@ -2410,6 +2410,215 @@
         <w:t>Save your workbook evidence. At the next review, try a different case before opening your old answer.</w:t>
       </w:r>
     </w:p>
+    <w:p>
+      <w:pPr>
+        <w:pStyle w:val="Heading1"/>
+      </w:pPr>
+      <w:r>
+        <w:t>17. Supported practice, repair and portfolio</w:t>
+      </w:r>
+    </w:p>
+    <w:p>
+      <w:r>
+        <w:t>Use this supported practice once, in the browser or on paper. Keep the reserved independent assessment for a separate first attempt before teacher feedback.</w:t>
+      </w:r>
+    </w:p>
+    <w:p>
+      <w:r>
+        <w:t>Reproduce two training traces by saving their distinct initial values.</w:t>
+      </w:r>
+    </w:p>
+    <w:p>
+      <w:pPr>
+        <w:pStyle w:val="Heading3"/>
+      </w:pPr>
+      <w:r>
+        <w:t>Practice 1: explain the deciding evidence</w:t>
+      </w:r>
+    </w:p>
+    <w:p>
+      <w:r>
+        <w:t>Which labelled step matches this detail? Save initial values, rate, objective and update count; the same final loss hides different parameter paths.</w:t>
+      </w:r>
+    </w:p>
+    <w:p>
+      <w:r>
+        <w:t>1. Record experiment</w:t>
+      </w:r>
+    </w:p>
+    <w:p>
+      <w:r>
+        <w:t>2. Start from 0</w:t>
+      </w:r>
+    </w:p>
+    <w:p>
+      <w:r>
+        <w:t>3. Start from 4</w:t>
+      </w:r>
+    </w:p>
+    <w:p>
+      <w:pPr>
+        <w:pStyle w:val="Heading3"/>
+      </w:pPr>
+      <w:r>
+        <w:t>My selected conclusion, deciding fact and explanation</w:t>
+      </w:r>
+    </w:p>
+    <w:p>
+      <w:r>
+        <w:t>________________________________________________________________</w:t>
+      </w:r>
+    </w:p>
+    <w:p>
+      <w:r>
+        <w:t>________________________________________________________________</w:t>
+      </w:r>
+    </w:p>
+    <w:p>
+      <w:r>
+        <w:t>________________________________________________________________</w:t>
+      </w:r>
+    </w:p>
+    <w:p>
+      <w:r>
+        <w:t>________________________________________________________________</w:t>
+      </w:r>
+    </w:p>
+    <w:p>
+      <w:r>
+        <w:t>________________________________________________________________</w:t>
+      </w:r>
+    </w:p>
+    <w:p>
+      <w:r>
+        <w:t>Hint if needed: Read the steps in the pictorial case. Match the supplied detail to the stage that performs or records it.</w:t>
+      </w:r>
+    </w:p>
+    <w:p>
+      <w:r>
+        <w:t>After your attempt, compare with the supported explanation: Record experiment Save initial values, rate, objective and update count; the same final loss hides different parameter paths. Initialisation supplies the parameter values before learning begins. The same update rule can follow different paths from different starts. Here the two paths end on opposite sides of two and have equal squared distance, so equal loss does not imply equal parameters. Save initial values and settings to reproduce this arithmetic, as well as the final result.</w:t>
+      </w:r>
+    </w:p>
+    <w:p>
+      <w:pPr>
+        <w:pStyle w:val="Heading3"/>
+      </w:pPr>
+      <w:r>
+        <w:t>Practice 2: explain the deciding evidence</w:t>
+      </w:r>
+    </w:p>
+    <w:p>
+      <w:r>
+        <w:t>Changed-case practice: Repeat the a = 0 run with identical arithmetic and settings. Which conclusion is supported by the supplied facts?</w:t>
+      </w:r>
+    </w:p>
+    <w:p>
+      <w:r>
+        <w:t>1. This one example guarantees correct results for every future input.</w:t>
+      </w:r>
+    </w:p>
+    <w:p>
+      <w:r>
+        <w:t>2. We can decide the result without examining the changed input or the procedure.</w:t>
+      </w:r>
+    </w:p>
+    <w:p>
+      <w:r>
+        <w:t>3. It again reaches1 then 1.5 in this deterministic toy calculation.</w:t>
+      </w:r>
+    </w:p>
+    <w:p>
+      <w:pPr>
+        <w:pStyle w:val="Heading3"/>
+      </w:pPr>
+      <w:r>
+        <w:t>My selected conclusion, deciding fact and explanation</w:t>
+      </w:r>
+    </w:p>
+    <w:p>
+      <w:r>
+        <w:t>________________________________________________________________</w:t>
+      </w:r>
+    </w:p>
+    <w:p>
+      <w:r>
+        <w:t>________________________________________________________________</w:t>
+      </w:r>
+    </w:p>
+    <w:p>
+      <w:r>
+        <w:t>________________________________________________________________</w:t>
+      </w:r>
+    </w:p>
+    <w:p>
+      <w:r>
+        <w:t>________________________________________________________________</w:t>
+      </w:r>
+    </w:p>
+    <w:p>
+      <w:r>
+        <w:t>________________________________________________________________</w:t>
+      </w:r>
+    </w:p>
+    <w:p>
+      <w:r>
+        <w:t>Hint if needed: Use the changed condition and the deciding step in the pictorial trace. The answer must say what follows from those facts.</w:t>
+      </w:r>
+    </w:p>
+    <w:p>
+      <w:r>
+        <w:t>After your attempt, compare with the supported explanation: It again reaches1 then 1.5 in this deterministic toy calculation. Identical initial state and update rules determine the same arithmetic trace.</w:t>
+      </w:r>
+    </w:p>
+    <w:p>
+      <w:pPr>
+        <w:pStyle w:val="Heading3"/>
+      </w:pPr>
+      <w:r>
+        <w:t>Repair a missing building block</w:t>
+      </w:r>
+    </w:p>
+    <w:p>
+      <w:r>
+        <w:t>Review Regularisation and early stopping (ai-5/16). Goal: Separate a weight penalty from prediction error. Short practice: Why should the penalty value not be reported as validation error? Point to the relevant step in the picture, then write the changed result and the rule or evidence that supports it.. Return to this week and explain what you changed.</w:t>
+      </w:r>
+    </w:p>
+    <w:p>
+      <w:r>
+        <w:t>Review Learning rate experiments (ai-5/14). Goal: Run a controlled comparison of learning rates. Short practice: What should a fair rate comparison hold fixed? Point to the relevant step in the picture, then write the changed result and the rule or evidence that supports it.. Return to this week and explain what you changed.</w:t>
+      </w:r>
+    </w:p>
+    <w:p>
+      <w:r>
+        <w:t>Review Updating parameters (ai-5/11). Goal: Apply a learning rate to an ordered gradient. Short practice: Why must new loss be recomputed rather than assumed smaller? Point to the relevant step in the picture, then write the changed result and the rule or evidence that supports it.. Return to this week and explain what you changed.</w:t>
+      </w:r>
+    </w:p>
+    <w:p>
+      <w:pPr>
+        <w:pStyle w:val="Heading3"/>
+      </w:pPr>
+      <w:r>
+        <w:t>Predict, run and debug</w:t>
+      </w:r>
+    </w:p>
+    <w:p>
+      <w:r>
+        <w:t>The browser lab lets you edit the supported Python examples already included in this lesson. Predict first, run, inspect the actual output or error, change one input, then run again. Keep code, predictions, actual results and a reasoned revision together. On paper, label your result as a trace rather than an execution.</w:t>
+      </w:r>
+    </w:p>
+    <w:p>
+      <w:pPr>
+        <w:pStyle w:val="Heading3"/>
+      </w:pPr>
+      <w:r>
+        <w:t>Keep your completed work</w:t>
+      </w:r>
+    </w:p>
+    <w:p>
+      <w:r>
+        <w:t>Use Download completed work in the hosted lesson to export your answers, reflections, practice feedback and code-run evidence. Open the HTML copy to read or print it. Drafts stay in this browser when storage is available; clear drafts on a shared device.</w:t>
+      </w:r>
+    </w:p>
     <w:sectPr>
       <w:pgSz w:w="12240" w:h="15840"/>
       <w:pgMar w:top="936" w:right="1008" w:bottom="936" w:left="1008" w:header="720" w:footer="720" w:gutter="0"/>

--- a/downloads/student/ai-5-week-17.docx
+++ b/downloads/student/ai-5-week-17.docx
@@ -42,6 +42,11 @@
       </w:r>
     </w:p>
     <w:p>
+      <w:r>
+        <w:t>Start with the target: Trace how starting values affect a fixed training budget. Try the recall before opening notes.</w:t>
+      </w:r>
+    </w:p>
+    <w:p>
       <w:pPr>
         <w:pStyle w:val="Heading3"/>
       </w:pPr>
@@ -50,17 +55,59 @@
       </w:r>
     </w:p>
     <w:p>
-      <w:r>
-        <w:t>I can trace how starting values affect a fixed training budget.</w:t>
-      </w:r>
-    </w:p>
-    <w:p>
-      <w:r>
-        <w:t>I can explain a simple hidden-unit symmetry.</w:t>
-      </w:r>
-    </w:p>
-    <w:p>
-      <w:r>
+      <w:pPr>
+        <w:spacing w:line="336" w:lineRule="auto" w:after="180"/>
+      </w:pPr>
+      <w:r>
+        <w:rPr>
+          <w:b w:val="0"/>
+        </w:rPr>
+        <w:t xml:space="preserve">I can trace how starting values affect a fixed </w:t>
+      </w:r>
+      <w:r>
+        <w:rPr>
+          <w:b/>
+        </w:rPr>
+        <w:t>training</w:t>
+      </w:r>
+      <w:r>
+        <w:rPr>
+          <w:b w:val="0"/>
+        </w:rPr>
+        <w:t xml:space="preserve"> budget.</w:t>
+      </w:r>
+    </w:p>
+    <w:p>
+      <w:pPr>
+        <w:spacing w:line="336" w:lineRule="auto" w:after="180"/>
+      </w:pPr>
+      <w:r>
+        <w:rPr>
+          <w:b w:val="0"/>
+        </w:rPr>
+        <w:t xml:space="preserve">I can explain a simple hidden-unit </w:t>
+      </w:r>
+      <w:r>
+        <w:rPr>
+          <w:b/>
+        </w:rPr>
+        <w:t>symmetry</w:t>
+      </w:r>
+      <w:r>
+        <w:rPr>
+          <w:b w:val="0"/>
+        </w:rPr>
+        <w:t>.</w:t>
+      </w:r>
+    </w:p>
+    <w:p>
+      <w:pPr>
+        <w:spacing w:line="336" w:lineRule="auto" w:after="180"/>
+      </w:pPr>
+      <w:r>
+        <w:rPr>
+          <w:b w:val="0"/>
+        </w:rPr>
         <w:t>I can record enough information to replay and audit a classroom experiment.</w:t>
       </w:r>
     </w:p>
@@ -73,47 +120,131 @@
       </w:r>
     </w:p>
     <w:p>
-      <w:r>
+      <w:pPr>
+        <w:spacing w:line="336" w:lineRule="auto" w:after="180"/>
+      </w:pPr>
+      <w:r>
+        <w:rPr>
+          <w:b w:val="0"/>
+        </w:rPr>
         <w:t>Close your notes first. A rough first answer helps us choose the right starting point; it is not a score for your ability.</w:t>
       </w:r>
     </w:p>
     <w:p>
-      <w:r>
+      <w:pPr>
+        <w:spacing w:line="336" w:lineRule="auto" w:after="180"/>
+      </w:pPr>
+      <w:r>
+        <w:rPr>
+          <w:b w:val="0"/>
+        </w:rPr>
         <w:t>Without opening the old lesson, explain one key idea from Regularisation and early stopping. Give an example and a mistake that the idea helps you avoid.</w:t>
       </w:r>
     </w:p>
     <w:p>
-      <w:r>
+      <w:pPr>
+        <w:spacing w:line="336" w:lineRule="auto" w:after="180"/>
+      </w:pPr>
+      <w:r>
+        <w:rPr>
+          <w:b w:val="0"/>
+        </w:rPr>
         <w:t>Without opening the old lesson, explain one key idea from Learning rate experiments. Give an example and a mistake that the idea helps you avoid.</w:t>
       </w:r>
     </w:p>
     <w:p>
-      <w:r>
+      <w:pPr>
+        <w:spacing w:line="336" w:lineRule="auto" w:after="180"/>
+      </w:pPr>
+      <w:r>
+        <w:rPr>
+          <w:b w:val="0"/>
+        </w:rPr>
         <w:t>Without opening the old lesson, explain one key idea from Updating parameters. Give an example and a mistake that the idea helps you avoid.</w:t>
       </w:r>
     </w:p>
     <w:p>
-      <w:r>
-        <w:t>After trying, check the relevant lesson or ask your teacher. Change the part of your explanation that the evidence shows was wrong.</w:t>
-      </w:r>
-    </w:p>
-    <w:p>
-      <w:r>
+      <w:pPr>
+        <w:spacing w:line="336" w:lineRule="auto" w:after="180"/>
+      </w:pPr>
+      <w:r>
+        <w:rPr>
+          <w:b w:val="0"/>
+        </w:rPr>
+        <w:t xml:space="preserve">After trying, check the relevant lesson or ask your teacher. Change the part of your explanation that the </w:t>
+      </w:r>
+      <w:r>
+        <w:rPr>
+          <w:b/>
+        </w:rPr>
+        <w:t>evidence</w:t>
+      </w:r>
+      <w:r>
+        <w:rPr>
+          <w:b w:val="0"/>
+        </w:rPr>
+        <w:t xml:space="preserve"> shows was wrong.</w:t>
+      </w:r>
+    </w:p>
+    <w:p>
+      <w:pPr>
+        <w:spacing w:line="336" w:lineRule="auto" w:after="180"/>
+      </w:pPr>
+      <w:r>
+        <w:rPr>
+          <w:b w:val="0"/>
+        </w:rPr>
         <w:t>This week you will practise:</w:t>
       </w:r>
     </w:p>
     <w:p>
-      <w:r>
-        <w:t>Trace how starting values affect a fixed training budget</w:t>
-      </w:r>
-    </w:p>
-    <w:p>
-      <w:r>
-        <w:t>Explain a simple hidden-unit symmetry</w:t>
-      </w:r>
-    </w:p>
-    <w:p>
-      <w:r>
+      <w:pPr>
+        <w:spacing w:line="336" w:lineRule="auto" w:after="180"/>
+      </w:pPr>
+      <w:r>
+        <w:rPr>
+          <w:b w:val="0"/>
+        </w:rPr>
+        <w:t xml:space="preserve">Trace how starting values affect a fixed </w:t>
+      </w:r>
+      <w:r>
+        <w:rPr>
+          <w:b/>
+        </w:rPr>
+        <w:t>training</w:t>
+      </w:r>
+      <w:r>
+        <w:rPr>
+          <w:b w:val="0"/>
+        </w:rPr>
+        <w:t xml:space="preserve"> budget</w:t>
+      </w:r>
+    </w:p>
+    <w:p>
+      <w:pPr>
+        <w:spacing w:line="336" w:lineRule="auto" w:after="180"/>
+      </w:pPr>
+      <w:r>
+        <w:rPr>
+          <w:b w:val="0"/>
+        </w:rPr>
+        <w:t xml:space="preserve">Explain a simple hidden-unit </w:t>
+      </w:r>
+      <w:r>
+        <w:rPr>
+          <w:b/>
+        </w:rPr>
+        <w:t>symmetry</w:t>
+      </w:r>
+    </w:p>
+    <w:p>
+      <w:pPr>
+        <w:spacing w:line="336" w:lineRule="auto" w:after="180"/>
+      </w:pPr>
+      <w:r>
+        <w:rPr>
+          <w:b w:val="0"/>
+        </w:rPr>
         <w:t>Record enough information to replay and audit a classroom experiment</w:t>
       </w:r>
     </w:p>
@@ -126,7 +257,14 @@
       </w:r>
     </w:p>
     <w:p>
-      <w:r>
+      <w:pPr>
+        <w:spacing w:line="336" w:lineRule="auto" w:after="180"/>
+        <w:shd w:fill="F5F1FB"/>
+      </w:pPr>
+      <w:r>
+        <w:rPr>
+          <w:b w:val="0"/>
+        </w:rPr>
         <w:t>Why must an early-stopping report identify both the stop epoch and the restored checkpoint?</w:t>
       </w:r>
     </w:p>
@@ -162,8 +300,26 @@
       </w:r>
     </w:p>
     <w:p>
-      <w:r>
-        <w:t>By the end, I can explain initialisation and reproducibility using a traced example and a stated limitation.</w:t>
+      <w:pPr>
+        <w:spacing w:line="336" w:lineRule="auto" w:after="180"/>
+      </w:pPr>
+      <w:r>
+        <w:rPr>
+          <w:b w:val="0"/>
+        </w:rPr>
+        <w:t xml:space="preserve">By the end, I can explain </w:t>
+      </w:r>
+      <w:r>
+        <w:rPr>
+          <w:b/>
+        </w:rPr>
+        <w:t>initialisation</w:t>
+      </w:r>
+      <w:r>
+        <w:rPr>
+          <w:b w:val="0"/>
+        </w:rPr>
+        <w:t xml:space="preserve"> and reproducibility using a traced example and a stated limitation.</w:t>
       </w:r>
     </w:p>
     <w:p>
@@ -176,12 +332,63 @@
     </w:p>
     <w:p>
       <w:r>
-        <w:t>Return to h = ReLU(x), y = vh, training pairs (1, 2) and (2, 4), ordinary MSE and a frozen hidden unit. Only v is trained. Keep full-data updates, learning rate 0.1 and exactly two updates. Compare initial v values 0, 1 and 3. This experiment changes only the start.</w:t>
-      </w:r>
-    </w:p>
-    <w:p>
-      <w:r>
-        <w:t>The gradient is 5(v - 2), so each step gives new v = 0.5v + 1. Signed distance from 2 halves on every update. Different starting distances therefore produce different losses after this finite budget, even though all three runs approach the same minimum if this exact procedure continues.</w:t>
+        <w:t>Investigate the supplied Initialisation and reproducibility case. Separate observations, given facts and assumptions before choosing an explanation.</w:t>
+      </w:r>
+    </w:p>
+    <w:p>
+      <w:pPr>
+        <w:spacing w:line="336" w:lineRule="auto" w:after="180"/>
+      </w:pPr>
+      <w:r>
+        <w:rPr>
+          <w:b w:val="0"/>
+        </w:rPr>
+        <w:t xml:space="preserve">Return to h = ReLU(x), y = vh, </w:t>
+      </w:r>
+      <w:r>
+        <w:rPr>
+          <w:b/>
+        </w:rPr>
+        <w:t>training</w:t>
+      </w:r>
+      <w:r>
+        <w:rPr>
+          <w:b w:val="0"/>
+        </w:rPr>
+        <w:t xml:space="preserve"> pairs (1, 2) and (2, 4), ordinary MSE and a frozen hidden unit. Only v is trained. Keep full-data updates, learning rate 0.1 and exactly two updates. Compare initial v values 0, 1 and 3.</w:t>
+      </w:r>
+    </w:p>
+    <w:p>
+      <w:pPr>
+        <w:spacing w:line="336" w:lineRule="auto" w:after="180"/>
+      </w:pPr>
+      <w:r>
+        <w:rPr>
+          <w:b w:val="0"/>
+        </w:rPr>
+        <w:t>This experiment changes only the start.</w:t>
+      </w:r>
+    </w:p>
+    <w:p>
+      <w:pPr>
+        <w:spacing w:line="336" w:lineRule="auto" w:after="180"/>
+      </w:pPr>
+      <w:r>
+        <w:rPr>
+          <w:b w:val="0"/>
+        </w:rPr>
+        <w:t>The gradient is 5(v - 2), so each step gives new v = 0.5v + 1. Signed distance from 2 halves on every update.</w:t>
+      </w:r>
+    </w:p>
+    <w:p>
+      <w:pPr>
+        <w:spacing w:line="336" w:lineRule="auto" w:after="180"/>
+      </w:pPr>
+      <w:r>
+        <w:rPr>
+          <w:b w:val="0"/>
+        </w:rPr>
+        <w:t>Different starting distances therefore produce different losses after this finite budget, even though all three runs approach the same minimum if this exact procedure continues.</w:t>
       </w:r>
     </w:p>
     <w:tbl>
@@ -369,8 +576,25 @@
       </w:tr>
     </w:tbl>
     <w:p>
-      <w:r>
-        <w:t>The equal losses for starts 1 and 3 arise because they are equally distant from 2. They do not have equal final parameters. This simple convex example does not show the multiple solutions or inactive units that can occur in larger networks.</w:t>
+      <w:pPr>
+        <w:spacing w:line="336" w:lineRule="auto" w:after="180"/>
+      </w:pPr>
+      <w:r>
+        <w:rPr>
+          <w:b w:val="0"/>
+        </w:rPr>
+        <w:t>The equal losses for starts 1 and 3 arise because they are equally distant from 2. They do not have equal final parameters.</w:t>
+      </w:r>
+    </w:p>
+    <w:p>
+      <w:pPr>
+        <w:spacing w:line="336" w:lineRule="auto" w:after="180"/>
+      </w:pPr>
+      <w:r>
+        <w:rPr>
+          <w:b w:val="0"/>
+        </w:rPr>
+        <w:t>This simple convex example does not show the multiple solutions or inactive units that can occur in larger networks.</w:t>
       </w:r>
     </w:p>
     <w:p>
@@ -406,7 +630,41 @@
     </w:p>
     <w:p>
       <w:r>
-        <w:t>A pseudorandom generator produces a sequence determined by its state. In the same Python setup, recreating a local generator with the same seed and making the same calls reproduces the sequence below. Saving the generated values also removes ambiguity about which draw became which parameter.</w:t>
+        <w:t>Follow the mechanism for Initialisation and reproducibility. Connect each labelled input, deciding step and result.</w:t>
+      </w:r>
+    </w:p>
+    <w:p>
+      <w:pPr>
+        <w:spacing w:line="336" w:lineRule="auto" w:after="180"/>
+      </w:pPr>
+      <w:r>
+        <w:rPr>
+          <w:b w:val="0"/>
+        </w:rPr>
+        <w:t xml:space="preserve">A pseudorandom generator produces a sequence determined by its state. In the same Python setup, recreating a local generator with the same </w:t>
+      </w:r>
+      <w:r>
+        <w:rPr>
+          <w:b/>
+        </w:rPr>
+        <w:t>seed</w:t>
+      </w:r>
+      <w:r>
+        <w:rPr>
+          <w:b w:val="0"/>
+        </w:rPr>
+        <w:t xml:space="preserve"> and making the same calls reproduces the sequence below.</w:t>
+      </w:r>
+    </w:p>
+    <w:p>
+      <w:pPr>
+        <w:spacing w:line="336" w:lineRule="auto" w:after="180"/>
+      </w:pPr>
+      <w:r>
+        <w:rPr>
+          <w:b w:val="0"/>
+        </w:rPr>
+        <w:t>Saving the generated values also removes ambiguity about which draw became which parameter.</w:t>
       </w:r>
     </w:p>
     <w:p>
@@ -452,8 +710,73 @@
       </w:r>
     </w:p>
     <w:p>
-      <w:r>
-        <w:t>The four random numbers illustrate a saved initialisation sequence; they are not used in the three separate scalar training runs. The range [-1, 1] is a classroom choice, not a general recommendation for network initialisation. An extra random draw before assigning weights shifts which value is used, even if the seed stays the same.</w:t>
+      <w:pPr>
+        <w:spacing w:line="336" w:lineRule="auto" w:after="180"/>
+      </w:pPr>
+      <w:r>
+        <w:rPr>
+          <w:b w:val="0"/>
+        </w:rPr>
+        <w:t xml:space="preserve">The four random numbers illustrate a saved </w:t>
+      </w:r>
+      <w:r>
+        <w:rPr>
+          <w:b/>
+        </w:rPr>
+        <w:t>initialisation</w:t>
+      </w:r>
+      <w:r>
+        <w:rPr>
+          <w:b w:val="0"/>
+        </w:rPr>
+        <w:t xml:space="preserve"> sequence; they are not used in the three separate scalar </w:t>
+      </w:r>
+      <w:r>
+        <w:rPr>
+          <w:b/>
+        </w:rPr>
+        <w:t>training</w:t>
+      </w:r>
+      <w:r>
+        <w:rPr>
+          <w:b w:val="0"/>
+        </w:rPr>
+        <w:t xml:space="preserve"> runs.</w:t>
+      </w:r>
+    </w:p>
+    <w:p>
+      <w:pPr>
+        <w:spacing w:line="336" w:lineRule="auto" w:after="180"/>
+      </w:pPr>
+      <w:r>
+        <w:rPr>
+          <w:b w:val="0"/>
+        </w:rPr>
+        <w:t xml:space="preserve">The range [-1, 1] is a classroom choice, not a general recommendation for network </w:t>
+      </w:r>
+      <w:r>
+        <w:rPr>
+          <w:b/>
+        </w:rPr>
+        <w:t>initialisation</w:t>
+      </w:r>
+      <w:r>
+        <w:rPr>
+          <w:b w:val="0"/>
+        </w:rPr>
+        <w:t xml:space="preserve">. An extra random draw before assigning weights shifts which value is used, even if the </w:t>
+      </w:r>
+      <w:r>
+        <w:rPr>
+          <w:b/>
+        </w:rPr>
+        <w:t>seed</w:t>
+      </w:r>
+      <w:r>
+        <w:rPr>
+          <w:b w:val="0"/>
+        </w:rPr>
+        <w:t xml:space="preserve"> stays the same.</w:t>
       </w:r>
     </w:p>
     <w:p>
@@ -465,8 +788,26 @@
       </w:r>
     </w:p>
     <w:p>
-      <w:r>
-        <w:t>Point to the input, the deciding step and the result in this week’s visual. Explain the same step in ordinary words. A picture helps when you can say what each part represents.</w:t>
+      <w:pPr>
+        <w:spacing w:line="336" w:lineRule="auto" w:after="180"/>
+      </w:pPr>
+      <w:r>
+        <w:rPr>
+          <w:b w:val="0"/>
+        </w:rPr>
+        <w:t xml:space="preserve">Point to the </w:t>
+      </w:r>
+      <w:r>
+        <w:rPr>
+          <w:b/>
+        </w:rPr>
+        <w:t>input</w:t>
+      </w:r>
+      <w:r>
+        <w:rPr>
+          <w:b w:val="0"/>
+        </w:rPr>
+        <w:t>, the deciding step and the result in this week’s visual. Explain the same step in ordinary words. A picture helps when you can say what each part represents.</w:t>
       </w:r>
     </w:p>
     <w:p>
@@ -478,6 +819,11 @@
       </w:r>
     </w:p>
     <w:p>
+      <w:r>
+        <w:t>Compare the supplied cases for Initialisation and reproducibility. Identify the detail that changes the conclusion.</w:t>
+      </w:r>
+    </w:p>
+    <w:p>
       <w:pPr>
         <w:pStyle w:val="Heading3"/>
       </w:pPr>
@@ -486,8 +832,26 @@
       </w:r>
     </w:p>
     <w:p>
-      <w:r>
-        <w:t>The lesson runs starting at 1 and 3 finish with the same training MSE. Give their final v values and explain the equality without calling the models identical.</w:t>
+      <w:pPr>
+        <w:spacing w:line="336" w:lineRule="auto" w:after="180"/>
+      </w:pPr>
+      <w:r>
+        <w:rPr>
+          <w:b w:val="0"/>
+        </w:rPr>
+        <w:t xml:space="preserve">The lesson runs starting at 1 and 3 finish with the same </w:t>
+      </w:r>
+      <w:r>
+        <w:rPr>
+          <w:b/>
+        </w:rPr>
+        <w:t>training</w:t>
+      </w:r>
+      <w:r>
+        <w:rPr>
+          <w:b w:val="0"/>
+        </w:rPr>
+        <w:t xml:space="preserve"> MSE. Give their final v values and explain the equality without calling the models identical.</w:t>
       </w:r>
     </w:p>
     <w:p>
@@ -532,17 +896,68 @@
       </w:r>
     </w:p>
     <w:p>
-      <w:r>
+      <w:pPr>
+        <w:pStyle w:val="Heading3"/>
+      </w:pPr>
+      <w:r>
+        <w:t>Change one thing</w:t>
+      </w:r>
+    </w:p>
+    <w:p>
+      <w:pPr>
+        <w:spacing w:line="336" w:lineRule="auto" w:after="180"/>
+        <w:shd w:fill="F5F1FB"/>
+      </w:pPr>
+      <w:r>
+        <w:rPr>
+          <w:b w:val="0"/>
+        </w:rPr>
         <w:t>Change: Repeat the a = 0 run with identical arithmetic and settings.</w:t>
       </w:r>
     </w:p>
     <w:p>
-      <w:r>
-        <w:t>Prediction: It again reaches1 then 1.5 in this deterministic toy calculation.</w:t>
-      </w:r>
-    </w:p>
-    <w:p>
-      <w:r>
+      <w:pPr>
+        <w:pStyle w:val="Heading3"/>
+      </w:pPr>
+      <w:r>
+        <w:t>Predicted result</w:t>
+      </w:r>
+    </w:p>
+    <w:p>
+      <w:pPr>
+        <w:spacing w:line="336" w:lineRule="auto" w:after="180"/>
+        <w:shd w:fill="F1F6FC"/>
+      </w:pPr>
+      <w:r>
+        <w:rPr>
+          <w:b/>
+        </w:rPr>
+        <w:t>Prediction</w:t>
+      </w:r>
+      <w:r>
+        <w:rPr>
+          <w:b w:val="0"/>
+        </w:rPr>
+        <w:t>: It again reaches1 then 1.5 in this deterministic toy calculation.</w:t>
+      </w:r>
+    </w:p>
+    <w:p>
+      <w:pPr>
+        <w:pStyle w:val="Heading3"/>
+      </w:pPr>
+      <w:r>
+        <w:t>Why the result follows</w:t>
+      </w:r>
+    </w:p>
+    <w:p>
+      <w:pPr>
+        <w:spacing w:line="336" w:lineRule="auto" w:after="180"/>
+        <w:shd w:fill="F1F6FC"/>
+      </w:pPr>
+      <w:r>
+        <w:rPr>
+          <w:b w:val="0"/>
+        </w:rPr>
         <w:t>Reason: Identical initial state and update rules determine the same arithmetic trace.</w:t>
       </w:r>
     </w:p>
@@ -552,6 +967,11 @@
       </w:pPr>
       <w:r>
         <w:t>05. Words that unlock the idea</w:t>
+      </w:r>
+    </w:p>
+    <w:p>
+      <w:r>
+        <w:t>Use the vocabulary of Initialisation and reproducibility to explain a concrete decision, rather than only memorising definitions.</w:t>
       </w:r>
     </w:p>
     <w:tbl>
@@ -710,6 +1130,11 @@
       </w:r>
     </w:p>
     <w:p>
+      <w:r>
+        <w:t>Follow the worked trace for Initialisation and reproducibility, predict a step, then compare with its explanation.</w:t>
+      </w:r>
+    </w:p>
+    <w:p>
       <w:pPr>
         <w:pStyle w:val="Heading3"/>
       </w:pPr>
@@ -870,7 +1295,13 @@
       </w:r>
     </w:p>
     <w:p>
-      <w:r>
+      <w:pPr>
+        <w:spacing w:line="336" w:lineRule="auto" w:after="180"/>
+      </w:pPr>
+      <w:r>
+        <w:rPr>
+          <w:b w:val="0"/>
+        </w:rPr>
         <w:t>Cover the result before checking it. Say what is given, choose the procedure, and follow one step at a time. Then uncover the result and explain your first mismatch. Ask why a step is allowed, not only what number it produces.</w:t>
       </w:r>
     </w:p>
@@ -883,8 +1314,26 @@
       </w:r>
     </w:p>
     <w:p>
-      <w:r>
-        <w:t>Reproduce two training traces by saving their distinct initial values.</w:t>
+      <w:pPr>
+        <w:spacing w:line="336" w:lineRule="auto" w:after="180"/>
+      </w:pPr>
+      <w:r>
+        <w:rPr>
+          <w:b w:val="0"/>
+        </w:rPr>
+        <w:t xml:space="preserve">Reproduce two </w:t>
+      </w:r>
+      <w:r>
+        <w:rPr>
+          <w:b/>
+        </w:rPr>
+        <w:t>training</w:t>
+      </w:r>
+      <w:r>
+        <w:rPr>
+          <w:b w:val="0"/>
+        </w:rPr>
+        <w:t xml:space="preserve"> traces by saving their distinct initial values.</w:t>
       </w:r>
     </w:p>
     <w:p>
@@ -896,13 +1345,55 @@
       </w:r>
     </w:p>
     <w:p>
-      <w:r>
+      <w:pPr>
+        <w:pStyle w:val="Heading3"/>
+      </w:pPr>
+      <w:r>
+        <w:t>Supplied facts</w:t>
+      </w:r>
+    </w:p>
+    <w:p>
+      <w:pPr>
+        <w:spacing w:line="336" w:lineRule="auto" w:after="180"/>
+        <w:shd w:fill="F1F6FC"/>
+      </w:pPr>
+      <w:r>
+        <w:rPr>
+          <w:b w:val="0"/>
+        </w:rPr>
         <w:t>LossJ(a)=(a-2)²; gradient 2(a-2); rate 0.25; two updates. Restart from a = 0 and separately a = 4.</w:t>
       </w:r>
     </w:p>
     <w:p>
-      <w:r>
-        <w:t>All inputs and outcomes in this worked example are invented classroom data; no real model run is claimed.</w:t>
+      <w:pPr>
+        <w:pStyle w:val="Heading3"/>
+      </w:pPr>
+      <w:r>
+        <w:t>Supplied facts</w:t>
+      </w:r>
+    </w:p>
+    <w:p>
+      <w:pPr>
+        <w:spacing w:line="336" w:lineRule="auto" w:after="180"/>
+        <w:shd w:fill="F1F6FC"/>
+      </w:pPr>
+      <w:r>
+        <w:rPr>
+          <w:b w:val="0"/>
+        </w:rPr>
+        <w:t xml:space="preserve">All </w:t>
+      </w:r>
+      <w:r>
+        <w:rPr>
+          <w:b/>
+        </w:rPr>
+        <w:t>input</w:t>
+      </w:r>
+      <w:r>
+        <w:rPr>
+          <w:b w:val="0"/>
+        </w:rPr>
+        <w:t>s and outcomes in this worked example are invented classroom data; no real model run is claimed.</w:t>
       </w:r>
     </w:p>
     <w:p>
@@ -1065,30 +1556,132 @@
       </w:r>
     </w:p>
     <w:p>
-      <w:r>
-        <w:t>Initialisation supplies the parameter values before learning begins. The same update rule can follow different paths from different starts. Here the two paths end on opposite sides of two and have equal squared distance, so equal loss does not imply equal parameters. Save initial values and settings to reproduce this arithmetic, as well as the final result.</w:t>
-      </w:r>
-    </w:p>
-    <w:p>
       <w:pPr>
         <w:pStyle w:val="Heading3"/>
       </w:pPr>
       <w:r>
+        <w:t>Why the result follows</w:t>
+      </w:r>
+    </w:p>
+    <w:p>
+      <w:pPr>
+        <w:spacing w:line="336" w:lineRule="auto" w:after="180"/>
+        <w:shd w:fill="F1F6FC"/>
+      </w:pPr>
+      <w:r>
+        <w:rPr>
+          <w:b/>
+        </w:rPr>
+        <w:t>Initialisation</w:t>
+      </w:r>
+      <w:r>
+        <w:rPr>
+          <w:b w:val="0"/>
+        </w:rPr>
+        <w:t xml:space="preserve"> supplies the parameter values before learning begins. The same update rule can follow different paths from different starts.</w:t>
+      </w:r>
+    </w:p>
+    <w:p>
+      <w:pPr>
+        <w:spacing w:line="336" w:lineRule="auto" w:after="180"/>
+        <w:shd w:fill="F1F6FC"/>
+      </w:pPr>
+      <w:r>
+        <w:rPr>
+          <w:b w:val="0"/>
+        </w:rPr>
+        <w:t>Here the two paths end on opposite sides of two and have equal squared distance, so equal loss does not imply equal parameters. Save initial values and settings to reproduce this arithmetic, as well as the final result.</w:t>
+      </w:r>
+    </w:p>
+    <w:p>
+      <w:pPr>
+        <w:pStyle w:val="Heading3"/>
+      </w:pPr>
+      <w:r>
         <w:t>What this example does not establish</w:t>
       </w:r>
     </w:p>
     <w:p>
-      <w:r>
-        <w:t>A saved seed alone does not reproduce every software or hardware execution; record environment and nondeterminism too.</w:t>
-      </w:r>
-    </w:p>
-    <w:p>
-      <w:r>
-        <w:t>Read the labelled picture: Does the matching final loss mean the parameter values are equal? Point to the relevant step in the picture, then write the changed result and the rule or evidence that supports it.</w:t>
-      </w:r>
-    </w:p>
-    <w:p>
-      <w:r>
+      <w:pPr>
+        <w:pStyle w:val="Heading3"/>
+      </w:pPr>
+      <w:r>
+        <w:t>Keep the stated limit</w:t>
+      </w:r>
+    </w:p>
+    <w:p>
+      <w:pPr>
+        <w:spacing w:line="336" w:lineRule="auto" w:after="180"/>
+        <w:shd w:fill="FFF5E6"/>
+      </w:pPr>
+      <w:r>
+        <w:rPr>
+          <w:b w:val="0"/>
+        </w:rPr>
+        <w:t xml:space="preserve">A saved </w:t>
+      </w:r>
+      <w:r>
+        <w:rPr>
+          <w:b/>
+        </w:rPr>
+        <w:t>seed</w:t>
+      </w:r>
+      <w:r>
+        <w:rPr>
+          <w:b w:val="0"/>
+        </w:rPr>
+        <w:t xml:space="preserve"> alone does not reproduce every software or hardware execution; record environment and nondeterminism too.</w:t>
+      </w:r>
+    </w:p>
+    <w:p>
+      <w:pPr>
+        <w:pStyle w:val="Heading3"/>
+      </w:pPr>
+      <w:r>
+        <w:t>Keep the stated limit</w:t>
+      </w:r>
+    </w:p>
+    <w:p>
+      <w:pPr>
+        <w:spacing w:line="336" w:lineRule="auto" w:after="180"/>
+        <w:shd w:fill="FFF5E6"/>
+      </w:pPr>
+      <w:r>
+        <w:rPr>
+          <w:b w:val="0"/>
+        </w:rPr>
+        <w:t xml:space="preserve">Read the labelled picture: Does the matching final loss mean the parameter values are equal? Point to the relevant step in the picture, then write the changed result and the rule or </w:t>
+      </w:r>
+      <w:r>
+        <w:rPr>
+          <w:b/>
+        </w:rPr>
+        <w:t>evidence</w:t>
+      </w:r>
+      <w:r>
+        <w:rPr>
+          <w:b w:val="0"/>
+        </w:rPr>
+        <w:t xml:space="preserve"> that supports it.</w:t>
+      </w:r>
+    </w:p>
+    <w:p>
+      <w:pPr>
+        <w:pStyle w:val="Heading3"/>
+      </w:pPr>
+      <w:r>
+        <w:t>Keep the stated limit</w:t>
+      </w:r>
+    </w:p>
+    <w:p>
+      <w:pPr>
+        <w:spacing w:line="336" w:lineRule="auto" w:after="180"/>
+        <w:shd w:fill="FFF5E6"/>
+      </w:pPr>
+      <w:r>
+        <w:rPr>
+          <w:b w:val="0"/>
+        </w:rPr>
         <w:t>Change one thing: Repeat the a = 0 run with identical arithmetic and settings. Predict the result before checking the explanation. What remains the same?</w:t>
       </w:r>
     </w:p>
@@ -1102,17 +1695,7 @@
     </w:p>
     <w:p>
       <w:r>
-        <w:t>For the two-unit example, y = a ReLU(ux) + b ReLU(vx). At x = 1, u = v = a = b = 1, output is 2 and target is 1. Because both ReLUs are in their positive region, changing any one parameter slightly changes y at rate 1. Squared-error gradient is twice residual times that sensitivity, so each gradient is 2. Students can check it with the symmetric numerical probe from Week 10.</w:t>
-      </w:r>
-    </w:p>
-    <w:p>
-      <w:r>
-        <w:t>With identical initial weights, identical data and deterministic symmetric updates, these units remain copies and cannot learn distinct roles through those updates alone. Different hidden weights can break the symmetry. For example, u = 1 and v = -1 give hidden activations [1, 0] at x = 1 and [0, 1] at x = -1. This demonstrates different responses, not a guarantee of successful training.</w:t>
-      </w:r>
-    </w:p>
-    <w:p>
-      <w:r>
-        <w:t>Zero is not always an invalid start: v = 0 worked in our single trained-output-weight model. But setting all four weights to zero in the two-unit product model leaves every single-coordinate loss probe unchanged, because each path still contains a zero factor. Do not generalise the success of one scalar start to every architecture.</w:t>
+        <w:t>Find the unsupported step in the Initialisation and reproducibility claim and explain a repair using the supplied evidence.</w:t>
       </w:r>
     </w:p>
     <w:p>
@@ -1120,12 +1703,187 @@
         <w:pStyle w:val="Heading3"/>
       </w:pPr>
       <w:r>
+        <w:t>Check the claim against the facts</w:t>
+      </w:r>
+    </w:p>
+    <w:p>
+      <w:pPr>
+        <w:spacing w:line="336" w:lineRule="auto" w:after="180"/>
+        <w:shd w:fill="FFF5E6"/>
+      </w:pPr>
+      <w:r>
+        <w:rPr>
+          <w:b w:val="0"/>
+        </w:rPr>
+        <w:t xml:space="preserve">For the two-unit example, y = a ReLU(ux) + b ReLU(vx). At x = 1, u = v = a = b = 1, </w:t>
+      </w:r>
+      <w:r>
+        <w:rPr>
+          <w:b/>
+        </w:rPr>
+        <w:t>output</w:t>
+      </w:r>
+      <w:r>
+        <w:rPr>
+          <w:b w:val="0"/>
+        </w:rPr>
+        <w:t xml:space="preserve"> is 2 and target is 1. Because both ReLUs are in their positive region, changing any one parameter slightly changes y at rate 1.</w:t>
+      </w:r>
+    </w:p>
+    <w:p>
+      <w:pPr>
+        <w:spacing w:line="336" w:lineRule="auto" w:after="180"/>
+        <w:shd w:fill="FFF5E6"/>
+      </w:pPr>
+      <w:r>
+        <w:rPr>
+          <w:b w:val="0"/>
+        </w:rPr>
+        <w:t>Squared-error gradient is twice residual times that sensitivity, so each gradient is 2. Students can check it with the symmetric numerical probe from Week 10.</w:t>
+      </w:r>
+    </w:p>
+    <w:p>
+      <w:pPr>
+        <w:pStyle w:val="Heading3"/>
+      </w:pPr>
+      <w:r>
+        <w:t>Check the claim against the facts</w:t>
+      </w:r>
+    </w:p>
+    <w:p>
+      <w:pPr>
+        <w:spacing w:line="336" w:lineRule="auto" w:after="180"/>
+        <w:shd w:fill="FFF5E6"/>
+      </w:pPr>
+      <w:r>
+        <w:rPr>
+          <w:b w:val="0"/>
+        </w:rPr>
+        <w:t xml:space="preserve">With identical initial weights, identical data and deterministic symmetric updates, these units remain copies and cannot learn distinct roles through those updates alone. Different hidden weights can break the </w:t>
+      </w:r>
+      <w:r>
+        <w:rPr>
+          <w:b/>
+        </w:rPr>
+        <w:t>symmetry</w:t>
+      </w:r>
+      <w:r>
+        <w:rPr>
+          <w:b w:val="0"/>
+        </w:rPr>
+        <w:t>.</w:t>
+      </w:r>
+    </w:p>
+    <w:p>
+      <w:pPr>
+        <w:spacing w:line="336" w:lineRule="auto" w:after="180"/>
+        <w:shd w:fill="FFF5E6"/>
+      </w:pPr>
+      <w:r>
+        <w:rPr>
+          <w:b w:val="0"/>
+        </w:rPr>
+        <w:t xml:space="preserve">For example, u = 1 and v = -1 give hidden activations [1, 0] at x = 1 and [0, 1] at x = -1. This demonstrates different responses, not a guarantee of successful </w:t>
+      </w:r>
+      <w:r>
+        <w:rPr>
+          <w:b/>
+        </w:rPr>
+        <w:t>training</w:t>
+      </w:r>
+      <w:r>
+        <w:rPr>
+          <w:b w:val="0"/>
+        </w:rPr>
+        <w:t>.</w:t>
+      </w:r>
+    </w:p>
+    <w:p>
+      <w:pPr>
+        <w:pStyle w:val="Heading3"/>
+      </w:pPr>
+      <w:r>
+        <w:t>Check the claim against the facts</w:t>
+      </w:r>
+    </w:p>
+    <w:p>
+      <w:pPr>
+        <w:spacing w:line="336" w:lineRule="auto" w:after="180"/>
+        <w:shd w:fill="FFF5E6"/>
+      </w:pPr>
+      <w:r>
+        <w:rPr>
+          <w:b w:val="0"/>
+        </w:rPr>
+        <w:t>Zero is not always an invalid start: v = 0 worked in our single trained-</w:t>
+      </w:r>
+      <w:r>
+        <w:rPr>
+          <w:b/>
+        </w:rPr>
+        <w:t>output</w:t>
+      </w:r>
+      <w:r>
+        <w:rPr>
+          <w:b w:val="0"/>
+        </w:rPr>
+        <w:t>-weight model.</w:t>
+      </w:r>
+    </w:p>
+    <w:p>
+      <w:pPr>
+        <w:spacing w:line="336" w:lineRule="auto" w:after="180"/>
+        <w:shd w:fill="FFF5E6"/>
+      </w:pPr>
+      <w:r>
+        <w:rPr>
+          <w:b w:val="0"/>
+        </w:rPr>
+        <w:t>But setting all four weights to zero in the two-unit product model leaves every single-coordinate loss probe unchanged, because each path still contains a zero factor.</w:t>
+      </w:r>
+    </w:p>
+    <w:p>
+      <w:pPr>
+        <w:spacing w:line="336" w:lineRule="auto" w:after="180"/>
+        <w:shd w:fill="FFF5E6"/>
+      </w:pPr>
+      <w:r>
+        <w:rPr>
+          <w:b w:val="0"/>
+        </w:rPr>
+        <w:t>Do not generalise the success of one scalar start to every architecture.</w:t>
+      </w:r>
+    </w:p>
+    <w:p>
+      <w:pPr>
+        <w:pStyle w:val="Heading3"/>
+      </w:pPr>
+      <w:r>
         <w:t>Locate the earliest unsupported step</w:t>
       </w:r>
     </w:p>
     <w:p>
-      <w:r>
-        <w:t>Both runs use the same seed and generator. Run A assigns the first four draws to its weights. Run B draws a preview number first, then assigns the next four. Must the initial weight arrays match? What should be saved?</w:t>
+      <w:pPr>
+        <w:spacing w:line="336" w:lineRule="auto" w:after="180"/>
+        <w:shd w:fill="F5F1FB"/>
+      </w:pPr>
+      <w:r>
+        <w:rPr>
+          <w:b w:val="0"/>
+        </w:rPr>
+        <w:t xml:space="preserve">Both runs use the same </w:t>
+      </w:r>
+      <w:r>
+        <w:rPr>
+          <w:b/>
+        </w:rPr>
+        <w:t>seed</w:t>
+      </w:r>
+      <w:r>
+        <w:rPr>
+          <w:b w:val="0"/>
+        </w:rPr>
+        <w:t xml:space="preserve"> and generator. Run A assigns the first four draws to its weights. Run B draws a preview number first, then assigns the next four. Must the initial weight arrays match? What should be saved?</w:t>
       </w:r>
     </w:p>
     <w:p>
@@ -1176,7 +1934,30 @@
     </w:p>
     <w:p>
       <w:r>
-        <w:t>For the scalar lesson model, start v = -2 and apply two updates at rate 0.1. Give all three v values and the final training MSE.</w:t>
+        <w:t>Practise Initialisation and reproducibility with support, then explain the deciding step in your own words.</w:t>
+      </w:r>
+    </w:p>
+    <w:p>
+      <w:pPr>
+        <w:spacing w:line="336" w:lineRule="auto" w:after="180"/>
+      </w:pPr>
+      <w:r>
+        <w:rPr>
+          <w:b w:val="0"/>
+        </w:rPr>
+        <w:t xml:space="preserve">For the scalar lesson model, start v = -2 and apply two updates at rate 0.1. Give all three v values and the final </w:t>
+      </w:r>
+      <w:r>
+        <w:rPr>
+          <w:b/>
+        </w:rPr>
+        <w:t>training</w:t>
+      </w:r>
+      <w:r>
+        <w:rPr>
+          <w:b w:val="0"/>
+        </w:rPr>
+        <w:t xml:space="preserve"> MSE.</w:t>
       </w:r>
     </w:p>
     <w:p>
@@ -1244,8 +2025,38 @@
       </w:r>
     </w:p>
     <w:p>
-      <w:r>
-        <w:t>Use workbook W2 for the connected example “Initialisation and reproducibility”. First fill the input and rule boxes. Try the middle steps before asking for a hint. After a hint, try the next step yourself.</w:t>
+      <w:pPr>
+        <w:spacing w:line="336" w:lineRule="auto" w:after="180"/>
+      </w:pPr>
+      <w:r>
+        <w:rPr>
+          <w:b w:val="0"/>
+        </w:rPr>
+        <w:t>Use workbook W2 for the connected example “</w:t>
+      </w:r>
+      <w:r>
+        <w:rPr>
+          <w:b/>
+        </w:rPr>
+        <w:t>Initialisation</w:t>
+      </w:r>
+      <w:r>
+        <w:rPr>
+          <w:b w:val="0"/>
+        </w:rPr>
+        <w:t xml:space="preserve"> and reproducibility”. First fill the </w:t>
+      </w:r>
+      <w:r>
+        <w:rPr>
+          <w:b/>
+        </w:rPr>
+        <w:t>input</w:t>
+      </w:r>
+      <w:r>
+        <w:rPr>
+          <w:b w:val="0"/>
+        </w:rPr>
+        <w:t xml:space="preserve"> and rule boxes. Try the middle steps before asking for a hint. After a hint, try the next step yourself.</w:t>
       </w:r>
     </w:p>
     <w:tbl>
@@ -1328,7 +2139,13 @@
       </w:tr>
     </w:tbl>
     <w:p>
-      <w:r>
+      <w:pPr>
+        <w:spacing w:line="336" w:lineRule="auto" w:after="180"/>
+      </w:pPr>
+      <w:r>
+        <w:rPr>
+          <w:b w:val="0"/>
+        </w:rPr>
         <w:t>Explain your trace to a partner. Your partner points to one step to check. Swap roles on the next case. Each person writes their own explanation.</w:t>
       </w:r>
     </w:p>
@@ -1341,12 +2158,59 @@
       </w:r>
     </w:p>
     <w:p>
-      <w:r>
-        <w:t>Use the worked case for Initialisation and reproducibility. Proposed explanation: “The same seed specifies the entire experiment”. Decide whether this explanation is supported. Point to the step or supplied fact that decides; explain your repair if needed.</w:t>
-      </w:r>
-    </w:p>
-    <w:p>
-      <w:r>
+      <w:pPr>
+        <w:spacing w:line="336" w:lineRule="auto" w:after="180"/>
+      </w:pPr>
+      <w:r>
+        <w:rPr>
+          <w:b w:val="0"/>
+        </w:rPr>
+        <w:t xml:space="preserve">Use the worked case for </w:t>
+      </w:r>
+      <w:r>
+        <w:rPr>
+          <w:b/>
+        </w:rPr>
+        <w:t>Initialisation</w:t>
+      </w:r>
+      <w:r>
+        <w:rPr>
+          <w:b w:val="0"/>
+        </w:rPr>
+        <w:t xml:space="preserve"> and reproducibility. Proposed explanation: “The same </w:t>
+      </w:r>
+      <w:r>
+        <w:rPr>
+          <w:b/>
+        </w:rPr>
+        <w:t>seed</w:t>
+      </w:r>
+      <w:r>
+        <w:rPr>
+          <w:b w:val="0"/>
+        </w:rPr>
+        <w:t xml:space="preserve"> specifies the entire experiment”. Decide whether this explanation is supported.</w:t>
+      </w:r>
+    </w:p>
+    <w:p>
+      <w:pPr>
+        <w:spacing w:line="336" w:lineRule="auto" w:after="180"/>
+      </w:pPr>
+      <w:r>
+        <w:rPr>
+          <w:b w:val="0"/>
+        </w:rPr>
+        <w:t>Point to the step or supplied fact that decides; explain your repair if needed.</w:t>
+      </w:r>
+    </w:p>
+    <w:p>
+      <w:pPr>
+        <w:spacing w:line="336" w:lineRule="auto" w:after="180"/>
+      </w:pPr>
+      <w:r>
+        <w:rPr>
+          <w:b w:val="0"/>
+        </w:rPr>
         <w:t>Answer on your own before discussion. If you are unsure, say which step you need help with.</w:t>
       </w:r>
     </w:p>
@@ -1359,8 +2223,26 @@
       </w:r>
     </w:p>
     <w:p>
-      <w:r>
-        <w:t>Does the matching final loss mean the parameter values are equal? Point to the relevant step in the picture, then write the changed result and the rule or evidence that supports it.</w:t>
+      <w:pPr>
+        <w:spacing w:line="336" w:lineRule="auto" w:after="180"/>
+      </w:pPr>
+      <w:r>
+        <w:rPr>
+          <w:b w:val="0"/>
+        </w:rPr>
+        <w:t xml:space="preserve">Does the matching final loss mean the parameter values are equal? Point to the relevant step in the picture, then write the changed result and the rule or </w:t>
+      </w:r>
+      <w:r>
+        <w:rPr>
+          <w:b/>
+        </w:rPr>
+        <w:t>evidence</w:t>
+      </w:r>
+      <w:r>
+        <w:rPr>
+          <w:b w:val="0"/>
+        </w:rPr>
+        <w:t xml:space="preserve"> that supports it.</w:t>
       </w:r>
     </w:p>
     <w:p>
@@ -1392,7 +2274,13 @@
       </w:r>
     </w:p>
     <w:p>
-      <w:r>
+      <w:pPr>
+        <w:spacing w:line="336" w:lineRule="auto" w:after="180"/>
+      </w:pPr>
+      <w:r>
+        <w:rPr>
+          <w:b w:val="0"/>
+        </w:rPr>
         <w:t>This is supported practice. Keep the separately named independent case for an attempt before feedback.</w:t>
       </w:r>
     </w:p>
@@ -1405,6 +2293,11 @@
       </w:r>
     </w:p>
     <w:p>
+      <w:r>
+        <w:t>Investigate Initialisation and reproducibility. Record the prediction, actual observation or labelled paper trace, explanation and next test separately.</w:t>
+      </w:r>
+    </w:p>
+    <w:p>
       <w:pPr>
         <w:pStyle w:val="Heading3"/>
       </w:pPr>
@@ -1413,8 +2306,26 @@
       </w:r>
     </w:p>
     <w:p>
-      <w:r>
-        <w:t>The lesson runs starting at 1 and 3 finish with the same training MSE. Give their final v values and explain the equality without calling the models identical.</w:t>
+      <w:pPr>
+        <w:spacing w:line="336" w:lineRule="auto" w:after="180"/>
+      </w:pPr>
+      <w:r>
+        <w:rPr>
+          <w:b w:val="0"/>
+        </w:rPr>
+        <w:t xml:space="preserve">The lesson runs starting at 1 and 3 finish with the same </w:t>
+      </w:r>
+      <w:r>
+        <w:rPr>
+          <w:b/>
+        </w:rPr>
+        <w:t>training</w:t>
+      </w:r>
+      <w:r>
+        <w:rPr>
+          <w:b w:val="0"/>
+        </w:rPr>
+        <w:t xml:space="preserve"> MSE. Give their final v values and explain the equality without calling the models identical.</w:t>
       </w:r>
     </w:p>
     <w:p>
@@ -1596,7 +2507,13 @@
       </w:tr>
     </w:tbl>
     <w:p>
-      <w:r>
+      <w:pPr>
+        <w:spacing w:line="336" w:lineRule="auto" w:after="180"/>
+      </w:pPr>
+      <w:r>
+        <w:rPr>
+          <w:b w:val="0"/>
+        </w:rPr>
         <w:t>On paper, trace the supplied procedure. If code is provided, predict before running it in a local practice file. Never write an expected answer as though it were an observed run.</w:t>
       </w:r>
     </w:p>
@@ -1609,7 +2526,13 @@
       </w:r>
     </w:p>
     <w:p>
-      <w:r>
+      <w:pPr>
+        <w:spacing w:line="336" w:lineRule="auto" w:after="180"/>
+      </w:pPr>
+      <w:r>
+        <w:rPr>
+          <w:b w:val="0"/>
+        </w:rPr>
         <w:t>Before trying: what do I expect, and why? While trying: which step could first go wrong? Afterwards: what did I actually observe, and what should change? Keep “not run” if you only traced the procedure.</w:t>
       </w:r>
     </w:p>
@@ -1622,6 +2545,11 @@
       </w:r>
     </w:p>
     <w:p>
+      <w:r>
+        <w:t>Move from recall to tracing, diagnosis and transfer in Initialisation and reproducibility. Explain why each step is justified.</w:t>
+      </w:r>
+    </w:p>
+    <w:p>
       <w:pPr>
         <w:pStyle w:val="Heading3"/>
       </w:pPr>
@@ -1630,18 +2558,73 @@
       </w:r>
     </w:p>
     <w:p>
-      <w:r>
-        <w:t>For the scalar lesson model, start v = -2 and apply two updates at rate 0.1. Give all three v values and the final training MSE.</w:t>
-      </w:r>
-    </w:p>
-    <w:p>
-      <w:r>
-        <w:t>Both runs use the same seed and generator. Run A assigns the first four draws to its weights. Run B draws a preview number first, then assigns the next four. Must the initial weight arrays match? What should be saved?</w:t>
-      </w:r>
-    </w:p>
-    <w:p>
-      <w:r>
-        <w:t>A forward-pass program returns the same wrong answer every run with a fixed seed. Has repeatability verified the implementation? Name two stronger checks.</w:t>
+      <w:pPr>
+        <w:spacing w:line="336" w:lineRule="auto" w:after="180"/>
+      </w:pPr>
+      <w:r>
+        <w:rPr>
+          <w:b w:val="0"/>
+        </w:rPr>
+        <w:t xml:space="preserve">For the scalar lesson model, start v = -2 and apply two updates at rate 0.1. Give all three v values and the final </w:t>
+      </w:r>
+      <w:r>
+        <w:rPr>
+          <w:b/>
+        </w:rPr>
+        <w:t>training</w:t>
+      </w:r>
+      <w:r>
+        <w:rPr>
+          <w:b w:val="0"/>
+        </w:rPr>
+        <w:t xml:space="preserve"> MSE.</w:t>
+      </w:r>
+    </w:p>
+    <w:p>
+      <w:pPr>
+        <w:spacing w:line="336" w:lineRule="auto" w:after="180"/>
+        <w:shd w:fill="F5F1FB"/>
+      </w:pPr>
+      <w:r>
+        <w:rPr>
+          <w:b w:val="0"/>
+        </w:rPr>
+        <w:t xml:space="preserve">Both runs use the same </w:t>
+      </w:r>
+      <w:r>
+        <w:rPr>
+          <w:b/>
+        </w:rPr>
+        <w:t>seed</w:t>
+      </w:r>
+      <w:r>
+        <w:rPr>
+          <w:b w:val="0"/>
+        </w:rPr>
+        <w:t xml:space="preserve"> and generator. Run A assigns the first four draws to its weights. Run B draws a preview number first, then assigns the next four. Must the initial weight arrays match? What should be saved?</w:t>
+      </w:r>
+    </w:p>
+    <w:p>
+      <w:pPr>
+        <w:spacing w:line="336" w:lineRule="auto" w:after="180"/>
+      </w:pPr>
+      <w:r>
+        <w:rPr>
+          <w:b w:val="0"/>
+        </w:rPr>
+        <w:t xml:space="preserve">A forward-pass program returns the same wrong answer every run with a fixed </w:t>
+      </w:r>
+      <w:r>
+        <w:rPr>
+          <w:b/>
+        </w:rPr>
+        <w:t>seed</w:t>
+      </w:r>
+      <w:r>
+        <w:rPr>
+          <w:b w:val="0"/>
+        </w:rPr>
+        <w:t>. Has repeatability verified the implementation? Name two stronger checks.</w:t>
       </w:r>
     </w:p>
     <w:p>
@@ -1687,7 +2670,89 @@
     </w:p>
     <w:p>
       <w:r>
-        <w:t>Add a labelled initialisation and reproducibility evidence sheet to Image-pattern Network Investigation. Show how you can trace how starting values affect a fixed training budget. Use the supplied fictional case and keep its inputs, intermediate steps, calculation or prediction, and limitation. Connect this record to last week’s record; a matching answer without a trace is insufficient.</w:t>
+        <w:t>Apply this week’s idea to Image-pattern Network Investigation. Keep an annotated decision and the evidence supporting it.</w:t>
+      </w:r>
+    </w:p>
+    <w:p>
+      <w:pPr>
+        <w:spacing w:line="336" w:lineRule="auto" w:after="180"/>
+      </w:pPr>
+      <w:r>
+        <w:rPr>
+          <w:b w:val="0"/>
+        </w:rPr>
+        <w:t xml:space="preserve">Add a labelled </w:t>
+      </w:r>
+      <w:r>
+        <w:rPr>
+          <w:b/>
+        </w:rPr>
+        <w:t>initialisation</w:t>
+      </w:r>
+      <w:r>
+        <w:rPr>
+          <w:b w:val="0"/>
+        </w:rPr>
+        <w:t xml:space="preserve"> and reproducibility </w:t>
+      </w:r>
+      <w:r>
+        <w:rPr>
+          <w:b/>
+        </w:rPr>
+        <w:t>evidence</w:t>
+      </w:r>
+      <w:r>
+        <w:rPr>
+          <w:b w:val="0"/>
+        </w:rPr>
+        <w:t xml:space="preserve"> sheet to Image-pattern Network Investigation. Show how you can trace how starting values affect a fixed </w:t>
+      </w:r>
+      <w:r>
+        <w:rPr>
+          <w:b/>
+        </w:rPr>
+        <w:t>training</w:t>
+      </w:r>
+      <w:r>
+        <w:rPr>
+          <w:b w:val="0"/>
+        </w:rPr>
+        <w:t xml:space="preserve"> budget.</w:t>
+      </w:r>
+    </w:p>
+    <w:p>
+      <w:pPr>
+        <w:spacing w:line="336" w:lineRule="auto" w:after="180"/>
+      </w:pPr>
+      <w:r>
+        <w:rPr>
+          <w:b w:val="0"/>
+        </w:rPr>
+        <w:t xml:space="preserve">Use the supplied fictional case and keep its </w:t>
+      </w:r>
+      <w:r>
+        <w:rPr>
+          <w:b/>
+        </w:rPr>
+        <w:t>input</w:t>
+      </w:r>
+      <w:r>
+        <w:rPr>
+          <w:b w:val="0"/>
+        </w:rPr>
+        <w:t xml:space="preserve">s, intermediate steps, calculation or </w:t>
+      </w:r>
+      <w:r>
+        <w:rPr>
+          <w:b/>
+        </w:rPr>
+        <w:t>prediction</w:t>
+      </w:r>
+      <w:r>
+        <w:rPr>
+          <w:b w:val="0"/>
+        </w:rPr>
+        <w:t>, and limitation. Connect this record to last week’s record; a matching answer without a trace is insufficient.</w:t>
       </w:r>
     </w:p>
     <w:tbl>
@@ -1815,8 +2880,37 @@
       </w:r>
     </w:p>
     <w:p>
-      <w:r>
-        <w:t>For your Image-pattern Network Investigation, save the input, procedure, observed result and limitation of this check. Label this worked example as practice; use a different, previously unreviewed case when checking independent understanding.</w:t>
+      <w:pPr>
+        <w:spacing w:line="336" w:lineRule="auto" w:after="180"/>
+      </w:pPr>
+      <w:r>
+        <w:rPr>
+          <w:b w:val="0"/>
+        </w:rPr>
+        <w:t xml:space="preserve">For your Image-pattern Network Investigation, save the </w:t>
+      </w:r>
+      <w:r>
+        <w:rPr>
+          <w:b/>
+        </w:rPr>
+        <w:t>input</w:t>
+      </w:r>
+      <w:r>
+        <w:rPr>
+          <w:b w:val="0"/>
+        </w:rPr>
+        <w:t>, procedure, observed result and limitation of this check.</w:t>
+      </w:r>
+    </w:p>
+    <w:p>
+      <w:pPr>
+        <w:spacing w:line="336" w:lineRule="auto" w:after="180"/>
+      </w:pPr>
+      <w:r>
+        <w:rPr>
+          <w:b w:val="0"/>
+        </w:rPr>
+        <w:t>Label this worked example as practice; use a different, previously unreviewed case when checking independent understanding.</w:t>
       </w:r>
     </w:p>
     <w:p>
@@ -1829,7 +2923,53 @@
     </w:p>
     <w:p>
       <w:r>
-        <w:t>Save actual initial parameters, their order, data and split IDs, preprocessing rules, model formulas, loss convention, learning rate, batch order, update budget, selection policy, code version, software environment and final checkpoint. A seed helps replay one source of randomness; it does not specify all of these choices or guarantee identical results across different numerical environments.</w:t>
+        <w:t>Use a genuinely new case for independent evidence. Previously discussed examples remain practice; use the separately named independent case before feedback.</w:t>
+      </w:r>
+    </w:p>
+    <w:p>
+      <w:pPr>
+        <w:spacing w:line="336" w:lineRule="auto" w:after="180"/>
+      </w:pPr>
+      <w:r>
+        <w:rPr>
+          <w:b w:val="0"/>
+        </w:rPr>
+        <w:t>Save actual initial parameters, their order, data and split IDs, pre</w:t>
+      </w:r>
+      <w:r>
+        <w:rPr>
+          <w:b/>
+        </w:rPr>
+        <w:t>process</w:t>
+      </w:r>
+      <w:r>
+        <w:rPr>
+          <w:b w:val="0"/>
+        </w:rPr>
+        <w:t>ing rules, model formulas, loss convention, learning rate, batch order, update budget, selection policy, code version, software environment and final checkpoint.</w:t>
+      </w:r>
+    </w:p>
+    <w:p>
+      <w:pPr>
+        <w:spacing w:line="336" w:lineRule="auto" w:after="180"/>
+      </w:pPr>
+      <w:r>
+        <w:rPr>
+          <w:b w:val="0"/>
+        </w:rPr>
+        <w:t xml:space="preserve">A </w:t>
+      </w:r>
+      <w:r>
+        <w:rPr>
+          <w:b/>
+        </w:rPr>
+        <w:t>seed</w:t>
+      </w:r>
+      <w:r>
+        <w:rPr>
+          <w:b w:val="0"/>
+        </w:rPr>
+        <w:t xml:space="preserve"> helps replay one source of randomness; it does not specify all of these choices or guarantee identical results across different numerical environments.</w:t>
       </w:r>
     </w:p>
     <w:p>
@@ -1861,13 +3001,48 @@
       </w:r>
     </w:p>
     <w:p>
-      <w:r>
-        <w:t>Repeatability alone cannot prove correctness: a program can repeat the same mistake. Preserve hand-calculated checks as well as logs. When comparing starts, report every planned run instead of selecting a lucky result using final test outcomes. Next week locates shape and gradient errors.</w:t>
-      </w:r>
-    </w:p>
-    <w:p>
-      <w:r>
-        <w:t>A forward-pass program returns the same wrong answer every run with a fixed seed. Has repeatability verified the implementation? Name two stronger checks.</w:t>
+      <w:pPr>
+        <w:spacing w:line="336" w:lineRule="auto" w:after="180"/>
+      </w:pPr>
+      <w:r>
+        <w:rPr>
+          <w:b w:val="0"/>
+        </w:rPr>
+        <w:t>Repeatability alone cannot prove correctness: a program can repeat the same mistake. Preserve hand-calculated checks as well as logs.</w:t>
+      </w:r>
+    </w:p>
+    <w:p>
+      <w:pPr>
+        <w:spacing w:line="336" w:lineRule="auto" w:after="180"/>
+      </w:pPr>
+      <w:r>
+        <w:rPr>
+          <w:b w:val="0"/>
+        </w:rPr>
+        <w:t>When comparing starts, report every planned run instead of selecting a lucky result using final test outcomes. Next week locates shape and gradient errors.</w:t>
+      </w:r>
+    </w:p>
+    <w:p>
+      <w:pPr>
+        <w:spacing w:line="336" w:lineRule="auto" w:after="180"/>
+      </w:pPr>
+      <w:r>
+        <w:rPr>
+          <w:b w:val="0"/>
+        </w:rPr>
+        <w:t xml:space="preserve">A forward-pass program returns the same wrong answer every run with a fixed </w:t>
+      </w:r>
+      <w:r>
+        <w:rPr>
+          <w:b/>
+        </w:rPr>
+        <w:t>seed</w:t>
+      </w:r>
+      <w:r>
+        <w:rPr>
+          <w:b w:val="0"/>
+        </w:rPr>
+        <w:t>. Has repeatability verified the implementation? Name two stronger checks.</w:t>
       </w:r>
     </w:p>
     <w:p>
@@ -1904,6 +3079,11 @@
       </w:pPr>
       <w:r>
         <w:t>13. Study a complete case</w:t>
+      </w:r>
+    </w:p>
+    <w:p>
+      <w:r>
+        <w:t>Revisit the complete Initialisation and reproducibility case for supported practice. Repeated examples do not become fresh assessments.</w:t>
       </w:r>
     </w:p>
     <w:p>
@@ -2039,8 +3219,26 @@
       </w:r>
     </w:p>
     <w:p>
-      <w:r>
-        <w:t>Follow the input through the stated procedure to its result. Cover the result first, predict it, then explain every intermediate step. The text/table accompanies the figure so the example can be read without colour.</w:t>
+      <w:pPr>
+        <w:spacing w:line="336" w:lineRule="auto" w:after="180"/>
+      </w:pPr>
+      <w:r>
+        <w:rPr>
+          <w:b w:val="0"/>
+        </w:rPr>
+        <w:t xml:space="preserve">Follow the </w:t>
+      </w:r>
+      <w:r>
+        <w:rPr>
+          <w:b/>
+        </w:rPr>
+        <w:t>input</w:t>
+      </w:r>
+      <w:r>
+        <w:rPr>
+          <w:b w:val="0"/>
+        </w:rPr>
+        <w:t xml:space="preserve"> through the stated procedure to its result. Cover the result first, predict it, then explain every intermediate step. The text/table accompanies the figure so the example can be read without colour.</w:t>
       </w:r>
     </w:p>
     <w:p>
@@ -2090,6 +3288,11 @@
       </w:r>
     </w:p>
     <w:p>
+      <w:r>
+        <w:t>Attempt the reserved new case before feedback. Record support; the earlier examples below remain additional practice.</w:t>
+      </w:r>
+    </w:p>
+    <w:p>
       <w:pPr>
         <w:pStyle w:val="Heading3"/>
       </w:pPr>
@@ -2098,7 +3301,13 @@
       </w:r>
     </w:p>
     <w:p>
-      <w:r>
+      <w:pPr>
+        <w:spacing w:line="336" w:lineRule="auto" w:after="180"/>
+      </w:pPr>
+      <w:r>
+        <w:rPr>
+          <w:b w:val="0"/>
+        </w:rPr>
         <w:t>Use J(a) = (a - 3) squared, gradient 2(a - 3), rate 0.25 and two updates. Restart from a = 1, then restart from a = 5. Calculate both traces and final losses. Explain what can be concluded about these two runs.</w:t>
       </w:r>
     </w:p>
@@ -2146,7 +3355,13 @@
       </w:r>
     </w:p>
     <w:p>
-      <w:r>
+      <w:pPr>
+        <w:spacing w:line="336" w:lineRule="auto" w:after="180"/>
+      </w:pPr>
+      <w:r>
+        <w:rPr>
+          <w:b w:val="0"/>
+        </w:rPr>
         <w:t>Attempt this case before feedback. Record any help. Earlier examples below are further practice; a case already practised with feedback cannot establish fresh transfer.</w:t>
       </w:r>
     </w:p>
@@ -2159,7 +3374,13 @@
       </w:r>
     </w:p>
     <w:p>
-      <w:r>
+      <w:pPr>
+        <w:spacing w:line="336" w:lineRule="auto" w:after="180"/>
+      </w:pPr>
+      <w:r>
+        <w:rPr>
+          <w:b w:val="0"/>
+        </w:rPr>
         <w:t>Use J(a) = (a - 3) squared, gradient 2(a - 3), rate 0.25 and two updates. Restart from a = 1, then restart from a = 5. Calculate both traces and final losses. Explain what can be concluded about these two runs.</w:t>
       </w:r>
     </w:p>
@@ -2212,7 +3433,13 @@
       </w:r>
     </w:p>
     <w:p>
-      <w:r>
+      <w:pPr>
+        <w:spacing w:line="336" w:lineRule="auto" w:after="180"/>
+      </w:pPr>
+      <w:r>
+        <w:rPr>
+          <w:b w:val="0"/>
+        </w:rPr>
         <w:t>Record support used: none, hint or teacher explanation. After feedback, a different case is needed to demonstrate independence.</w:t>
       </w:r>
     </w:p>
@@ -2225,8 +3452,25 @@
       </w:r>
     </w:p>
     <w:p>
-      <w:r>
-        <w:t>Attempt the independent case before hints. Record whether you worked alone, used a hint or followed a model. After feedback, fix the first unsupported step and explain why it changed. A later check uses a changed case, not a copied answer.</w:t>
+      <w:pPr>
+        <w:spacing w:line="336" w:lineRule="auto" w:after="180"/>
+      </w:pPr>
+      <w:r>
+        <w:rPr>
+          <w:b w:val="0"/>
+        </w:rPr>
+        <w:t>Attempt the independent case before hints. Record whether you worked alone, used a hint or followed a model. After feedback, fix the first unsupported step and explain why it changed.</w:t>
+      </w:r>
+    </w:p>
+    <w:p>
+      <w:pPr>
+        <w:spacing w:line="336" w:lineRule="auto" w:after="180"/>
+      </w:pPr>
+      <w:r>
+        <w:rPr>
+          <w:b w:val="0"/>
+        </w:rPr>
+        <w:t>A later check uses a changed case, not a copied answer.</w:t>
       </w:r>
     </w:p>
     <w:p>
@@ -2239,7 +3483,30 @@
     </w:p>
     <w:p>
       <w:r>
-        <w:t>Start with this question: Reproduce two training traces by saving their distinct initial values.</w:t>
+        <w:t>Use this map to navigate Initialisation and reproducibility, connect the goals to tasks and keep one evidence record for each attempt.</w:t>
+      </w:r>
+    </w:p>
+    <w:p>
+      <w:pPr>
+        <w:spacing w:line="336" w:lineRule="auto" w:after="180"/>
+      </w:pPr>
+      <w:r>
+        <w:rPr>
+          <w:b w:val="0"/>
+        </w:rPr>
+        <w:t xml:space="preserve">Start with this question: Reproduce two </w:t>
+      </w:r>
+      <w:r>
+        <w:rPr>
+          <w:b/>
+        </w:rPr>
+        <w:t>training</w:t>
+      </w:r>
+      <w:r>
+        <w:rPr>
+          <w:b w:val="0"/>
+        </w:rPr>
+        <w:t xml:space="preserve"> traces by saving their distinct initial values.</w:t>
       </w:r>
     </w:p>
     <w:tbl>
@@ -2345,13 +3612,61 @@
       </w:tr>
     </w:tbl>
     <w:p>
-      <w:r>
-        <w:t>Remember → watch and explain → try with help → investigate → try independently → keep project evidence. Your teacher may spread this lesson across several classes.</w:t>
-      </w:r>
-    </w:p>
-    <w:p>
-      <w:r>
-        <w:t>Keep your first prediction. Compare it with what the evidence shows and explain any change.</w:t>
+      <w:pPr>
+        <w:spacing w:line="336" w:lineRule="auto" w:after="180"/>
+      </w:pPr>
+      <w:r>
+        <w:rPr>
+          <w:b w:val="0"/>
+        </w:rPr>
+        <w:t xml:space="preserve">Remember → watch and explain → try with help → investigate → try independently → keep project </w:t>
+      </w:r>
+      <w:r>
+        <w:rPr>
+          <w:b/>
+        </w:rPr>
+        <w:t>evidence</w:t>
+      </w:r>
+      <w:r>
+        <w:rPr>
+          <w:b w:val="0"/>
+        </w:rPr>
+        <w:t>. Your teacher may spread this lesson across several classes.</w:t>
+      </w:r>
+    </w:p>
+    <w:p>
+      <w:pPr>
+        <w:spacing w:line="336" w:lineRule="auto" w:after="180"/>
+      </w:pPr>
+      <w:r>
+        <w:rPr>
+          <w:b w:val="0"/>
+        </w:rPr>
+        <w:t xml:space="preserve">Keep your first </w:t>
+      </w:r>
+      <w:r>
+        <w:rPr>
+          <w:b/>
+        </w:rPr>
+        <w:t>prediction</w:t>
+      </w:r>
+      <w:r>
+        <w:rPr>
+          <w:b w:val="0"/>
+        </w:rPr>
+        <w:t xml:space="preserve">. Compare it with what the </w:t>
+      </w:r>
+      <w:r>
+        <w:rPr>
+          <w:b/>
+        </w:rPr>
+        <w:t>evidence</w:t>
+      </w:r>
+      <w:r>
+        <w:rPr>
+          <w:b w:val="0"/>
+        </w:rPr>
+        <w:t xml:space="preserve"> shows and explain any change.</w:t>
       </w:r>
     </w:p>
     <w:p>
@@ -2364,7 +3679,30 @@
     </w:p>
     <w:p>
       <w:r>
-        <w:t>Close your notes. Explain this goal in your own words: Trace how starting values affect a fixed training budget</w:t>
+        <w:t>Explain Initialisation and reproducibility without notes, identify a remaining question and plan a later check with a changed case.</w:t>
+      </w:r>
+    </w:p>
+    <w:p>
+      <w:pPr>
+        <w:spacing w:line="336" w:lineRule="auto" w:after="180"/>
+      </w:pPr>
+      <w:r>
+        <w:rPr>
+          <w:b w:val="0"/>
+        </w:rPr>
+        <w:t xml:space="preserve">Close your notes. Explain this goal in your own words: Trace how starting values affect a fixed </w:t>
+      </w:r>
+      <w:r>
+        <w:rPr>
+          <w:b/>
+        </w:rPr>
+        <w:t>training</w:t>
+      </w:r>
+      <w:r>
+        <w:rPr>
+          <w:b w:val="0"/>
+        </w:rPr>
+        <w:t xml:space="preserve"> budget</w:t>
       </w:r>
     </w:p>
     <w:p>
@@ -2401,13 +3739,61 @@
       </w:r>
     </w:p>
     <w:p>
-      <w:r>
-        <w:t>If you are unsure, return to the worked picture and explain one arrow. If you are ready, change an input or assumption and justify your prediction.</w:t>
-      </w:r>
-    </w:p>
-    <w:p>
-      <w:r>
-        <w:t>Save your workbook evidence. At the next review, try a different case before opening your old answer.</w:t>
+      <w:pPr>
+        <w:spacing w:line="336" w:lineRule="auto" w:after="180"/>
+      </w:pPr>
+      <w:r>
+        <w:rPr>
+          <w:b w:val="0"/>
+        </w:rPr>
+        <w:t xml:space="preserve">If you are unsure, return to the worked picture and explain one arrow. If you are ready, change an </w:t>
+      </w:r>
+      <w:r>
+        <w:rPr>
+          <w:b/>
+        </w:rPr>
+        <w:t>input</w:t>
+      </w:r>
+      <w:r>
+        <w:rPr>
+          <w:b w:val="0"/>
+        </w:rPr>
+        <w:t xml:space="preserve"> or assumption and justify your </w:t>
+      </w:r>
+      <w:r>
+        <w:rPr>
+          <w:b/>
+        </w:rPr>
+        <w:t>prediction</w:t>
+      </w:r>
+      <w:r>
+        <w:rPr>
+          <w:b w:val="0"/>
+        </w:rPr>
+        <w:t>.</w:t>
+      </w:r>
+    </w:p>
+    <w:p>
+      <w:pPr>
+        <w:spacing w:line="336" w:lineRule="auto" w:after="180"/>
+      </w:pPr>
+      <w:r>
+        <w:rPr>
+          <w:b w:val="0"/>
+        </w:rPr>
+        <w:t xml:space="preserve">Save your workbook </w:t>
+      </w:r>
+      <w:r>
+        <w:rPr>
+          <w:b/>
+        </w:rPr>
+        <w:t>evidence</w:t>
+      </w:r>
+      <w:r>
+        <w:rPr>
+          <w:b w:val="0"/>
+        </w:rPr>
+        <w:t>. At the next review, try a different case before opening your old answer.</w:t>
       </w:r>
     </w:p>
     <w:p>
@@ -2420,12 +3806,41 @@
     </w:p>
     <w:p>
       <w:r>
+        <w:t>Attempt supported questions before using hints or feedback. Review a missing building block, then keep the completed work.</w:t>
+      </w:r>
+    </w:p>
+    <w:p>
+      <w:pPr>
+        <w:spacing w:line="336" w:lineRule="auto" w:after="180"/>
+      </w:pPr>
+      <w:r>
+        <w:rPr>
+          <w:b w:val="0"/>
+        </w:rPr>
         <w:t>Use this supported practice once, in the browser or on paper. Keep the reserved independent assessment for a separate first attempt before teacher feedback.</w:t>
       </w:r>
     </w:p>
     <w:p>
-      <w:r>
-        <w:t>Reproduce two training traces by saving their distinct initial values.</w:t>
+      <w:pPr>
+        <w:spacing w:line="336" w:lineRule="auto" w:after="180"/>
+      </w:pPr>
+      <w:r>
+        <w:rPr>
+          <w:b w:val="0"/>
+        </w:rPr>
+        <w:t xml:space="preserve">Reproduce two </w:t>
+      </w:r>
+      <w:r>
+        <w:rPr>
+          <w:b/>
+        </w:rPr>
+        <w:t>training</w:t>
+      </w:r>
+      <w:r>
+        <w:rPr>
+          <w:b w:val="0"/>
+        </w:rPr>
+        <w:t xml:space="preserve"> traces by saving their distinct initial values.</w:t>
       </w:r>
     </w:p>
     <w:p>
@@ -2437,22 +3852,49 @@
       </w:r>
     </w:p>
     <w:p>
-      <w:r>
+      <w:pPr>
+        <w:spacing w:line="336" w:lineRule="auto" w:after="180"/>
+      </w:pPr>
+      <w:r>
+        <w:rPr>
+          <w:b w:val="0"/>
+        </w:rPr>
         <w:t>Which labelled step matches this detail? Save initial values, rate, objective and update count; the same final loss hides different parameter paths.</w:t>
       </w:r>
     </w:p>
     <w:p>
-      <w:r>
+      <w:pPr>
+        <w:spacing w:line="336" w:lineRule="auto" w:after="180"/>
+        <w:shd w:fill="F4F9FC"/>
+      </w:pPr>
+      <w:r>
+        <w:rPr>
+          <w:b w:val="0"/>
+        </w:rPr>
         <w:t>1. Record experiment</w:t>
       </w:r>
     </w:p>
     <w:p>
-      <w:r>
+      <w:pPr>
+        <w:spacing w:line="336" w:lineRule="auto" w:after="180"/>
+        <w:shd w:fill="F4F9FC"/>
+      </w:pPr>
+      <w:r>
+        <w:rPr>
+          <w:b w:val="0"/>
+        </w:rPr>
         <w:t>2. Start from 0</w:t>
       </w:r>
     </w:p>
     <w:p>
-      <w:r>
+      <w:pPr>
+        <w:spacing w:line="336" w:lineRule="auto" w:after="180"/>
+        <w:shd w:fill="F4F9FC"/>
+      </w:pPr>
+      <w:r>
+        <w:rPr>
+          <w:b w:val="0"/>
+        </w:rPr>
         <w:t>3. Start from 4</w:t>
       </w:r>
     </w:p>
@@ -2490,40 +3932,160 @@
       </w:r>
     </w:p>
     <w:p>
-      <w:r>
+      <w:pPr>
+        <w:pStyle w:val="Heading3"/>
+      </w:pPr>
+      <w:r>
+        <w:t>Hint · try first</w:t>
+      </w:r>
+    </w:p>
+    <w:p>
+      <w:pPr>
+        <w:spacing w:line="336" w:lineRule="auto" w:after="180"/>
+        <w:shd w:fill="F1F6F8"/>
+      </w:pPr>
+      <w:r>
+        <w:rPr>
+          <w:b w:val="0"/>
+        </w:rPr>
         <w:t>Hint if needed: Read the steps in the pictorial case. Match the supplied detail to the stage that performs or records it.</w:t>
       </w:r>
     </w:p>
     <w:p>
-      <w:r>
-        <w:t>After your attempt, compare with the supported explanation: Record experiment Save initial values, rate, objective and update count; the same final loss hides different parameter paths. Initialisation supplies the parameter values before learning begins. The same update rule can follow different paths from different starts. Here the two paths end on opposite sides of two and have equal squared distance, so equal loss does not imply equal parameters. Save initial values and settings to reproduce this arithmetic, as well as the final result.</w:t>
-      </w:r>
-    </w:p>
-    <w:p>
       <w:pPr>
         <w:pStyle w:val="Heading3"/>
       </w:pPr>
       <w:r>
+        <w:t>Feedback · compare after trying</w:t>
+      </w:r>
+    </w:p>
+    <w:p>
+      <w:pPr>
+        <w:spacing w:line="336" w:lineRule="auto" w:after="180"/>
+        <w:shd w:fill="F1F6FC"/>
+      </w:pPr>
+      <w:r>
+        <w:rPr>
+          <w:b w:val="0"/>
+        </w:rPr>
+        <w:t>After your attempt, compare with the supported explanation: Record experiment Save initial values, rate, objective and update count; the same final loss hides different parameter paths.</w:t>
+      </w:r>
+    </w:p>
+    <w:p>
+      <w:pPr>
+        <w:spacing w:line="336" w:lineRule="auto" w:after="180"/>
+        <w:shd w:fill="F1F6FC"/>
+      </w:pPr>
+      <w:r>
+        <w:rPr>
+          <w:b/>
+        </w:rPr>
+        <w:t>Initialisation</w:t>
+      </w:r>
+      <w:r>
+        <w:rPr>
+          <w:b w:val="0"/>
+        </w:rPr>
+        <w:t xml:space="preserve"> supplies the parameter values before learning begins. The same update rule can follow different paths from different starts.</w:t>
+      </w:r>
+    </w:p>
+    <w:p>
+      <w:pPr>
+        <w:spacing w:line="336" w:lineRule="auto" w:after="180"/>
+        <w:shd w:fill="F1F6FC"/>
+      </w:pPr>
+      <w:r>
+        <w:rPr>
+          <w:b w:val="0"/>
+        </w:rPr>
+        <w:t>Here the two paths end on opposite sides of two and have equal squared distance, so equal loss does not imply equal parameters. Save initial values and settings to reproduce this arithmetic, as well as the final result.</w:t>
+      </w:r>
+    </w:p>
+    <w:p>
+      <w:pPr>
+        <w:pStyle w:val="Heading3"/>
+      </w:pPr>
+      <w:r>
         <w:t>Practice 2: explain the deciding evidence</w:t>
       </w:r>
     </w:p>
     <w:p>
-      <w:r>
+      <w:pPr>
+        <w:pStyle w:val="Heading3"/>
+      </w:pPr>
+      <w:r>
+        <w:t>Changed case · predict first</w:t>
+      </w:r>
+    </w:p>
+    <w:p>
+      <w:pPr>
+        <w:spacing w:line="336" w:lineRule="auto" w:after="180"/>
+        <w:shd w:fill="F5F1FB"/>
+      </w:pPr>
+      <w:r>
+        <w:rPr>
+          <w:b w:val="0"/>
+        </w:rPr>
         <w:t>Changed-case practice: Repeat the a = 0 run with identical arithmetic and settings. Which conclusion is supported by the supplied facts?</w:t>
       </w:r>
     </w:p>
     <w:p>
-      <w:r>
-        <w:t>1. This one example guarantees correct results for every future input.</w:t>
-      </w:r>
-    </w:p>
-    <w:p>
-      <w:r>
-        <w:t>2. We can decide the result without examining the changed input or the procedure.</w:t>
-      </w:r>
-    </w:p>
-    <w:p>
-      <w:r>
+      <w:pPr>
+        <w:spacing w:line="336" w:lineRule="auto" w:after="180"/>
+        <w:shd w:fill="F4F9FC"/>
+      </w:pPr>
+      <w:r>
+        <w:rPr>
+          <w:b w:val="0"/>
+        </w:rPr>
+        <w:t xml:space="preserve">1. This one example guarantees correct results for every future </w:t>
+      </w:r>
+      <w:r>
+        <w:rPr>
+          <w:b/>
+        </w:rPr>
+        <w:t>input</w:t>
+      </w:r>
+      <w:r>
+        <w:rPr>
+          <w:b w:val="0"/>
+        </w:rPr>
+        <w:t>.</w:t>
+      </w:r>
+    </w:p>
+    <w:p>
+      <w:pPr>
+        <w:spacing w:line="336" w:lineRule="auto" w:after="180"/>
+        <w:shd w:fill="F4F9FC"/>
+      </w:pPr>
+      <w:r>
+        <w:rPr>
+          <w:b w:val="0"/>
+        </w:rPr>
+        <w:t xml:space="preserve">2. We can decide the result without examining the changed </w:t>
+      </w:r>
+      <w:r>
+        <w:rPr>
+          <w:b/>
+        </w:rPr>
+        <w:t>input</w:t>
+      </w:r>
+      <w:r>
+        <w:rPr>
+          <w:b w:val="0"/>
+        </w:rPr>
+        <w:t xml:space="preserve"> or the procedure.</w:t>
+      </w:r>
+    </w:p>
+    <w:p>
+      <w:pPr>
+        <w:spacing w:line="336" w:lineRule="auto" w:after="180"/>
+        <w:shd w:fill="F4F9FC"/>
+      </w:pPr>
+      <w:r>
+        <w:rPr>
+          <w:b w:val="0"/>
+        </w:rPr>
         <w:t>3. It again reaches1 then 1.5 in this deterministic toy calculation.</w:t>
       </w:r>
     </w:p>
@@ -2561,12 +4123,42 @@
       </w:r>
     </w:p>
     <w:p>
-      <w:r>
+      <w:pPr>
+        <w:pStyle w:val="Heading3"/>
+      </w:pPr>
+      <w:r>
+        <w:t>Hint · try first</w:t>
+      </w:r>
+    </w:p>
+    <w:p>
+      <w:pPr>
+        <w:spacing w:line="336" w:lineRule="auto" w:after="180"/>
+        <w:shd w:fill="F1F6F8"/>
+      </w:pPr>
+      <w:r>
+        <w:rPr>
+          <w:b w:val="0"/>
+        </w:rPr>
         <w:t>Hint if needed: Use the changed condition and the deciding step in the pictorial trace. The answer must say what follows from those facts.</w:t>
       </w:r>
     </w:p>
     <w:p>
-      <w:r>
+      <w:pPr>
+        <w:pStyle w:val="Heading3"/>
+      </w:pPr>
+      <w:r>
+        <w:t>Feedback · compare after trying</w:t>
+      </w:r>
+    </w:p>
+    <w:p>
+      <w:pPr>
+        <w:spacing w:line="336" w:lineRule="auto" w:after="180"/>
+        <w:shd w:fill="F1F6FC"/>
+      </w:pPr>
+      <w:r>
+        <w:rPr>
+          <w:b w:val="0"/>
+        </w:rPr>
         <w:t>After your attempt, compare with the supported explanation: It again reaches1 then 1.5 in this deterministic toy calculation. Identical initial state and update rules determine the same arithmetic trace.</w:t>
       </w:r>
     </w:p>
@@ -2579,18 +4171,117 @@
       </w:r>
     </w:p>
     <w:p>
-      <w:r>
-        <w:t>Review Regularisation and early stopping (ai-5/16). Goal: Separate a weight penalty from prediction error. Short practice: Why should the penalty value not be reported as validation error? Point to the relevant step in the picture, then write the changed result and the rule or evidence that supports it.. Return to this week and explain what you changed.</w:t>
-      </w:r>
-    </w:p>
-    <w:p>
-      <w:r>
-        <w:t>Review Learning rate experiments (ai-5/14). Goal: Run a controlled comparison of learning rates. Short practice: What should a fair rate comparison hold fixed? Point to the relevant step in the picture, then write the changed result and the rule or evidence that supports it.. Return to this week and explain what you changed.</w:t>
-      </w:r>
-    </w:p>
-    <w:p>
-      <w:r>
-        <w:t>Review Updating parameters (ai-5/11). Goal: Apply a learning rate to an ordered gradient. Short practice: Why must new loss be recomputed rather than assumed smaller? Point to the relevant step in the picture, then write the changed result and the rule or evidence that supports it.. Return to this week and explain what you changed.</w:t>
+      <w:pPr>
+        <w:spacing w:line="336" w:lineRule="auto" w:after="180"/>
+      </w:pPr>
+      <w:r>
+        <w:rPr>
+          <w:b w:val="0"/>
+        </w:rPr>
+        <w:t xml:space="preserve">Review Regularisation and early stopping (ai-5/16). Goal: Separate a weight penalty from </w:t>
+      </w:r>
+      <w:r>
+        <w:rPr>
+          <w:b/>
+        </w:rPr>
+        <w:t>prediction</w:t>
+      </w:r>
+      <w:r>
+        <w:rPr>
+          <w:b w:val="0"/>
+        </w:rPr>
+        <w:t xml:space="preserve"> error. Short practice: Why should the penalty value not be reported as validation error?</w:t>
+      </w:r>
+    </w:p>
+    <w:p>
+      <w:pPr>
+        <w:spacing w:line="336" w:lineRule="auto" w:after="180"/>
+      </w:pPr>
+      <w:r>
+        <w:rPr>
+          <w:b w:val="0"/>
+        </w:rPr>
+        <w:t xml:space="preserve">Point to the relevant step in the picture, then write the changed result and the rule or </w:t>
+      </w:r>
+      <w:r>
+        <w:rPr>
+          <w:b/>
+        </w:rPr>
+        <w:t>evidence</w:t>
+      </w:r>
+      <w:r>
+        <w:rPr>
+          <w:b w:val="0"/>
+        </w:rPr>
+        <w:t xml:space="preserve"> that supports it.. Return to this week and explain what you changed.</w:t>
+      </w:r>
+    </w:p>
+    <w:p>
+      <w:pPr>
+        <w:spacing w:line="336" w:lineRule="auto" w:after="180"/>
+      </w:pPr>
+      <w:r>
+        <w:rPr>
+          <w:b w:val="0"/>
+        </w:rPr>
+        <w:t>Review Learning rate experiments (ai-5/14). Goal: Run a controlled comparison of learning rates. Short practice: What should a fair rate comparison hold fixed?</w:t>
+      </w:r>
+    </w:p>
+    <w:p>
+      <w:pPr>
+        <w:spacing w:line="336" w:lineRule="auto" w:after="180"/>
+      </w:pPr>
+      <w:r>
+        <w:rPr>
+          <w:b w:val="0"/>
+        </w:rPr>
+        <w:t xml:space="preserve">Point to the relevant step in the picture, then write the changed result and the rule or </w:t>
+      </w:r>
+      <w:r>
+        <w:rPr>
+          <w:b/>
+        </w:rPr>
+        <w:t>evidence</w:t>
+      </w:r>
+      <w:r>
+        <w:rPr>
+          <w:b w:val="0"/>
+        </w:rPr>
+        <w:t xml:space="preserve"> that supports it.. Return to this week and explain what you changed.</w:t>
+      </w:r>
+    </w:p>
+    <w:p>
+      <w:pPr>
+        <w:spacing w:line="336" w:lineRule="auto" w:after="180"/>
+      </w:pPr>
+      <w:r>
+        <w:rPr>
+          <w:b w:val="0"/>
+        </w:rPr>
+        <w:t>Review Updating parameters (ai-5/11). Goal: Apply a learning rate to an ordered gradient. Short practice: Why must new loss be recomputed rather than assumed smaller?</w:t>
+      </w:r>
+    </w:p>
+    <w:p>
+      <w:pPr>
+        <w:spacing w:line="336" w:lineRule="auto" w:after="180"/>
+      </w:pPr>
+      <w:r>
+        <w:rPr>
+          <w:b w:val="0"/>
+        </w:rPr>
+        <w:t xml:space="preserve">Point to the relevant step in the picture, then write the changed result and the rule or </w:t>
+      </w:r>
+      <w:r>
+        <w:rPr>
+          <w:b/>
+        </w:rPr>
+        <w:t>evidence</w:t>
+      </w:r>
+      <w:r>
+        <w:rPr>
+          <w:b w:val="0"/>
+        </w:rPr>
+        <w:t xml:space="preserve"> that supports it.. Return to this week and explain what you changed.</w:t>
       </w:r>
     </w:p>
     <w:p>
@@ -2602,8 +4293,61 @@
       </w:r>
     </w:p>
     <w:p>
-      <w:r>
-        <w:t>The browser lab lets you edit the supported Python examples already included in this lesson. Predict first, run, inspect the actual output or error, change one input, then run again. Keep code, predictions, actual results and a reasoned revision together. On paper, label your result as a trace rather than an execution.</w:t>
+      <w:pPr>
+        <w:spacing w:line="336" w:lineRule="auto" w:after="180"/>
+      </w:pPr>
+      <w:r>
+        <w:rPr>
+          <w:b w:val="0"/>
+        </w:rPr>
+        <w:t xml:space="preserve">The browser lab lets you edit the supported Python examples already included in this lesson. Predict first, run, inspect the actual </w:t>
+      </w:r>
+      <w:r>
+        <w:rPr>
+          <w:b/>
+        </w:rPr>
+        <w:t>output</w:t>
+      </w:r>
+      <w:r>
+        <w:rPr>
+          <w:b w:val="0"/>
+        </w:rPr>
+        <w:t xml:space="preserve"> or error, change one </w:t>
+      </w:r>
+      <w:r>
+        <w:rPr>
+          <w:b/>
+        </w:rPr>
+        <w:t>input</w:t>
+      </w:r>
+      <w:r>
+        <w:rPr>
+          <w:b w:val="0"/>
+        </w:rPr>
+        <w:t>, then run again.</w:t>
+      </w:r>
+    </w:p>
+    <w:p>
+      <w:pPr>
+        <w:spacing w:line="336" w:lineRule="auto" w:after="180"/>
+      </w:pPr>
+      <w:r>
+        <w:rPr>
+          <w:b w:val="0"/>
+        </w:rPr>
+        <w:t xml:space="preserve">Keep code, </w:t>
+      </w:r>
+      <w:r>
+        <w:rPr>
+          <w:b/>
+        </w:rPr>
+        <w:t>prediction</w:t>
+      </w:r>
+      <w:r>
+        <w:rPr>
+          <w:b w:val="0"/>
+        </w:rPr>
+        <w:t>s, actual results and a reasoned revision together. On paper, label your result as a trace rather than an execution.</w:t>
       </w:r>
     </w:p>
     <w:p>
@@ -2615,8 +4359,620 @@
       </w:r>
     </w:p>
     <w:p>
-      <w:r>
-        <w:t>Use Download completed work in the hosted lesson to export your answers, reflections, practice feedback and code-run evidence. Open the HTML copy to read or print it. Drafts stay in this browser when storage is available; clear drafts on a shared device.</w:t>
+      <w:pPr>
+        <w:spacing w:line="336" w:lineRule="auto" w:after="180"/>
+      </w:pPr>
+      <w:r>
+        <w:rPr>
+          <w:b w:val="0"/>
+        </w:rPr>
+        <w:t xml:space="preserve">Use Download completed work in the hosted lesson to export your answers, reflections, practice feedback and code-run </w:t>
+      </w:r>
+      <w:r>
+        <w:rPr>
+          <w:b/>
+        </w:rPr>
+        <w:t>evidence</w:t>
+      </w:r>
+      <w:r>
+        <w:rPr>
+          <w:b w:val="0"/>
+        </w:rPr>
+        <w:t>. Open the HTML copy to read or print it.</w:t>
+      </w:r>
+    </w:p>
+    <w:p>
+      <w:pPr>
+        <w:spacing w:line="336" w:lineRule="auto" w:after="180"/>
+      </w:pPr>
+      <w:r>
+        <w:rPr>
+          <w:b w:val="0"/>
+        </w:rPr>
+        <w:t>Drafts stay in this browser when storage is available; clear drafts on a shared device.</w:t>
+      </w:r>
+    </w:p>
+    <w:p>
+      <w:pPr>
+        <w:pStyle w:val="Heading1"/>
+      </w:pPr>
+      <w:r>
+        <w:t>18. Visual concept journey</w:t>
+      </w:r>
+    </w:p>
+    <w:p>
+      <w:r>
+        <w:t>Explain each Initialisation and reproducibility graphic using its labels, deciding evidence and relevant limitation.</w:t>
+      </w:r>
+    </w:p>
+    <w:p>
+      <w:pPr>
+        <w:pStyle w:val="Heading3"/>
+      </w:pPr>
+      <w:r>
+        <w:t>01. Initialisation and reproducibility: the case</w:t>
+      </w:r>
+    </w:p>
+    <w:p>
+      <w:r>
+        <w:drawing>
+          <wp:inline xmlns:a="http://schemas.openxmlformats.org/drawingml/2006/main" xmlns:pic="http://schemas.openxmlformats.org/drawingml/2006/picture">
+            <wp:extent cx="5486400" cy="3142488"/>
+            <wp:docPr id="2" name="Picture 2" descr="Reproduce two training traces by saving their distinct initial values. Supplied facts: LossJ(a)=(a-2)²; gradient 2(a-2); rate 0.25; two updates. Restart from a = 0 and separately a = 4. All inputs and outcomes in this worked example are invented classroom data; no real model run is claimed."/>
+            <wp:cNvGraphicFramePr>
+              <a:graphicFrameLocks noChangeAspect="1"/>
+            </wp:cNvGraphicFramePr>
+            <a:graphic>
+              <a:graphicData uri="http://schemas.openxmlformats.org/drawingml/2006/picture">
+                <pic:pic>
+                  <pic:nvPicPr>
+                    <pic:cNvPr id="0" name="academy-story-ai-5-17-01.png"/>
+                    <pic:cNvPicPr/>
+                  </pic:nvPicPr>
+                  <pic:blipFill>
+                    <a:blip r:embed="rId10"/>
+                    <a:stretch>
+                      <a:fillRect/>
+                    </a:stretch>
+                  </pic:blipFill>
+                  <pic:spPr>
+                    <a:xfrm>
+                      <a:off x="0" y="0"/>
+                      <a:ext cx="5486400" cy="3142488"/>
+                    </a:xfrm>
+                    <a:prstGeom prst="rect"/>
+                  </pic:spPr>
+                </pic:pic>
+              </a:graphicData>
+            </a:graphic>
+          </wp:inline>
+        </w:drawing>
+      </w:r>
+    </w:p>
+    <w:p>
+      <w:pPr>
+        <w:spacing w:line="336" w:lineRule="auto" w:after="180"/>
+      </w:pPr>
+      <w:r>
+        <w:rPr>
+          <w:b w:val="0"/>
+        </w:rPr>
+        <w:t xml:space="preserve">Reproduce two </w:t>
+      </w:r>
+      <w:r>
+        <w:rPr>
+          <w:b/>
+        </w:rPr>
+        <w:t>training</w:t>
+      </w:r>
+      <w:r>
+        <w:rPr>
+          <w:b w:val="0"/>
+        </w:rPr>
+        <w:t xml:space="preserve"> traces by saving their distinct initial values. Supplied facts: LossJ(a)=(a-2)²; gradient 2(a-2); rate 0.25; two updates. Restart from a = 0 and separately a = 4.</w:t>
+      </w:r>
+    </w:p>
+    <w:p>
+      <w:pPr>
+        <w:spacing w:line="336" w:lineRule="auto" w:after="180"/>
+      </w:pPr>
+      <w:r>
+        <w:rPr>
+          <w:b w:val="0"/>
+        </w:rPr>
+        <w:t xml:space="preserve">All </w:t>
+      </w:r>
+      <w:r>
+        <w:rPr>
+          <w:b/>
+        </w:rPr>
+        <w:t>input</w:t>
+      </w:r>
+      <w:r>
+        <w:rPr>
+          <w:b w:val="0"/>
+        </w:rPr>
+        <w:t>s and outcomes in this worked example are invented classroom data; no real model run is claimed.</w:t>
+      </w:r>
+    </w:p>
+    <w:p>
+      <w:pPr>
+        <w:spacing w:line="336" w:lineRule="auto" w:after="180"/>
+        <w:shd w:fill="F5F1FB"/>
+      </w:pPr>
+      <w:r>
+        <w:rPr>
+          <w:b w:val="0"/>
+        </w:rPr>
+        <w:t>Point to the given fact that matters most. Explain why it matters.</w:t>
+      </w:r>
+    </w:p>
+    <w:p>
+      <w:pPr>
+        <w:pStyle w:val="Heading3"/>
+      </w:pPr>
+      <w:r>
+        <w:t>02. Follow the deciding steps</w:t>
+      </w:r>
+    </w:p>
+    <w:p>
+      <w:r>
+        <w:drawing>
+          <wp:inline xmlns:a="http://schemas.openxmlformats.org/drawingml/2006/main" xmlns:pic="http://schemas.openxmlformats.org/drawingml/2006/picture">
+            <wp:extent cx="5486400" cy="3337560"/>
+            <wp:docPr id="3" name="Picture 3" descr="Start from 0: Updates: a = 1 then 1.5; final loss 0.25. → Start from 4: Updates: a = 3 then 2.5; final loss 0.25. → Record experiment: Save initial values, rate, objective and update count; the same final loss hides different parameter paths."/>
+            <wp:cNvGraphicFramePr>
+              <a:graphicFrameLocks noChangeAspect="1"/>
+            </wp:cNvGraphicFramePr>
+            <a:graphic>
+              <a:graphicData uri="http://schemas.openxmlformats.org/drawingml/2006/picture">
+                <pic:pic>
+                  <pic:nvPicPr>
+                    <pic:cNvPr id="0" name="academy-story-ai-5-17-02.png"/>
+                    <pic:cNvPicPr/>
+                  </pic:nvPicPr>
+                  <pic:blipFill>
+                    <a:blip r:embed="rId11"/>
+                    <a:stretch>
+                      <a:fillRect/>
+                    </a:stretch>
+                  </pic:blipFill>
+                  <pic:spPr>
+                    <a:xfrm>
+                      <a:off x="0" y="0"/>
+                      <a:ext cx="5486400" cy="3337560"/>
+                    </a:xfrm>
+                    <a:prstGeom prst="rect"/>
+                  </pic:spPr>
+                </pic:pic>
+              </a:graphicData>
+            </a:graphic>
+          </wp:inline>
+        </w:drawing>
+      </w:r>
+    </w:p>
+    <w:p>
+      <w:pPr>
+        <w:spacing w:line="336" w:lineRule="auto" w:after="180"/>
+      </w:pPr>
+      <w:r>
+        <w:rPr>
+          <w:b w:val="0"/>
+        </w:rPr>
+        <w:t>Start from 0: Updates: a = 1 then 1.5; final loss 0.25. → Start from 4: Updates: a = 3 then 2.5; final loss 0.25. → Record experiment: Save initial values, rate, objective and update count; the same final loss hides different parameter paths.</w:t>
+      </w:r>
+    </w:p>
+    <w:p>
+      <w:pPr>
+        <w:spacing w:line="336" w:lineRule="auto" w:after="180"/>
+        <w:shd w:fill="F5F1FB"/>
+      </w:pPr>
+      <w:r>
+        <w:rPr>
+          <w:b w:val="0"/>
+        </w:rPr>
+        <w:t xml:space="preserve">Point to each numbered stage and explain which recorded </w:t>
+      </w:r>
+      <w:r>
+        <w:rPr>
+          <w:b/>
+        </w:rPr>
+        <w:t>input</w:t>
+      </w:r>
+      <w:r>
+        <w:rPr>
+          <w:b w:val="0"/>
+        </w:rPr>
+        <w:t xml:space="preserve"> it uses.</w:t>
+      </w:r>
+    </w:p>
+    <w:p>
+      <w:pPr>
+        <w:pStyle w:val="Heading3"/>
+      </w:pPr>
+      <w:r>
+        <w:t>03. Identical units receive identical updates</w:t>
+      </w:r>
+    </w:p>
+    <w:p>
+      <w:r>
+        <w:drawing>
+          <wp:inline xmlns:a="http://schemas.openxmlformats.org/drawingml/2006/main" xmlns:pic="http://schemas.openxmlformats.org/drawingml/2006/picture">
+            <wp:extent cx="5486400" cy="2834640"/>
+            <wp:docPr id="4" name="Picture 4" descr="Identical units receive identical updates. First ReLU unit | u is 1 and a is 1 | u is 0.8 and a is 0.8. Second ReLU unit | v is 1 and b is 1 | v is 0.8 and b is 0.8"/>
+            <wp:cNvGraphicFramePr>
+              <a:graphicFrameLocks noChangeAspect="1"/>
+            </wp:cNvGraphicFramePr>
+            <a:graphic>
+              <a:graphicData uri="http://schemas.openxmlformats.org/drawingml/2006/picture">
+                <pic:pic>
+                  <pic:nvPicPr>
+                    <pic:cNvPr id="0" name="academy-story-ai-5-17-03.png"/>
+                    <pic:cNvPicPr/>
+                  </pic:nvPicPr>
+                  <pic:blipFill>
+                    <a:blip r:embed="rId12"/>
+                    <a:stretch>
+                      <a:fillRect/>
+                    </a:stretch>
+                  </pic:blipFill>
+                  <pic:spPr>
+                    <a:xfrm>
+                      <a:off x="0" y="0"/>
+                      <a:ext cx="5486400" cy="2834640"/>
+                    </a:xfrm>
+                    <a:prstGeom prst="rect"/>
+                  </pic:spPr>
+                </pic:pic>
+              </a:graphicData>
+            </a:graphic>
+          </wp:inline>
+        </w:drawing>
+      </w:r>
+    </w:p>
+    <w:p>
+      <w:pPr>
+        <w:spacing w:line="336" w:lineRule="auto" w:after="180"/>
+      </w:pPr>
+      <w:r>
+        <w:rPr>
+          <w:b w:val="0"/>
+        </w:rPr>
+        <w:t>Identical units receive identical updates. First ReLU unit | u is 1 and a is 1 | u is 0.8 and a is 0.8. Second ReLU unit | v is 1 and b is 1 | v is 0.8 and b is 0.8</w:t>
+      </w:r>
+    </w:p>
+    <w:p>
+      <w:pPr>
+        <w:spacing w:line="336" w:lineRule="auto" w:after="180"/>
+        <w:shd w:fill="F5F1FB"/>
+      </w:pPr>
+      <w:r>
+        <w:rPr>
+          <w:b w:val="0"/>
+        </w:rPr>
+        <w:t>Read the labels and values. Explain the relationship the model shows.</w:t>
+      </w:r>
+    </w:p>
+    <w:p>
+      <w:pPr>
+        <w:pStyle w:val="Heading3"/>
+      </w:pPr>
+      <w:r>
+        <w:t>04. Change one thing. Trace what follows.</w:t>
+      </w:r>
+    </w:p>
+    <w:p>
+      <w:r>
+        <w:drawing>
+          <wp:inline xmlns:a="http://schemas.openxmlformats.org/drawingml/2006/main" xmlns:pic="http://schemas.openxmlformats.org/drawingml/2006/picture">
+            <wp:extent cx="5486400" cy="3041904"/>
+            <wp:docPr id="5" name="Picture 5" descr="Original case: Save initial values, rate, objective and update count; the same final loss hides different parameter paths. Changed condition: Repeat the a = 0 run with identical arithmetic and settings. Expected result: It again reaches1 then 1.5 in this deterministic toy calculation. Reason: Identical initial state and update rules determine the same arithmetic trace."/>
+            <wp:cNvGraphicFramePr>
+              <a:graphicFrameLocks noChangeAspect="1"/>
+            </wp:cNvGraphicFramePr>
+            <a:graphic>
+              <a:graphicData uri="http://schemas.openxmlformats.org/drawingml/2006/picture">
+                <pic:pic>
+                  <pic:nvPicPr>
+                    <pic:cNvPr id="0" name="academy-story-ai-5-17-04.png"/>
+                    <pic:cNvPicPr/>
+                  </pic:nvPicPr>
+                  <pic:blipFill>
+                    <a:blip r:embed="rId13"/>
+                    <a:stretch>
+                      <a:fillRect/>
+                    </a:stretch>
+                  </pic:blipFill>
+                  <pic:spPr>
+                    <a:xfrm>
+                      <a:off x="0" y="0"/>
+                      <a:ext cx="5486400" cy="3041904"/>
+                    </a:xfrm>
+                    <a:prstGeom prst="rect"/>
+                  </pic:spPr>
+                </pic:pic>
+              </a:graphicData>
+            </a:graphic>
+          </wp:inline>
+        </w:drawing>
+      </w:r>
+    </w:p>
+    <w:p>
+      <w:pPr>
+        <w:spacing w:line="336" w:lineRule="auto" w:after="180"/>
+      </w:pPr>
+      <w:r>
+        <w:rPr>
+          <w:b w:val="0"/>
+        </w:rPr>
+        <w:t>Original case: Save initial values, rate, objective and update count; the same final loss hides different parameter paths. Changed condition: Repeat the a = 0 run with identical arithmetic and settings.</w:t>
+      </w:r>
+    </w:p>
+    <w:p>
+      <w:pPr>
+        <w:spacing w:line="336" w:lineRule="auto" w:after="180"/>
+      </w:pPr>
+      <w:r>
+        <w:rPr>
+          <w:b w:val="0"/>
+        </w:rPr>
+        <w:t>Expected result: It again reaches1 then 1.5 in this deterministic toy calculation. Reason: Identical initial state and update rules determine the same arithmetic trace.</w:t>
+      </w:r>
+    </w:p>
+    <w:p>
+      <w:pPr>
+        <w:spacing w:line="336" w:lineRule="auto" w:after="180"/>
+        <w:shd w:fill="F5F1FB"/>
+      </w:pPr>
+      <w:r>
+        <w:rPr>
+          <w:b w:val="0"/>
+        </w:rPr>
+        <w:t>Predict before checking the worked changed-case result. Name what changed and what the supplied facts allow you to conclude.</w:t>
+      </w:r>
+    </w:p>
+    <w:p>
+      <w:pPr>
+        <w:pStyle w:val="Heading3"/>
+      </w:pPr>
+      <w:r>
+        <w:t>05. Connect the explanation to its limit</w:t>
+      </w:r>
+    </w:p>
+    <w:p>
+      <w:r>
+        <w:drawing>
+          <wp:inline xmlns:a="http://schemas.openxmlformats.org/drawingml/2006/main" xmlns:pic="http://schemas.openxmlformats.org/drawingml/2006/picture">
+            <wp:extent cx="5486400" cy="2834640"/>
+            <wp:docPr id="6" name="Picture 6" descr="Initialisation supplies the parameter values before learning begins. The same update rule can follow different paths from different starts. Here the two paths end on opposite sides of two and have equal squared distance, so equal loss does not imply equal parameters. Save initial values and settings to reproduce this arithmetic, as well as the final result. Limit: A saved seed alone does not reproduce every software or hardware execution; record environment and nondeterminism too."/>
+            <wp:cNvGraphicFramePr>
+              <a:graphicFrameLocks noChangeAspect="1"/>
+            </wp:cNvGraphicFramePr>
+            <a:graphic>
+              <a:graphicData uri="http://schemas.openxmlformats.org/drawingml/2006/picture">
+                <pic:pic>
+                  <pic:nvPicPr>
+                    <pic:cNvPr id="0" name="academy-story-ai-5-17-05.png"/>
+                    <pic:cNvPicPr/>
+                  </pic:nvPicPr>
+                  <pic:blipFill>
+                    <a:blip r:embed="rId14"/>
+                    <a:stretch>
+                      <a:fillRect/>
+                    </a:stretch>
+                  </pic:blipFill>
+                  <pic:spPr>
+                    <a:xfrm>
+                      <a:off x="0" y="0"/>
+                      <a:ext cx="5486400" cy="2834640"/>
+                    </a:xfrm>
+                    <a:prstGeom prst="rect"/>
+                  </pic:spPr>
+                </pic:pic>
+              </a:graphicData>
+            </a:graphic>
+          </wp:inline>
+        </w:drawing>
+      </w:r>
+    </w:p>
+    <w:p>
+      <w:pPr>
+        <w:spacing w:line="336" w:lineRule="auto" w:after="180"/>
+      </w:pPr>
+      <w:r>
+        <w:rPr>
+          <w:b/>
+        </w:rPr>
+        <w:t>Initialisation</w:t>
+      </w:r>
+      <w:r>
+        <w:rPr>
+          <w:b w:val="0"/>
+        </w:rPr>
+        <w:t xml:space="preserve"> supplies the parameter values before learning begins. The same update rule can follow different paths from different starts.</w:t>
+      </w:r>
+    </w:p>
+    <w:p>
+      <w:pPr>
+        <w:spacing w:line="336" w:lineRule="auto" w:after="180"/>
+      </w:pPr>
+      <w:r>
+        <w:rPr>
+          <w:b w:val="0"/>
+        </w:rPr>
+        <w:t>Here the two paths end on opposite sides of two and have equal squared distance, so equal loss does not imply equal parameters. Save initial values and settings to reproduce this arithmetic, as well as the final result.</w:t>
+      </w:r>
+    </w:p>
+    <w:p>
+      <w:pPr>
+        <w:spacing w:line="336" w:lineRule="auto" w:after="180"/>
+      </w:pPr>
+      <w:r>
+        <w:rPr>
+          <w:b w:val="0"/>
+        </w:rPr>
+        <w:t xml:space="preserve">Limit: A saved </w:t>
+      </w:r>
+      <w:r>
+        <w:rPr>
+          <w:b/>
+        </w:rPr>
+        <w:t>seed</w:t>
+      </w:r>
+      <w:r>
+        <w:rPr>
+          <w:b w:val="0"/>
+        </w:rPr>
+        <w:t xml:space="preserve"> alone does not reproduce every software or hardware execution; record environment and nondeterminism too.</w:t>
+      </w:r>
+    </w:p>
+    <w:p>
+      <w:pPr>
+        <w:spacing w:line="336" w:lineRule="auto" w:after="180"/>
+        <w:shd w:fill="F5F1FB"/>
+      </w:pPr>
+      <w:r>
+        <w:rPr>
+          <w:b w:val="0"/>
+        </w:rPr>
+        <w:t>Explain the case, then point to a limit on the claim.</w:t>
+      </w:r>
+    </w:p>
+    <w:p>
+      <w:pPr>
+        <w:pStyle w:val="Heading3"/>
+      </w:pPr>
+      <w:r>
+        <w:t>06. Make the idea visible in your project</w:t>
+      </w:r>
+    </w:p>
+    <w:p>
+      <w:r>
+        <w:drawing>
+          <wp:inline xmlns:a="http://schemas.openxmlformats.org/drawingml/2006/main" xmlns:pic="http://schemas.openxmlformats.org/drawingml/2006/picture">
+            <wp:extent cx="5486400" cy="3681984"/>
+            <wp:docPr id="7" name="Picture 7" descr="For your Image-pattern Network Investigation, save the input, procedure, observed result and limitation of this check. Label this worked example as practice; use a different, previously unreviewed case when checking independent understanding. Draw your input, deciding step, result and limit. Supported question: Does the matching final loss mean the parameter values are equal? Point to the relevant step in the picture, then write the changed result and the rule or evidence that supports it."/>
+            <wp:cNvGraphicFramePr>
+              <a:graphicFrameLocks noChangeAspect="1"/>
+            </wp:cNvGraphicFramePr>
+            <a:graphic>
+              <a:graphicData uri="http://schemas.openxmlformats.org/drawingml/2006/picture">
+                <pic:pic>
+                  <pic:nvPicPr>
+                    <pic:cNvPr id="0" name="academy-story-ai-5-17-06.png"/>
+                    <pic:cNvPicPr/>
+                  </pic:nvPicPr>
+                  <pic:blipFill>
+                    <a:blip r:embed="rId15"/>
+                    <a:stretch>
+                      <a:fillRect/>
+                    </a:stretch>
+                  </pic:blipFill>
+                  <pic:spPr>
+                    <a:xfrm>
+                      <a:off x="0" y="0"/>
+                      <a:ext cx="5486400" cy="3681984"/>
+                    </a:xfrm>
+                    <a:prstGeom prst="rect"/>
+                  </pic:spPr>
+                </pic:pic>
+              </a:graphicData>
+            </a:graphic>
+          </wp:inline>
+        </w:drawing>
+      </w:r>
+    </w:p>
+    <w:p>
+      <w:pPr>
+        <w:spacing w:line="336" w:lineRule="auto" w:after="180"/>
+      </w:pPr>
+      <w:r>
+        <w:rPr>
+          <w:b w:val="0"/>
+        </w:rPr>
+        <w:t xml:space="preserve">For your Image-pattern Network Investigation, save the </w:t>
+      </w:r>
+      <w:r>
+        <w:rPr>
+          <w:b/>
+        </w:rPr>
+        <w:t>input</w:t>
+      </w:r>
+      <w:r>
+        <w:rPr>
+          <w:b w:val="0"/>
+        </w:rPr>
+        <w:t>, procedure, observed result and limitation of this check.</w:t>
+      </w:r>
+    </w:p>
+    <w:p>
+      <w:pPr>
+        <w:spacing w:line="336" w:lineRule="auto" w:after="180"/>
+      </w:pPr>
+      <w:r>
+        <w:rPr>
+          <w:b w:val="0"/>
+        </w:rPr>
+        <w:t xml:space="preserve">Label this worked example as practice; use a different, previously unreviewed case when checking independent understanding. Draw your </w:t>
+      </w:r>
+      <w:r>
+        <w:rPr>
+          <w:b/>
+        </w:rPr>
+        <w:t>input</w:t>
+      </w:r>
+      <w:r>
+        <w:rPr>
+          <w:b w:val="0"/>
+        </w:rPr>
+        <w:t>, deciding step, result and limit.</w:t>
+      </w:r>
+    </w:p>
+    <w:p>
+      <w:pPr>
+        <w:spacing w:line="336" w:lineRule="auto" w:after="180"/>
+      </w:pPr>
+      <w:r>
+        <w:rPr>
+          <w:b w:val="0"/>
+        </w:rPr>
+        <w:t xml:space="preserve">Supported question: Does the matching final loss mean the parameter values are equal? Point to the relevant step in the picture, then write the changed result and the rule or </w:t>
+      </w:r>
+      <w:r>
+        <w:rPr>
+          <w:b/>
+        </w:rPr>
+        <w:t>evidence</w:t>
+      </w:r>
+      <w:r>
+        <w:rPr>
+          <w:b w:val="0"/>
+        </w:rPr>
+        <w:t xml:space="preserve"> that supports it.</w:t>
+      </w:r>
+    </w:p>
+    <w:p>
+      <w:pPr>
+        <w:spacing w:line="336" w:lineRule="auto" w:after="180"/>
+        <w:shd w:fill="F5F1FB"/>
+      </w:pPr>
+      <w:r>
+        <w:rPr>
+          <w:b w:val="0"/>
+        </w:rPr>
+        <w:t xml:space="preserve">Draw your project trace and justify the deciding step using </w:t>
+      </w:r>
+      <w:r>
+        <w:rPr>
+          <w:b/>
+        </w:rPr>
+        <w:t>evidence</w:t>
+      </w:r>
+      <w:r>
+        <w:rPr>
+          <w:b w:val="0"/>
+        </w:rPr>
+        <w:t>.</w:t>
       </w:r>
     </w:p>
     <w:sectPr>

--- a/downloads/student/ai-5-week-17.docx
+++ b/downloads/student/ai-5-week-17.docx
@@ -938,7 +938,7 @@
         <w:rPr>
           <w:b w:val="0"/>
         </w:rPr>
-        <w:t>: It again reaches1 then 1.5 in this deterministic toy calculation.</w:t>
+        <w:t>: It again reaches 1 then 1.5 in this deterministic toy calculation.</w:t>
       </w:r>
     </w:p>
     <w:p>
@@ -1361,7 +1361,7 @@
         <w:rPr>
           <w:b w:val="0"/>
         </w:rPr>
-        <w:t>LossJ(a)=(a-2)²; gradient 2(a-2); rate 0.25; two updates. Restart from a = 0 and separately a = 4.</w:t>
+        <w:t>Loss J(a)=(a-2)²; gradient 2(a-2); rate 0.25; two updates. Restart from a = 0 and separately a = 4.</w:t>
       </w:r>
     </w:p>
     <w:p>
@@ -4086,7 +4086,7 @@
         <w:rPr>
           <w:b w:val="0"/>
         </w:rPr>
-        <w:t>3. It again reaches1 then 1.5 in this deterministic toy calculation.</w:t>
+        <w:t>3. It again reaches 1 then 1.5 in this deterministic toy calculation.</w:t>
       </w:r>
     </w:p>
     <w:p>
@@ -4159,7 +4159,7 @@
         <w:rPr>
           <w:b w:val="0"/>
         </w:rPr>
-        <w:t>After your attempt, compare with the supported explanation: It again reaches1 then 1.5 in this deterministic toy calculation. Identical initial state and update rules determine the same arithmetic trace.</w:t>
+        <w:t>After your attempt, compare with the supported explanation: It again reaches 1 then 1.5 in this deterministic toy calculation. Identical initial state and update rules determine the same arithmetic trace.</w:t>
       </w:r>
     </w:p>
     <w:p>
@@ -4418,7 +4418,7 @@
         <w:drawing>
           <wp:inline xmlns:a="http://schemas.openxmlformats.org/drawingml/2006/main" xmlns:pic="http://schemas.openxmlformats.org/drawingml/2006/picture">
             <wp:extent cx="5486400" cy="3142488"/>
-            <wp:docPr id="2" name="Picture 2" descr="Reproduce two training traces by saving their distinct initial values. Supplied facts: LossJ(a)=(a-2)²; gradient 2(a-2); rate 0.25; two updates. Restart from a = 0 and separately a = 4. All inputs and outcomes in this worked example are invented classroom data; no real model run is claimed."/>
+            <wp:docPr id="2" name="Picture 2" descr="Reproduce two training traces by saving their distinct initial values. Supplied facts: Loss J(a)=(a-2)²; gradient 2(a-2); rate 0.25; two updates. Restart from a = 0 and separately a = 4. All inputs and outcomes in this worked example are invented classroom data; no real model run is claimed."/>
             <wp:cNvGraphicFramePr>
               <a:graphicFrameLocks noChangeAspect="1"/>
             </wp:cNvGraphicFramePr>
@@ -4469,7 +4469,7 @@
         <w:rPr>
           <w:b w:val="0"/>
         </w:rPr>
-        <w:t xml:space="preserve"> traces by saving their distinct initial values. Supplied facts: LossJ(a)=(a-2)²; gradient 2(a-2); rate 0.25; two updates. Restart from a = 0 and separately a = 4.</w:t>
+        <w:t xml:space="preserve"> traces by saving their distinct initial values. Supplied facts: Loss J(a)=(a-2)²; gradient 2(a-2); rate 0.25; two updates. Restart from a = 0 and separately a = 4.</w:t>
       </w:r>
     </w:p>
     <w:p>
@@ -4666,7 +4666,7 @@
         <w:drawing>
           <wp:inline xmlns:a="http://schemas.openxmlformats.org/drawingml/2006/main" xmlns:pic="http://schemas.openxmlformats.org/drawingml/2006/picture">
             <wp:extent cx="5486400" cy="3041904"/>
-            <wp:docPr id="5" name="Picture 5" descr="Original case: Save initial values, rate, objective and update count; the same final loss hides different parameter paths. Changed condition: Repeat the a = 0 run with identical arithmetic and settings. Expected result: It again reaches1 then 1.5 in this deterministic toy calculation. Reason: Identical initial state and update rules determine the same arithmetic trace."/>
+            <wp:docPr id="5" name="Picture 5" descr="Original case: Save initial values, rate, objective and update count; the same final loss hides different parameter paths. Changed condition: Repeat the a = 0 run with identical arithmetic and settings. Expected result: It again reaches 1 then 1.5 in this deterministic toy calculation. Reason: Identical initial state and update rules determine the same arithmetic trace."/>
             <wp:cNvGraphicFramePr>
               <a:graphicFrameLocks noChangeAspect="1"/>
             </wp:cNvGraphicFramePr>
@@ -4716,7 +4716,7 @@
         <w:rPr>
           <w:b w:val="0"/>
         </w:rPr>
-        <w:t>Expected result: It again reaches1 then 1.5 in this deterministic toy calculation. Reason: Identical initial state and update rules determine the same arithmetic trace.</w:t>
+        <w:t>Expected result: It again reaches 1 then 1.5 in this deterministic toy calculation. Reason: Identical initial state and update rules determine the same arithmetic trace.</w:t>
       </w:r>
     </w:p>
     <w:p>

--- a/downloads/student/ai-5-week-17.docx
+++ b/downloads/student/ai-5-week-17.docx
@@ -25,12 +25,17 @@
         <w:pStyle w:val="Heading1"/>
       </w:pPr>
       <w:r>
-        <w:t>Before you start</w:t>
-      </w:r>
-    </w:p>
-    <w:p>
-      <w:r>
-        <w:t>Why must an early-stopping report identify both the stop epoch and the restored checkpoint?</w:t>
+        <w:t>Save the start. Keep the protocol. Check the whole trace.</w:t>
+      </w:r>
+    </w:p>
+    <w:p>
+      <w:r>
+        <w:t>Compare initialization paths and hidden-unit symmetry with a complete reproducibility record.</w:t>
+      </w:r>
+    </w:p>
+    <w:p>
+      <w:r>
+        <w:t>Complete scalar starts → separate random sequence → pictured equal-distance paths → four-unit symmetry and extra-draw programs → independent new objective.</w:t>
       </w:r>
     </w:p>
     <w:p>
@@ -38,20 +43,20 @@
         <w:pStyle w:val="Heading1"/>
       </w:pPr>
       <w:r>
-        <w:t>01. Your mission</w:t>
-      </w:r>
-    </w:p>
-    <w:p>
-      <w:r>
-        <w:t>Start with the target: Trace how starting values affect a fixed training budget. Try the recall before opening notes.</w:t>
-      </w:r>
-    </w:p>
-    <w:p>
-      <w:pPr>
-        <w:pStyle w:val="Heading3"/>
-      </w:pPr>
-      <w:r>
-        <w:t>Your learning target</w:t>
+        <w:t>01. What changed at the start,and what does a replay require?</w:t>
+      </w:r>
+    </w:p>
+    <w:p>
+      <w:r>
+        <w:t>Save actual parameter values and the full protocol,not only a seed or final score.</w:t>
+      </w:r>
+    </w:p>
+    <w:p>
+      <w:pPr>
+        <w:pStyle w:val="Heading2"/>
+      </w:pPr>
+      <w:r>
+        <w:t>Learning goals</w:t>
       </w:r>
     </w:p>
     <w:p>
@@ -113,10 +118,10 @@
     </w:p>
     <w:p>
       <w:pPr>
-        <w:pStyle w:val="Heading3"/>
-      </w:pPr>
-      <w:r>
-        <w:t>Remember before reading</w:t>
+        <w:pStyle w:val="Heading2"/>
+      </w:pPr>
+      <w:r>
+        <w:t>Retrieve the prior controlled procedure</w:t>
       </w:r>
     </w:p>
     <w:p>
@@ -188,6 +193,100 @@
     </w:p>
     <w:p>
       <w:pPr>
+        <w:pStyle w:val="Heading2"/>
+      </w:pPr>
+      <w:r>
+        <w:t>Prerequisite and starting response</w:t>
+      </w:r>
+    </w:p>
+    <w:p>
+      <w:pPr>
+        <w:pStyle w:val="ListBullet"/>
+      </w:pPr>
+      <w:r>
+        <w:t>Why must an early-stopping report identify both the stop epoch and the restored checkpoint?</w:t>
+      </w:r>
+    </w:p>
+    <w:p>
+      <w:pPr>
+        <w:pStyle w:val="Heading3"/>
+      </w:pPr>
+      <w:r>
+        <w:t>My starting explanation</w:t>
+      </w:r>
+    </w:p>
+    <w:p>
+      <w:r>
+        <w:t>________________________________________________________________</w:t>
+      </w:r>
+    </w:p>
+    <w:p>
+      <w:r>
+        <w:t>________________________________________________________________</w:t>
+      </w:r>
+    </w:p>
+    <w:p>
+      <w:r>
+        <w:t>________________________________________________________________</w:t>
+      </w:r>
+    </w:p>
+    <w:p>
+      <w:pPr>
+        <w:pStyle w:val="Heading2"/>
+      </w:pPr>
+      <w:r>
+        <w:t>End goal</w:t>
+      </w:r>
+    </w:p>
+    <w:p>
+      <w:pPr>
+        <w:spacing w:line="336" w:lineRule="auto" w:after="180"/>
+      </w:pPr>
+      <w:r>
+        <w:rPr>
+          <w:b w:val="0"/>
+        </w:rPr>
+        <w:t xml:space="preserve">By the end, I can explain </w:t>
+      </w:r>
+      <w:r>
+        <w:rPr>
+          <w:b/>
+        </w:rPr>
+        <w:t>initialisation</w:t>
+      </w:r>
+      <w:r>
+        <w:rPr>
+          <w:b w:val="0"/>
+        </w:rPr>
+        <w:t xml:space="preserve"> and reproducibility using a traced example and a stated limitation.</w:t>
+      </w:r>
+    </w:p>
+    <w:p>
+      <w:pPr>
+        <w:pStyle w:val="Heading2"/>
+      </w:pPr>
+      <w:r>
+        <w:t>Earlier wording, alternatives and picture transcripts · reference / check after trying</w:t>
+      </w:r>
+    </w:p>
+    <w:p>
+      <w:pPr>
+        <w:pStyle w:val="Heading3"/>
+      </w:pPr>
+      <w:r>
+        <w:t>Your learning target</w:t>
+      </w:r>
+    </w:p>
+    <w:p>
+      <w:pPr>
+        <w:pStyle w:val="Heading3"/>
+      </w:pPr>
+      <w:r>
+        <w:t>Remember before reading</w:t>
+      </w:r>
+    </w:p>
+    <w:p>
+      <w:pPr>
         <w:spacing w:line="336" w:lineRule="auto" w:after="180"/>
       </w:pPr>
       <w:r>
@@ -258,81 +357,31 @@
     </w:p>
     <w:p>
       <w:pPr>
-        <w:spacing w:line="336" w:lineRule="auto" w:after="180"/>
-        <w:shd w:fill="F5F1FB"/>
-      </w:pPr>
-      <w:r>
-        <w:rPr>
-          <w:b w:val="0"/>
-        </w:rPr>
-        <w:t>Why must an early-stopping report identify both the stop epoch and the restored checkpoint?</w:t>
-      </w:r>
-    </w:p>
-    <w:p>
-      <w:pPr>
         <w:pStyle w:val="Heading3"/>
       </w:pPr>
       <w:r>
-        <w:t>My starting explanation</w:t>
-      </w:r>
-    </w:p>
-    <w:p>
-      <w:r>
-        <w:t>________________________________________________________________</w:t>
-      </w:r>
-    </w:p>
-    <w:p>
-      <w:r>
-        <w:t>________________________________________________________________</w:t>
-      </w:r>
-    </w:p>
-    <w:p>
-      <w:r>
-        <w:t>________________________________________________________________</w:t>
-      </w:r>
-    </w:p>
-    <w:p>
-      <w:pPr>
-        <w:pStyle w:val="Heading3"/>
-      </w:pPr>
-      <w:r>
         <w:t>This week’s end goal</w:t>
       </w:r>
     </w:p>
     <w:p>
       <w:pPr>
-        <w:spacing w:line="336" w:lineRule="auto" w:after="180"/>
-      </w:pPr>
-      <w:r>
-        <w:rPr>
-          <w:b w:val="0"/>
-        </w:rPr>
-        <w:t xml:space="preserve">By the end, I can explain </w:t>
-      </w:r>
-      <w:r>
-        <w:rPr>
-          <w:b/>
-        </w:rPr>
-        <w:t>initialisation</w:t>
-      </w:r>
-      <w:r>
-        <w:rPr>
-          <w:b w:val="0"/>
-        </w:rPr>
-        <w:t xml:space="preserve"> and reproducibility using a traced example and a stated limitation.</w:t>
-      </w:r>
-    </w:p>
-    <w:p>
-      <w:pPr>
         <w:pStyle w:val="Heading1"/>
       </w:pPr>
       <w:r>
-        <w:t>02. Notice the evidence</w:t>
-      </w:r>
-    </w:p>
-    <w:p>
-      <w:r>
-        <w:t>Investigate the supplied Initialisation and reproducibility case. Separate observations, given facts and assumptions before choosing an explanation.</w:t>
+        <w:t>02. Change only the initial output weight</w:t>
+      </w:r>
+    </w:p>
+    <w:p>
+      <w:r>
+        <w:t>Same frozen hidden unit,two training pairs,mean objective,rate and two-update budget.</w:t>
+      </w:r>
+    </w:p>
+    <w:p>
+      <w:pPr>
+        <w:pStyle w:val="Heading2"/>
+      </w:pPr>
+      <w:r>
+        <w:t>Complete fixed protocol and recurrence</w:t>
       </w:r>
     </w:p>
     <w:p>
@@ -389,6 +438,14 @@
           <w:b w:val="0"/>
         </w:rPr>
         <w:t>Different starting distances therefore produce different losses after this finite budget, even though all three runs approach the same minimum if this exact procedure continues.</w:t>
+      </w:r>
+    </w:p>
+    <w:p>
+      <w:pPr>
+        <w:pStyle w:val="Heading2"/>
+      </w:pPr>
+      <w:r>
+        <w:t>All three starting-value traces</w:t>
       </w:r>
     </w:p>
     <w:tbl>
@@ -577,6 +634,14 @@
     </w:tbl>
     <w:p>
       <w:pPr>
+        <w:pStyle w:val="Heading2"/>
+      </w:pPr>
+      <w:r>
+        <w:t>Equal distance and unequal final models</w:t>
+      </w:r>
+    </w:p>
+    <w:p>
+      <w:pPr>
         <w:spacing w:line="336" w:lineRule="auto" w:after="180"/>
       </w:pPr>
       <w:r>
@@ -599,6 +664,14 @@
     </w:p>
     <w:p>
       <w:pPr>
+        <w:pStyle w:val="Heading2"/>
+      </w:pPr>
+      <w:r>
+        <w:t>Name given and missing facts</w:t>
+      </w:r>
+    </w:p>
+    <w:p>
+      <w:pPr>
         <w:pStyle w:val="Heading3"/>
       </w:pPr>
       <w:r>
@@ -625,12 +698,212 @@
         <w:pStyle w:val="Heading1"/>
       </w:pPr>
       <w:r>
-        <w:t>03. See how it works</w:t>
-      </w:r>
-    </w:p>
-    <w:p>
-      <w:r>
-        <w:t>Follow the mechanism for Initialisation and reproducibility. Connect each labelled input, deciding step and result.</w:t>
+        <w:t>03. Read the complete scalar traces and the separate random-draw example</w:t>
+      </w:r>
+    </w:p>
+    <w:p>
+      <w:r>
+        <w:t>A random sequence,parameter assignment and training protocol are different parts of the record.</w:t>
+      </w:r>
+    </w:p>
+    <w:p>
+      <w:pPr>
+        <w:pStyle w:val="Heading2"/>
+      </w:pPr>
+      <w:r>
+        <w:t>Main saved starts,states and predictions</w:t>
+      </w:r>
+    </w:p>
+    <w:tbl>
+      <w:tblPr>
+        <w:tblStyle w:val="LightShading-Accent1"/>
+        <w:tblW w:type="auto" w:w="0"/>
+        <w:tblLook w:firstColumn="1" w:firstRow="1" w:lastColumn="0" w:lastRow="0" w:noHBand="0" w:noVBand="1" w:val="04A0"/>
+      </w:tblPr>
+      <w:tblGrid>
+        <w:gridCol w:w="2556"/>
+        <w:gridCol w:w="2556"/>
+        <w:gridCol w:w="2556"/>
+        <w:gridCol w:w="2556"/>
+      </w:tblGrid>
+      <w:tr>
+        <w:trPr>
+          <w:tblHeader/>
+        </w:trPr>
+        <w:tc>
+          <w:tcPr>
+            <w:tcW w:type="dxa" w:w="2556"/>
+          </w:tcPr>
+          <w:p>
+            <w:r>
+              <w:t>Main initial v</w:t>
+            </w:r>
+          </w:p>
+        </w:tc>
+        <w:tc>
+          <w:tcPr>
+            <w:tcW w:type="dxa" w:w="2556"/>
+          </w:tcPr>
+          <w:p>
+            <w:r>
+              <w:t>Three saved states(0, 1, 2 updates)</w:t>
+            </w:r>
+          </w:p>
+        </w:tc>
+        <w:tc>
+          <w:tcPr>
+            <w:tcW w:type="dxa" w:w="2556"/>
+          </w:tcPr>
+          <w:p>
+            <w:r>
+              <w:t>Final training MSE 2.5(v−2)²</w:t>
+            </w:r>
+          </w:p>
+        </w:tc>
+        <w:tc>
+          <w:tcPr>
+            <w:tcW w:type="dxa" w:w="2556"/>
+          </w:tcPr>
+          <w:p>
+            <w:r>
+              <w:t>Final prediction at x1</w:t>
+            </w:r>
+          </w:p>
+        </w:tc>
+      </w:tr>
+      <w:tr>
+        <w:tc>
+          <w:tcPr>
+            <w:tcW w:type="dxa" w:w="2556"/>
+          </w:tcPr>
+          <w:p>
+            <w:r>
+              <w:t>0</w:t>
+            </w:r>
+          </w:p>
+        </w:tc>
+        <w:tc>
+          <w:tcPr>
+            <w:tcW w:type="dxa" w:w="2556"/>
+          </w:tcPr>
+          <w:p>
+            <w:r>
+              <w:t>[0, 1, 1.5]</w:t>
+            </w:r>
+          </w:p>
+        </w:tc>
+        <w:tc>
+          <w:tcPr>
+            <w:tcW w:type="dxa" w:w="2556"/>
+          </w:tcPr>
+          <w:p>
+            <w:r>
+              <w:t>0.625</w:t>
+            </w:r>
+          </w:p>
+        </w:tc>
+        <w:tc>
+          <w:tcPr>
+            <w:tcW w:type="dxa" w:w="2556"/>
+          </w:tcPr>
+          <w:p>
+            <w:r>
+              <w:t>1.5</w:t>
+            </w:r>
+          </w:p>
+        </w:tc>
+      </w:tr>
+      <w:tr>
+        <w:tc>
+          <w:tcPr>
+            <w:tcW w:type="dxa" w:w="2556"/>
+          </w:tcPr>
+          <w:p>
+            <w:r>
+              <w:t>1</w:t>
+            </w:r>
+          </w:p>
+        </w:tc>
+        <w:tc>
+          <w:tcPr>
+            <w:tcW w:type="dxa" w:w="2556"/>
+          </w:tcPr>
+          <w:p>
+            <w:r>
+              <w:t>[1, 1.5, 1.75]</w:t>
+            </w:r>
+          </w:p>
+        </w:tc>
+        <w:tc>
+          <w:tcPr>
+            <w:tcW w:type="dxa" w:w="2556"/>
+          </w:tcPr>
+          <w:p>
+            <w:r>
+              <w:t>0.15625</w:t>
+            </w:r>
+          </w:p>
+        </w:tc>
+        <w:tc>
+          <w:tcPr>
+            <w:tcW w:type="dxa" w:w="2556"/>
+          </w:tcPr>
+          <w:p>
+            <w:r>
+              <w:t>1.75</w:t>
+            </w:r>
+          </w:p>
+        </w:tc>
+      </w:tr>
+      <w:tr>
+        <w:tc>
+          <w:tcPr>
+            <w:tcW w:type="dxa" w:w="2556"/>
+          </w:tcPr>
+          <w:p>
+            <w:r>
+              <w:t>3</w:t>
+            </w:r>
+          </w:p>
+        </w:tc>
+        <w:tc>
+          <w:tcPr>
+            <w:tcW w:type="dxa" w:w="2556"/>
+          </w:tcPr>
+          <w:p>
+            <w:r>
+              <w:t>[3, 2.5, 2.25]</w:t>
+            </w:r>
+          </w:p>
+        </w:tc>
+        <w:tc>
+          <w:tcPr>
+            <w:tcW w:type="dxa" w:w="2556"/>
+          </w:tcPr>
+          <w:p>
+            <w:r>
+              <w:t>0.15625</w:t>
+            </w:r>
+          </w:p>
+        </w:tc>
+        <w:tc>
+          <w:tcPr>
+            <w:tcW w:type="dxa" w:w="2556"/>
+          </w:tcPr>
+          <w:p>
+            <w:r>
+              <w:t>2.25</w:t>
+            </w:r>
+          </w:p>
+        </w:tc>
+      </w:tr>
+    </w:tbl>
+    <w:p>
+      <w:pPr>
+        <w:pStyle w:val="Heading2"/>
+      </w:pPr>
+      <w:r>
+        <w:t>Pseudorandom sequence and explicit separation</w:t>
       </w:r>
     </w:p>
     <w:p>
@@ -665,6 +938,106 @@
           <w:b w:val="0"/>
         </w:rPr>
         <w:t>Saving the generated values also removes ambiguity about which draw became which parameter.</w:t>
+      </w:r>
+    </w:p>
+    <w:p>
+      <w:pPr>
+        <w:spacing w:line="336" w:lineRule="auto" w:after="180"/>
+      </w:pPr>
+      <w:r>
+        <w:rPr>
+          <w:b w:val="0"/>
+        </w:rPr>
+        <w:t>The code contains two separate demonstrations. Four uniform random draws from a local seeded generator show repeatability of that sequence in the same setup with the same calls. The three scalar training runs instead start at the explicit values 0, 1, 3; they do not use those draws. The uniform range−1to1is a classroom illustration, not an initialization recommendation.</w:t>
+      </w:r>
+    </w:p>
+    <w:p>
+      <w:pPr>
+        <w:spacing w:line="336" w:lineRule="auto" w:after="180"/>
+      </w:pPr>
+      <w:r>
+        <w:rPr>
+          <w:b w:val="0"/>
+        </w:rPr>
+        <w:t>Identical seed plus different draw order can assign different values to weights. Save actual values, their names/order and the environment as well as the seed.</w:t>
+      </w:r>
+    </w:p>
+    <w:p>
+      <w:pPr>
+        <w:spacing w:line="336" w:lineRule="auto" w:after="180"/>
+      </w:pPr>
+      <w:r>
+        <w:rPr>
+          <w:b w:val="0"/>
+        </w:rPr>
+        <w:t xml:space="preserve">The four random numbers illustrate a saved </w:t>
+      </w:r>
+      <w:r>
+        <w:rPr>
+          <w:b/>
+        </w:rPr>
+        <w:t>initialisation</w:t>
+      </w:r>
+      <w:r>
+        <w:rPr>
+          <w:b w:val="0"/>
+        </w:rPr>
+        <w:t xml:space="preserve"> sequence; they are not used in the three separate scalar </w:t>
+      </w:r>
+      <w:r>
+        <w:rPr>
+          <w:b/>
+        </w:rPr>
+        <w:t>training</w:t>
+      </w:r>
+      <w:r>
+        <w:rPr>
+          <w:b w:val="0"/>
+        </w:rPr>
+        <w:t xml:space="preserve"> runs.</w:t>
+      </w:r>
+    </w:p>
+    <w:p>
+      <w:pPr>
+        <w:spacing w:line="336" w:lineRule="auto" w:after="180"/>
+      </w:pPr>
+      <w:r>
+        <w:rPr>
+          <w:b w:val="0"/>
+        </w:rPr>
+        <w:t xml:space="preserve">The range [-1, 1] is a classroom choice, not a general recommendation for network </w:t>
+      </w:r>
+      <w:r>
+        <w:rPr>
+          <w:b/>
+        </w:rPr>
+        <w:t>initialisation</w:t>
+      </w:r>
+      <w:r>
+        <w:rPr>
+          <w:b w:val="0"/>
+        </w:rPr>
+        <w:t xml:space="preserve">. An extra random draw before assigning weights shifts which value is used, even if the </w:t>
+      </w:r>
+      <w:r>
+        <w:rPr>
+          <w:b/>
+        </w:rPr>
+        <w:t>seed</w:t>
+      </w:r>
+      <w:r>
+        <w:rPr>
+          <w:b w:val="0"/>
+        </w:rPr>
+        <w:t xml:space="preserve"> stays the same.</w:t>
+      </w:r>
+    </w:p>
+    <w:p>
+      <w:pPr>
+        <w:pStyle w:val="Heading2"/>
+      </w:pPr>
+      <w:r>
+        <w:t>Complete runnable sequence and scalar-training comparison</w:t>
       </w:r>
     </w:p>
     <w:p>
@@ -711,25 +1084,219 @@
     </w:p>
     <w:p>
       <w:pPr>
+        <w:pStyle w:val="Heading2"/>
+      </w:pPr>
+      <w:r>
+        <w:t>Connect the picture and the saved starting values</w:t>
+      </w:r>
+    </w:p>
+    <w:p>
+      <w:pPr>
         <w:spacing w:line="336" w:lineRule="auto" w:after="180"/>
       </w:pPr>
       <w:r>
         <w:rPr>
           <w:b w:val="0"/>
         </w:rPr>
-        <w:t xml:space="preserve">The four random numbers illustrate a saved </w:t>
+        <w:t xml:space="preserve">Point to the </w:t>
       </w:r>
       <w:r>
         <w:rPr>
           <w:b/>
         </w:rPr>
-        <w:t>initialisation</w:t>
+        <w:t>input</w:t>
       </w:r>
       <w:r>
         <w:rPr>
           <w:b w:val="0"/>
         </w:rPr>
-        <w:t xml:space="preserve"> sequence; they are not used in the three separate scalar </w:t>
+        <w:t>, the deciding step and the result in this week’s visual. Explain the same step in ordinary words. A picture helps when you can say what each part represents.</w:t>
+      </w:r>
+    </w:p>
+    <w:p>
+      <w:pPr>
+        <w:pStyle w:val="Heading2"/>
+      </w:pPr>
+      <w:r>
+        <w:t>Earlier wording, alternatives and picture transcripts · reference / check after trying</w:t>
+      </w:r>
+    </w:p>
+    <w:p>
+      <w:pPr>
+        <w:pStyle w:val="Heading3"/>
+      </w:pPr>
+      <w:r>
+        <w:t>Connect the picture and the explanation</w:t>
+      </w:r>
+    </w:p>
+    <w:p>
+      <w:pPr>
+        <w:pStyle w:val="Heading1"/>
+      </w:pPr>
+      <w:r>
+        <w:t>04. Compare equal losses without declaring identical models</w:t>
+      </w:r>
+    </w:p>
+    <w:p>
+      <w:r>
+        <w:t>Keep all starting values and paths in the report.</w:t>
+      </w:r>
+    </w:p>
+    <w:p>
+      <w:pPr>
+        <w:pStyle w:val="Heading2"/>
+      </w:pPr>
+      <w:r>
+        <w:t>Current equal-loss task</w:t>
+      </w:r>
+    </w:p>
+    <w:p>
+      <w:pPr>
+        <w:pStyle w:val="ListBullet"/>
+      </w:pPr>
+      <w:r>
+        <w:t>The lesson runs starting at 1 and 3 finish with the same training MSE. Give their final v values and explain the equality without calling the models identical.</w:t>
+      </w:r>
+    </w:p>
+    <w:p>
+      <w:pPr>
+        <w:pStyle w:val="Heading3"/>
+      </w:pPr>
+      <w:r>
+        <w:t>Keep the procedure fixed. Explain what changed in the inputs and result.</w:t>
+      </w:r>
+    </w:p>
+    <w:p>
+      <w:r>
+        <w:t>________________________________________________________________</w:t>
+      </w:r>
+    </w:p>
+    <w:p>
+      <w:r>
+        <w:t>________________________________________________________________</w:t>
+      </w:r>
+    </w:p>
+    <w:p>
+      <w:r>
+        <w:t>________________________________________________________________</w:t>
+      </w:r>
+    </w:p>
+    <w:p>
+      <w:r>
+        <w:t>________________________________________________________________</w:t>
+      </w:r>
+    </w:p>
+    <w:p>
+      <w:r>
+        <w:t>________________________________________________________________</w:t>
+      </w:r>
+    </w:p>
+    <w:p>
+      <w:pPr>
+        <w:pStyle w:val="Heading2"/>
+      </w:pPr>
+      <w:r>
+        <w:t>Predict the pictured exact replay</w:t>
+      </w:r>
+    </w:p>
+    <w:p>
+      <w:pPr>
+        <w:pStyle w:val="ListBullet"/>
+      </w:pPr>
+      <w:r>
+        <w:t>Change: Repeat the a = 0 run with identical arithmetic and settings.</w:t>
+      </w:r>
+    </w:p>
+    <w:p>
+      <w:pPr>
+        <w:pStyle w:val="Heading2"/>
+      </w:pPr>
+      <w:r>
+        <w:t>Check after predicting · reference / check after trying</w:t>
+      </w:r>
+    </w:p>
+    <w:p>
+      <w:pPr>
+        <w:spacing w:line="336" w:lineRule="auto" w:after="180"/>
+      </w:pPr>
+      <w:r>
+        <w:rPr>
+          <w:b/>
+        </w:rPr>
+        <w:t>Prediction</w:t>
+      </w:r>
+      <w:r>
+        <w:rPr>
+          <w:b w:val="0"/>
+        </w:rPr>
+        <w:t>: It again reaches 1 then 1.5 in this deterministic toy calculation.</w:t>
+      </w:r>
+    </w:p>
+    <w:p>
+      <w:pPr>
+        <w:spacing w:line="336" w:lineRule="auto" w:after="180"/>
+      </w:pPr>
+      <w:r>
+        <w:rPr>
+          <w:b w:val="0"/>
+        </w:rPr>
+        <w:t>Reason: Identical initial state and update rules determine the same arithmetic trace.</w:t>
+      </w:r>
+    </w:p>
+    <w:p>
+      <w:pPr>
+        <w:pStyle w:val="Heading2"/>
+      </w:pPr>
+      <w:r>
+        <w:t>Earlier wording, alternatives and picture transcripts · reference / check after trying</w:t>
+      </w:r>
+    </w:p>
+    <w:p>
+      <w:pPr>
+        <w:pStyle w:val="Heading3"/>
+      </w:pPr>
+      <w:r>
+        <w:t>Compare a familiar case with a changed case</w:t>
+      </w:r>
+    </w:p>
+    <w:p>
+      <w:pPr>
+        <w:pStyle w:val="Heading3"/>
+      </w:pPr>
+      <w:r>
+        <w:t>Change one thing in the pictured case</w:t>
+      </w:r>
+    </w:p>
+    <w:p>
+      <w:pPr>
+        <w:pStyle w:val="Heading1"/>
+      </w:pPr>
+      <w:r>
+        <w:t>06. Trace different scalar starts,then inspect identical hidden units</w:t>
+      </w:r>
+    </w:p>
+    <w:p>
+      <w:r>
+        <w:t>Name the exact formula before interpreting a matching result.</w:t>
+      </w:r>
+    </w:p>
+    <w:p>
+      <w:pPr>
+        <w:pStyle w:val="Heading2"/>
+      </w:pPr>
+      <w:r>
+        <w:t>Complete pictured scalar facts and separate scope</w:t>
+      </w:r>
+    </w:p>
+    <w:p>
+      <w:pPr>
+        <w:spacing w:line="336" w:lineRule="auto" w:after="180"/>
+      </w:pPr>
+      <w:r>
+        <w:rPr>
+          <w:b w:val="0"/>
+        </w:rPr>
+        <w:t xml:space="preserve">Reproduce two </w:t>
       </w:r>
       <w:r>
         <w:rPr>
@@ -741,7 +1308,7 @@
         <w:rPr>
           <w:b w:val="0"/>
         </w:rPr>
-        <w:t xml:space="preserve"> runs.</w:t>
+        <w:t xml:space="preserve"> traces by saving their distinct initial values.</w:t>
       </w:r>
     </w:p>
     <w:p>
@@ -752,50 +1319,18 @@
         <w:rPr>
           <w:b w:val="0"/>
         </w:rPr>
-        <w:t xml:space="preserve">The range [-1, 1] is a classroom choice, not a general recommendation for network </w:t>
-      </w:r>
-      <w:r>
-        <w:rPr>
-          <w:b/>
-        </w:rPr>
-        <w:t>initialisation</w:t>
-      </w:r>
+        <w:t>Loss J(a)=(a-2)²; gradient 2(a-2); rate 0.25; two updates. Restart from a = 0 and separately a = 4.</w:t>
+      </w:r>
+    </w:p>
+    <w:p>
+      <w:pPr>
+        <w:spacing w:line="336" w:lineRule="auto" w:after="180"/>
+      </w:pPr>
       <w:r>
         <w:rPr>
           <w:b w:val="0"/>
         </w:rPr>
-        <w:t xml:space="preserve">. An extra random draw before assigning weights shifts which value is used, even if the </w:t>
-      </w:r>
-      <w:r>
-        <w:rPr>
-          <w:b/>
-        </w:rPr>
-        <w:t>seed</w:t>
-      </w:r>
-      <w:r>
-        <w:rPr>
-          <w:b w:val="0"/>
-        </w:rPr>
-        <w:t xml:space="preserve"> stays the same.</w:t>
-      </w:r>
-    </w:p>
-    <w:p>
-      <w:pPr>
-        <w:pStyle w:val="Heading3"/>
-      </w:pPr>
-      <w:r>
-        <w:t>Connect the picture and the explanation</w:t>
-      </w:r>
-    </w:p>
-    <w:p>
-      <w:pPr>
-        <w:spacing w:line="336" w:lineRule="auto" w:after="180"/>
-      </w:pPr>
-      <w:r>
-        <w:rPr>
-          <w:b w:val="0"/>
-        </w:rPr>
-        <w:t xml:space="preserve">Point to the </w:t>
+        <w:t xml:space="preserve">All </w:t>
       </w:r>
       <w:r>
         <w:rPr>
@@ -807,28 +1342,7 @@
         <w:rPr>
           <w:b w:val="0"/>
         </w:rPr>
-        <w:t>, the deciding step and the result in this week’s visual. Explain the same step in ordinary words. A picture helps when you can say what each part represents.</w:t>
-      </w:r>
-    </w:p>
-    <w:p>
-      <w:pPr>
-        <w:pStyle w:val="Heading1"/>
-      </w:pPr>
-      <w:r>
-        <w:t>04. Compare the cases</w:t>
-      </w:r>
-    </w:p>
-    <w:p>
-      <w:r>
-        <w:t>Compare the supplied cases for Initialisation and reproducibility. Identify the detail that changes the conclusion.</w:t>
-      </w:r>
-    </w:p>
-    <w:p>
-      <w:pPr>
-        <w:pStyle w:val="Heading3"/>
-      </w:pPr>
-      <w:r>
-        <w:t>Compare a familiar case with a changed case</w:t>
+        <w:t>s and outcomes in this worked example are invented classroom data; no real model run is claimed.</w:t>
       </w:r>
     </w:p>
     <w:p>
@@ -839,19 +1353,51 @@
         <w:rPr>
           <w:b w:val="0"/>
         </w:rPr>
-        <w:t xml:space="preserve">The lesson runs starting at 1 and 3 finish with the same </w:t>
-      </w:r>
-      <w:r>
-        <w:rPr>
-          <w:b/>
-        </w:rPr>
-        <w:t>training</w:t>
-      </w:r>
-      <w:r>
-        <w:rPr>
-          <w:b w:val="0"/>
-        </w:rPr>
-        <w:t xml:space="preserve"> MSE. Give their final v values and explain the equality without calling the models identical.</w:t>
+        <w:t>The picture uses a separate scalar objective J(a)=(a−2)², gradient 2(a−2), rate.25 and two updates. Start0 gives0→1→1.5; start 4 gives4→3→2.5; both final losses.25 because distances from 2 are equal. Repeating start 0 with identical arithmetic and settings repeats its path. The main MSEobjective2.5(v−2)²uses rate.1 and starts 0/1/3. The two-unit symmetry extension below is a third, explicitly defined computation.</w:t>
+      </w:r>
+    </w:p>
+    <w:p>
+      <w:pPr>
+        <w:pStyle w:val="Heading2"/>
+      </w:pPr>
+      <w:r>
+        <w:t>Trace both scalar starts and equal distances</w:t>
+      </w:r>
+    </w:p>
+    <w:p>
+      <w:r>
+        <w:drawing>
+          <wp:inline xmlns:a="http://schemas.openxmlformats.org/drawingml/2006/main" xmlns:pic="http://schemas.openxmlformats.org/drawingml/2006/picture">
+            <wp:extent cx="5486400" cy="3337560"/>
+            <wp:docPr id="1" name="Picture 1" descr="Start from 0: Updates: a = 1 then 1.5; final loss 0.25. → Start from 4: Updates: a = 3 then 2.5; final loss 0.25. → Record experiment: Save initial values, rate, objective and update count; the same final loss hides different parameter paths."/>
+            <wp:cNvGraphicFramePr>
+              <a:graphicFrameLocks noChangeAspect="1"/>
+            </wp:cNvGraphicFramePr>
+            <a:graphic>
+              <a:graphicData uri="http://schemas.openxmlformats.org/drawingml/2006/picture">
+                <pic:pic>
+                  <pic:nvPicPr>
+                    <pic:cNvPr id="0" name="academy-story-ai-5-17-02.png"/>
+                    <pic:cNvPicPr/>
+                  </pic:nvPicPr>
+                  <pic:blipFill>
+                    <a:blip r:embed="rId9"/>
+                    <a:stretch>
+                      <a:fillRect/>
+                    </a:stretch>
+                  </pic:blipFill>
+                  <pic:spPr>
+                    <a:xfrm>
+                      <a:off x="0" y="0"/>
+                      <a:ext cx="5486400" cy="3337560"/>
+                    </a:xfrm>
+                    <a:prstGeom prst="rect"/>
+                  </pic:spPr>
+                </pic:pic>
+              </a:graphicData>
+            </a:graphic>
+          </wp:inline>
+        </w:drawing>
       </w:r>
     </w:p>
     <w:p>
@@ -859,119 +1405,7 @@
         <w:pStyle w:val="Heading3"/>
       </w:pPr>
       <w:r>
-        <w:t>Keep the procedure fixed. Explain what changed in the inputs and result.</w:t>
-      </w:r>
-    </w:p>
-    <w:p>
-      <w:r>
-        <w:t>________________________________________________________________</w:t>
-      </w:r>
-    </w:p>
-    <w:p>
-      <w:r>
-        <w:t>________________________________________________________________</w:t>
-      </w:r>
-    </w:p>
-    <w:p>
-      <w:r>
-        <w:t>________________________________________________________________</w:t>
-      </w:r>
-    </w:p>
-    <w:p>
-      <w:r>
-        <w:t>________________________________________________________________</w:t>
-      </w:r>
-    </w:p>
-    <w:p>
-      <w:r>
-        <w:t>________________________________________________________________</w:t>
-      </w:r>
-    </w:p>
-    <w:p>
-      <w:pPr>
-        <w:pStyle w:val="Heading3"/>
-      </w:pPr>
-      <w:r>
-        <w:t>Change one thing in the pictured case</w:t>
-      </w:r>
-    </w:p>
-    <w:p>
-      <w:pPr>
-        <w:pStyle w:val="Heading3"/>
-      </w:pPr>
-      <w:r>
-        <w:t>Change one thing</w:t>
-      </w:r>
-    </w:p>
-    <w:p>
-      <w:pPr>
-        <w:spacing w:line="336" w:lineRule="auto" w:after="180"/>
-        <w:shd w:fill="F5F1FB"/>
-      </w:pPr>
-      <w:r>
-        <w:rPr>
-          <w:b w:val="0"/>
-        </w:rPr>
-        <w:t>Change: Repeat the a = 0 run with identical arithmetic and settings.</w:t>
-      </w:r>
-    </w:p>
-    <w:p>
-      <w:pPr>
-        <w:pStyle w:val="Heading3"/>
-      </w:pPr>
-      <w:r>
-        <w:t>Predicted result</w:t>
-      </w:r>
-    </w:p>
-    <w:p>
-      <w:pPr>
-        <w:spacing w:line="336" w:lineRule="auto" w:after="180"/>
-        <w:shd w:fill="F1F6FC"/>
-      </w:pPr>
-      <w:r>
-        <w:rPr>
-          <w:b/>
-        </w:rPr>
-        <w:t>Prediction</w:t>
-      </w:r>
-      <w:r>
-        <w:rPr>
-          <w:b w:val="0"/>
-        </w:rPr>
-        <w:t>: It again reaches 1 then 1.5 in this deterministic toy calculation.</w:t>
-      </w:r>
-    </w:p>
-    <w:p>
-      <w:pPr>
-        <w:pStyle w:val="Heading3"/>
-      </w:pPr>
-      <w:r>
-        <w:t>Why the result follows</w:t>
-      </w:r>
-    </w:p>
-    <w:p>
-      <w:pPr>
-        <w:spacing w:line="336" w:lineRule="auto" w:after="180"/>
-        <w:shd w:fill="F1F6FC"/>
-      </w:pPr>
-      <w:r>
-        <w:rPr>
-          <w:b w:val="0"/>
-        </w:rPr>
-        <w:t>Reason: Identical initial state and update rules determine the same arithmetic trace.</w:t>
-      </w:r>
-    </w:p>
-    <w:p>
-      <w:pPr>
-        <w:pStyle w:val="Heading1"/>
-      </w:pPr>
-      <w:r>
-        <w:t>05. Words that unlock the idea</w:t>
-      </w:r>
-    </w:p>
-    <w:p>
-      <w:r>
-        <w:t>Use the vocabulary of Initialisation and reproducibility to explain a concrete decision, rather than only memorising definitions.</w:t>
+        <w:t>Read the picture one step at a time</w:t>
       </w:r>
     </w:p>
     <w:tbl>
@@ -994,7 +1428,7 @@
           </w:tcPr>
           <w:p>
             <w:r>
-              <w:t>Word</w:t>
+              <w:t>Step</w:t>
             </w:r>
           </w:p>
         </w:tc>
@@ -1004,7 +1438,7 @@
           </w:tcPr>
           <w:p>
             <w:r>
-              <w:t>Meaning</w:t>
+              <w:t>What happens and why</w:t>
             </w:r>
           </w:p>
         </w:tc>
@@ -1016,7 +1450,7 @@
           </w:tcPr>
           <w:p>
             <w:r>
-              <w:t>Initialisation</w:t>
+              <w:t>1. Start from 0</w:t>
             </w:r>
           </w:p>
         </w:tc>
@@ -1026,7 +1460,7 @@
           </w:tcPr>
           <w:p>
             <w:r>
-              <w:t>The procedure that assigns model parameter values before training</w:t>
+              <w:t>Updates: a = 1 then 1.5; final loss 0.25.</w:t>
             </w:r>
           </w:p>
         </w:tc>
@@ -1038,7 +1472,7 @@
           </w:tcPr>
           <w:p>
             <w:r>
-              <w:t>Seed</w:t>
+              <w:t>2. Start from 4</w:t>
             </w:r>
           </w:p>
         </w:tc>
@@ -1048,7 +1482,7 @@
           </w:tcPr>
           <w:p>
             <w:r>
-              <w:t>A value used to initialise a pseudorandom generator</w:t>
+              <w:t>Updates: a = 3 then 2.5; final loss 0.25.</w:t>
             </w:r>
           </w:p>
         </w:tc>
@@ -1060,7 +1494,7 @@
           </w:tcPr>
           <w:p>
             <w:r>
-              <w:t>Symmetry</w:t>
+              <w:t>3. Record experiment</w:t>
             </w:r>
           </w:p>
         </w:tc>
@@ -1070,68 +1504,165 @@
           </w:tcPr>
           <w:p>
             <w:r>
-              <w:t>An equivalence between parts of a model that can keep their computations identical</w:t>
-            </w:r>
-          </w:p>
-        </w:tc>
-      </w:tr>
-      <w:tr>
-        <w:tc>
-          <w:tcPr>
-            <w:tcW w:type="dxa" w:w="5112"/>
-          </w:tcPr>
-          <w:p>
-            <w:r>
-              <w:t>Reproducibility record</w:t>
-            </w:r>
-          </w:p>
-        </w:tc>
-        <w:tc>
-          <w:tcPr>
-            <w:tcW w:type="dxa" w:w="5112"/>
-          </w:tcPr>
-          <w:p>
-            <w:r>
-              <w:t>Saved data settings code and results that let another person check how an experiment was performed</w:t>
+              <w:t>Save initial values, rate, objective and update count; the same final loss hides different parameter paths.</w:t>
             </w:r>
           </w:p>
         </w:tc>
       </w:tr>
     </w:tbl>
     <w:p>
-      <w:pPr>
-        <w:pStyle w:val="Heading3"/>
-      </w:pPr>
-      <w:r>
-        <w:t>Use two terms to explain a step in this week’s example.</w:t>
-      </w:r>
-    </w:p>
-    <w:p>
-      <w:r>
-        <w:t>________________________________________________________________</w:t>
-      </w:r>
-    </w:p>
-    <w:p>
-      <w:r>
-        <w:t>________________________________________________________________</w:t>
-      </w:r>
-    </w:p>
-    <w:p>
-      <w:r>
-        <w:t>________________________________________________________________</w:t>
-      </w:r>
-    </w:p>
-    <w:p>
-      <w:pPr>
-        <w:pStyle w:val="Heading1"/>
-      </w:pPr>
-      <w:r>
-        <w:t>06. Follow a worked example</w:t>
-      </w:r>
-    </w:p>
-    <w:p>
-      <w:r>
-        <w:t>Follow the worked trace for Initialisation and reproducibility, predict a step, then compare with its explanation.</w:t>
+      <w:r>
+        <w:t>Match each pictured step to the supplied facts. This is a worked teaching case, not an independent assessment.</w:t>
+      </w:r>
+    </w:p>
+    <w:p>
+      <w:pPr>
+        <w:spacing w:line="336" w:lineRule="auto" w:after="180"/>
+      </w:pPr>
+      <w:r>
+        <w:rPr>
+          <w:b/>
+        </w:rPr>
+        <w:t>Initialisation</w:t>
+      </w:r>
+      <w:r>
+        <w:rPr>
+          <w:b w:val="0"/>
+        </w:rPr>
+        <w:t xml:space="preserve"> supplies the parameter values before learning begins. The same update rule can follow different paths from different starts.</w:t>
+      </w:r>
+    </w:p>
+    <w:p>
+      <w:pPr>
+        <w:spacing w:line="336" w:lineRule="auto" w:after="180"/>
+      </w:pPr>
+      <w:r>
+        <w:rPr>
+          <w:b w:val="0"/>
+        </w:rPr>
+        <w:t>Here the two paths end on opposite sides of two and have equal squared distance, so equal loss does not imply equal parameters. Save initial values and settings to reproduce this arithmetic, as well as the final result.</w:t>
+      </w:r>
+    </w:p>
+    <w:p>
+      <w:pPr>
+        <w:pStyle w:val="Heading2"/>
+      </w:pPr>
+      <w:r>
+        <w:t>Predict the identical restart</w:t>
+      </w:r>
+    </w:p>
+    <w:p>
+      <w:pPr>
+        <w:pStyle w:val="ListBullet"/>
+      </w:pPr>
+      <w:r>
+        <w:t>Change one thing: Repeat the a = 0 run with identical arithmetic and settings. Predict the result before checking the explanation. What remains the same?</w:t>
+      </w:r>
+    </w:p>
+    <w:p>
+      <w:pPr>
+        <w:pStyle w:val="Heading2"/>
+      </w:pPr>
+      <w:r>
+        <w:t>Check after predicting · reference / check after trying</w:t>
+      </w:r>
+    </w:p>
+    <w:p>
+      <w:r>
+        <w:drawing>
+          <wp:inline xmlns:a="http://schemas.openxmlformats.org/drawingml/2006/main" xmlns:pic="http://schemas.openxmlformats.org/drawingml/2006/picture">
+            <wp:extent cx="5486400" cy="3041904"/>
+            <wp:docPr id="2" name="Picture 2" descr="Original case: Save initial values, rate, objective and update count; the same final loss hides different parameter paths. Changed condition: Repeat the a = 0 run with identical arithmetic and settings. Expected result: It again reaches 1 then 1.5 in this deterministic toy calculation. Reason: Identical initial state and update rules determine the same arithmetic trace."/>
+            <wp:cNvGraphicFramePr>
+              <a:graphicFrameLocks noChangeAspect="1"/>
+            </wp:cNvGraphicFramePr>
+            <a:graphic>
+              <a:graphicData uri="http://schemas.openxmlformats.org/drawingml/2006/picture">
+                <pic:pic>
+                  <pic:nvPicPr>
+                    <pic:cNvPr id="0" name="academy-story-ai-5-17-04.png"/>
+                    <pic:cNvPicPr/>
+                  </pic:nvPicPr>
+                  <pic:blipFill>
+                    <a:blip r:embed="rId10"/>
+                    <a:stretch>
+                      <a:fillRect/>
+                    </a:stretch>
+                  </pic:blipFill>
+                  <pic:spPr>
+                    <a:xfrm>
+                      <a:off x="0" y="0"/>
+                      <a:ext cx="5486400" cy="3041904"/>
+                    </a:xfrm>
+                    <a:prstGeom prst="rect"/>
+                  </pic:spPr>
+                </pic:pic>
+              </a:graphicData>
+            </a:graphic>
+          </wp:inline>
+        </w:drawing>
+      </w:r>
+    </w:p>
+    <w:p>
+      <w:pPr>
+        <w:pStyle w:val="Heading2"/>
+      </w:pPr>
+      <w:r>
+        <w:t>Explain replay limits and matching losses</w:t>
+      </w:r>
+    </w:p>
+    <w:p>
+      <w:pPr>
+        <w:pStyle w:val="ListBullet"/>
+      </w:pPr>
+      <w:r>
+        <w:t>A saved seed alone does not reproduce every software or hardware execution; record environment and nondeterminism too.</w:t>
+      </w:r>
+    </w:p>
+    <w:p>
+      <w:pPr>
+        <w:pStyle w:val="ListBullet"/>
+      </w:pPr>
+      <w:r>
+        <w:t>Read the labelled picture: Does the matching final loss mean the parameter values are equal? Point to the relevant step in the picture, then write the changed result and the rule or evidence that supports it.</w:t>
+      </w:r>
+    </w:p>
+    <w:p>
+      <w:pPr>
+        <w:pStyle w:val="Heading2"/>
+      </w:pPr>
+      <w:r>
+        <w:t>Complete givens for the two-unit symmetry extension</w:t>
+      </w:r>
+    </w:p>
+    <w:p>
+      <w:pPr>
+        <w:spacing w:line="336" w:lineRule="auto" w:after="180"/>
+      </w:pPr>
+      <w:r>
+        <w:rPr>
+          <w:b w:val="0"/>
+        </w:rPr>
+        <w:t>For the symmetry extension, use y=aReLU(ux)+bReLU(vx), parameter order[u, v, a, b], x1, target 1, all four original parameters 1 and rate.1. Both hidden scores and activations are 1, y2, residual 1. Each old-state squared-loss gradient is2, so one simultaneous step makes every parameter.8. New hidden activations are[.8, .8], y=.8×.8+.8×.8=1.28, and loss(.28)²=.0784. The units still match.</w:t>
+      </w:r>
+    </w:p>
+    <w:p>
+      <w:pPr>
+        <w:spacing w:line="336" w:lineRule="auto" w:after="180"/>
+      </w:pPr>
+      <w:r>
+        <w:rPr>
+          <w:b w:val="0"/>
+        </w:rPr>
+        <w:t>Here u and v are input weights and a and b are output weights; these names are separate from the main single trained output v.</w:t>
+      </w:r>
+    </w:p>
+    <w:p>
+      <w:pPr>
+        <w:pStyle w:val="Heading2"/>
+      </w:pPr>
+      <w:r>
+        <w:t>Trace and explain the two-unit update</w:t>
       </w:r>
     </w:p>
     <w:p>
@@ -1288,6 +1819,14 @@
     </w:p>
     <w:p>
       <w:pPr>
+        <w:pStyle w:val="Heading2"/>
+      </w:pPr>
+      <w:r>
+        <w:t>Earlier wording, alternatives and picture transcripts · reference / check after trying</w:t>
+      </w:r>
+    </w:p>
+    <w:p>
+      <w:pPr>
         <w:pStyle w:val="Heading3"/>
       </w:pPr>
       <w:r>
@@ -1315,85 +1854,10 @@
     </w:p>
     <w:p>
       <w:pPr>
-        <w:spacing w:line="336" w:lineRule="auto" w:after="180"/>
-      </w:pPr>
-      <w:r>
-        <w:rPr>
-          <w:b w:val="0"/>
-        </w:rPr>
-        <w:t xml:space="preserve">Reproduce two </w:t>
-      </w:r>
-      <w:r>
-        <w:rPr>
-          <w:b/>
-        </w:rPr>
-        <w:t>training</w:t>
-      </w:r>
-      <w:r>
-        <w:rPr>
-          <w:b w:val="0"/>
-        </w:rPr>
-        <w:t xml:space="preserve"> traces by saving their distinct initial values.</w:t>
-      </w:r>
-    </w:p>
-    <w:p>
-      <w:pPr>
         <w:pStyle w:val="Heading3"/>
       </w:pPr>
       <w:r>
         <w:t>The facts we will use</w:t>
-      </w:r>
-    </w:p>
-    <w:p>
-      <w:pPr>
-        <w:pStyle w:val="Heading3"/>
-      </w:pPr>
-      <w:r>
-        <w:t>Supplied facts</w:t>
-      </w:r>
-    </w:p>
-    <w:p>
-      <w:pPr>
-        <w:spacing w:line="336" w:lineRule="auto" w:after="180"/>
-        <w:shd w:fill="F1F6FC"/>
-      </w:pPr>
-      <w:r>
-        <w:rPr>
-          <w:b w:val="0"/>
-        </w:rPr>
-        <w:t>Loss J(a)=(a-2)²; gradient 2(a-2); rate 0.25; two updates. Restart from a = 0 and separately a = 4.</w:t>
-      </w:r>
-    </w:p>
-    <w:p>
-      <w:pPr>
-        <w:pStyle w:val="Heading3"/>
-      </w:pPr>
-      <w:r>
-        <w:t>Supplied facts</w:t>
-      </w:r>
-    </w:p>
-    <w:p>
-      <w:pPr>
-        <w:spacing w:line="336" w:lineRule="auto" w:after="180"/>
-        <w:shd w:fill="F1F6FC"/>
-      </w:pPr>
-      <w:r>
-        <w:rPr>
-          <w:b w:val="0"/>
-        </w:rPr>
-        <w:t xml:space="preserve">All </w:t>
-      </w:r>
-      <w:r>
-        <w:rPr>
-          <w:b/>
-        </w:rPr>
-        <w:t>input</w:t>
-      </w:r>
-      <w:r>
-        <w:rPr>
-          <w:b w:val="0"/>
-        </w:rPr>
-        <w:t>s and outcomes in this worked example are invented classroom data; no real model run is claimed.</w:t>
       </w:r>
     </w:p>
     <w:p>
@@ -1401,7 +1865,7 @@
         <w:drawing>
           <wp:inline xmlns:a="http://schemas.openxmlformats.org/drawingml/2006/main" xmlns:pic="http://schemas.openxmlformats.org/drawingml/2006/picture">
             <wp:extent cx="5486400" cy="5185229"/>
-            <wp:docPr id="1" name="Picture 1" descr="Initialisation and reproducibility. Start from 0: Updates: a = 1 then 1.5; final loss 0.25.. Start from 4: Updates: a = 3 then 2.5; final loss 0.25.. Record experiment: Save initial values, rate, objective and update count; the same final loss hides different parameter paths."/>
+            <wp:docPr id="3" name="Picture 3" descr="Initialisation and reproducibility. Start from 0: Updates: a = 1 then 1.5; final loss 0.25.. Start from 4: Updates: a = 3 then 2.5; final loss 0.25.. Record experiment: Save initial values, rate, objective and update count; the same final loss hides different parameter paths."/>
             <wp:cNvGraphicFramePr>
               <a:graphicFrameLocks noChangeAspect="1"/>
             </wp:cNvGraphicFramePr>
@@ -1413,7 +1877,7 @@
                     <pic:cNvPicPr/>
                   </pic:nvPicPr>
                   <pic:blipFill>
-                    <a:blip r:embed="rId9"/>
+                    <a:blip r:embed="rId11"/>
                     <a:stretch>
                       <a:fillRect/>
                     </a:stretch>
@@ -1437,114 +1901,7 @@
         <w:pStyle w:val="Heading3"/>
       </w:pPr>
       <w:r>
-        <w:t>Read the picture one step at a time</w:t>
-      </w:r>
-    </w:p>
-    <w:tbl>
-      <w:tblPr>
-        <w:tblStyle w:val="LightShading-Accent1"/>
-        <w:tblW w:type="auto" w:w="0"/>
-        <w:tblLook w:firstColumn="1" w:firstRow="1" w:lastColumn="0" w:lastRow="0" w:noHBand="0" w:noVBand="1" w:val="04A0"/>
-      </w:tblPr>
-      <w:tblGrid>
-        <w:gridCol w:w="5112"/>
-        <w:gridCol w:w="5112"/>
-      </w:tblGrid>
-      <w:tr>
-        <w:trPr>
-          <w:tblHeader/>
-        </w:trPr>
-        <w:tc>
-          <w:tcPr>
-            <w:tcW w:type="dxa" w:w="5112"/>
-          </w:tcPr>
-          <w:p>
-            <w:r>
-              <w:t>Step</w:t>
-            </w:r>
-          </w:p>
-        </w:tc>
-        <w:tc>
-          <w:tcPr>
-            <w:tcW w:type="dxa" w:w="5112"/>
-          </w:tcPr>
-          <w:p>
-            <w:r>
-              <w:t>What happens and why</w:t>
-            </w:r>
-          </w:p>
-        </w:tc>
-      </w:tr>
-      <w:tr>
-        <w:tc>
-          <w:tcPr>
-            <w:tcW w:type="dxa" w:w="5112"/>
-          </w:tcPr>
-          <w:p>
-            <w:r>
-              <w:t>1. Start from 0</w:t>
-            </w:r>
-          </w:p>
-        </w:tc>
-        <w:tc>
-          <w:tcPr>
-            <w:tcW w:type="dxa" w:w="5112"/>
-          </w:tcPr>
-          <w:p>
-            <w:r>
-              <w:t>Updates: a = 1 then 1.5; final loss 0.25.</w:t>
-            </w:r>
-          </w:p>
-        </w:tc>
-      </w:tr>
-      <w:tr>
-        <w:tc>
-          <w:tcPr>
-            <w:tcW w:type="dxa" w:w="5112"/>
-          </w:tcPr>
-          <w:p>
-            <w:r>
-              <w:t>2. Start from 4</w:t>
-            </w:r>
-          </w:p>
-        </w:tc>
-        <w:tc>
-          <w:tcPr>
-            <w:tcW w:type="dxa" w:w="5112"/>
-          </w:tcPr>
-          <w:p>
-            <w:r>
-              <w:t>Updates: a = 3 then 2.5; final loss 0.25.</w:t>
-            </w:r>
-          </w:p>
-        </w:tc>
-      </w:tr>
-      <w:tr>
-        <w:tc>
-          <w:tcPr>
-            <w:tcW w:type="dxa" w:w="5112"/>
-          </w:tcPr>
-          <w:p>
-            <w:r>
-              <w:t>3. Record experiment</w:t>
-            </w:r>
-          </w:p>
-        </w:tc>
-        <w:tc>
-          <w:tcPr>
-            <w:tcW w:type="dxa" w:w="5112"/>
-          </w:tcPr>
-          <w:p>
-            <w:r>
-              <w:t>Save initial values, rate, objective and update count; the same final loss hides different parameter paths.</w:t>
-            </w:r>
-          </w:p>
-        </w:tc>
-      </w:tr>
-    </w:tbl>
-    <w:p>
-      <w:r>
-        <w:t>Match each pictured step to the supplied facts. This is a worked teaching case, not an independent assessment.</w:t>
+        <w:t>Why this result follows</w:t>
       </w:r>
     </w:p>
     <w:p>
@@ -1552,164 +1909,33 @@
         <w:pStyle w:val="Heading3"/>
       </w:pPr>
       <w:r>
-        <w:t>Why this result follows</w:t>
-      </w:r>
-    </w:p>
-    <w:p>
-      <w:pPr>
-        <w:pStyle w:val="Heading3"/>
-      </w:pPr>
-      <w:r>
-        <w:t>Why the result follows</w:t>
+        <w:t>What this example does not establish</w:t>
+      </w:r>
+    </w:p>
+    <w:p>
+      <w:pPr>
+        <w:pStyle w:val="Heading1"/>
+      </w:pPr>
+      <w:r>
+        <w:t>07. Repair seed-only records and identical-unit assumptions</w:t>
+      </w:r>
+    </w:p>
+    <w:p>
+      <w:r>
+        <w:t>A controlled starting-value comparison is not a guarantee for every architecture.</w:t>
+      </w:r>
+    </w:p>
+    <w:p>
+      <w:pPr>
+        <w:pStyle w:val="Heading2"/>
+      </w:pPr>
+      <w:r>
+        <w:t>Complete two-unit gradients,symmetry and all-zero limitation</w:t>
       </w:r>
     </w:p>
     <w:p>
       <w:pPr>
         <w:spacing w:line="336" w:lineRule="auto" w:after="180"/>
-        <w:shd w:fill="F1F6FC"/>
-      </w:pPr>
-      <w:r>
-        <w:rPr>
-          <w:b/>
-        </w:rPr>
-        <w:t>Initialisation</w:t>
-      </w:r>
-      <w:r>
-        <w:rPr>
-          <w:b w:val="0"/>
-        </w:rPr>
-        <w:t xml:space="preserve"> supplies the parameter values before learning begins. The same update rule can follow different paths from different starts.</w:t>
-      </w:r>
-    </w:p>
-    <w:p>
-      <w:pPr>
-        <w:spacing w:line="336" w:lineRule="auto" w:after="180"/>
-        <w:shd w:fill="F1F6FC"/>
-      </w:pPr>
-      <w:r>
-        <w:rPr>
-          <w:b w:val="0"/>
-        </w:rPr>
-        <w:t>Here the two paths end on opposite sides of two and have equal squared distance, so equal loss does not imply equal parameters. Save initial values and settings to reproduce this arithmetic, as well as the final result.</w:t>
-      </w:r>
-    </w:p>
-    <w:p>
-      <w:pPr>
-        <w:pStyle w:val="Heading3"/>
-      </w:pPr>
-      <w:r>
-        <w:t>What this example does not establish</w:t>
-      </w:r>
-    </w:p>
-    <w:p>
-      <w:pPr>
-        <w:pStyle w:val="Heading3"/>
-      </w:pPr>
-      <w:r>
-        <w:t>Keep the stated limit</w:t>
-      </w:r>
-    </w:p>
-    <w:p>
-      <w:pPr>
-        <w:spacing w:line="336" w:lineRule="auto" w:after="180"/>
-        <w:shd w:fill="FFF5E6"/>
-      </w:pPr>
-      <w:r>
-        <w:rPr>
-          <w:b w:val="0"/>
-        </w:rPr>
-        <w:t xml:space="preserve">A saved </w:t>
-      </w:r>
-      <w:r>
-        <w:rPr>
-          <w:b/>
-        </w:rPr>
-        <w:t>seed</w:t>
-      </w:r>
-      <w:r>
-        <w:rPr>
-          <w:b w:val="0"/>
-        </w:rPr>
-        <w:t xml:space="preserve"> alone does not reproduce every software or hardware execution; record environment and nondeterminism too.</w:t>
-      </w:r>
-    </w:p>
-    <w:p>
-      <w:pPr>
-        <w:pStyle w:val="Heading3"/>
-      </w:pPr>
-      <w:r>
-        <w:t>Keep the stated limit</w:t>
-      </w:r>
-    </w:p>
-    <w:p>
-      <w:pPr>
-        <w:spacing w:line="336" w:lineRule="auto" w:after="180"/>
-        <w:shd w:fill="FFF5E6"/>
-      </w:pPr>
-      <w:r>
-        <w:rPr>
-          <w:b w:val="0"/>
-        </w:rPr>
-        <w:t xml:space="preserve">Read the labelled picture: Does the matching final loss mean the parameter values are equal? Point to the relevant step in the picture, then write the changed result and the rule or </w:t>
-      </w:r>
-      <w:r>
-        <w:rPr>
-          <w:b/>
-        </w:rPr>
-        <w:t>evidence</w:t>
-      </w:r>
-      <w:r>
-        <w:rPr>
-          <w:b w:val="0"/>
-        </w:rPr>
-        <w:t xml:space="preserve"> that supports it.</w:t>
-      </w:r>
-    </w:p>
-    <w:p>
-      <w:pPr>
-        <w:pStyle w:val="Heading3"/>
-      </w:pPr>
-      <w:r>
-        <w:t>Keep the stated limit</w:t>
-      </w:r>
-    </w:p>
-    <w:p>
-      <w:pPr>
-        <w:spacing w:line="336" w:lineRule="auto" w:after="180"/>
-        <w:shd w:fill="FFF5E6"/>
-      </w:pPr>
-      <w:r>
-        <w:rPr>
-          <w:b w:val="0"/>
-        </w:rPr>
-        <w:t>Change one thing: Repeat the a = 0 run with identical arithmetic and settings. Predict the result before checking the explanation. What remains the same?</w:t>
-      </w:r>
-    </w:p>
-    <w:p>
-      <w:pPr>
-        <w:pStyle w:val="Heading1"/>
-      </w:pPr>
-      <w:r>
-        <w:t>07. Find and repair a mistake</w:t>
-      </w:r>
-    </w:p>
-    <w:p>
-      <w:r>
-        <w:t>Find the unsupported step in the Initialisation and reproducibility claim and explain a repair using the supplied evidence.</w:t>
-      </w:r>
-    </w:p>
-    <w:p>
-      <w:pPr>
-        <w:pStyle w:val="Heading3"/>
-      </w:pPr>
-      <w:r>
-        <w:t>Check the claim against the facts</w:t>
-      </w:r>
-    </w:p>
-    <w:p>
-      <w:pPr>
-        <w:spacing w:line="336" w:lineRule="auto" w:after="180"/>
-        <w:shd w:fill="FFF5E6"/>
       </w:pPr>
       <w:r>
         <w:rPr>
@@ -1733,7 +1959,6 @@
     <w:p>
       <w:pPr>
         <w:spacing w:line="336" w:lineRule="auto" w:after="180"/>
-        <w:shd w:fill="FFF5E6"/>
       </w:pPr>
       <w:r>
         <w:rPr>
@@ -1744,16 +1969,7 @@
     </w:p>
     <w:p>
       <w:pPr>
-        <w:pStyle w:val="Heading3"/>
-      </w:pPr>
-      <w:r>
-        <w:t>Check the claim against the facts</w:t>
-      </w:r>
-    </w:p>
-    <w:p>
-      <w:pPr>
         <w:spacing w:line="336" w:lineRule="auto" w:after="180"/>
-        <w:shd w:fill="FFF5E6"/>
       </w:pPr>
       <w:r>
         <w:rPr>
@@ -1777,7 +1993,6 @@
     <w:p>
       <w:pPr>
         <w:spacing w:line="336" w:lineRule="auto" w:after="180"/>
-        <w:shd w:fill="FFF5E6"/>
       </w:pPr>
       <w:r>
         <w:rPr>
@@ -1800,16 +2015,7 @@
     </w:p>
     <w:p>
       <w:pPr>
-        <w:pStyle w:val="Heading3"/>
-      </w:pPr>
-      <w:r>
-        <w:t>Check the claim against the facts</w:t>
-      </w:r>
-    </w:p>
-    <w:p>
-      <w:pPr>
         <w:spacing w:line="336" w:lineRule="auto" w:after="180"/>
-        <w:shd w:fill="FFF5E6"/>
       </w:pPr>
       <w:r>
         <w:rPr>
@@ -1833,7 +2039,6 @@
     <w:p>
       <w:pPr>
         <w:spacing w:line="336" w:lineRule="auto" w:after="180"/>
-        <w:shd w:fill="FFF5E6"/>
       </w:pPr>
       <w:r>
         <w:rPr>
@@ -1845,7 +2050,6 @@
     <w:p>
       <w:pPr>
         <w:spacing w:line="336" w:lineRule="auto" w:after="180"/>
-        <w:shd w:fill="FFF5E6"/>
       </w:pPr>
       <w:r>
         <w:rPr>
@@ -1856,34 +2060,101 @@
     </w:p>
     <w:p>
       <w:pPr>
+        <w:pStyle w:val="Heading2"/>
+      </w:pPr>
+      <w:r>
+        <w:t>Try the extra-preview-draw investigation</w:t>
+      </w:r>
+    </w:p>
+    <w:p>
+      <w:pPr>
+        <w:pStyle w:val="ListBullet"/>
+      </w:pPr>
+      <w:r>
+        <w:t>Both runs use the same seed and generator. Run A assigns the first four draws to its weights. Run B draws a preview number first, then assigns the next four. Must the initial weight arrays match? What should be saved?</w:t>
+      </w:r>
+    </w:p>
+    <w:p>
+      <w:pPr>
         <w:pStyle w:val="Heading3"/>
       </w:pPr>
       <w:r>
+        <w:t>State one repair and the checks you would rerun.</w:t>
+      </w:r>
+    </w:p>
+    <w:p>
+      <w:r>
+        <w:t>________________________________________________________________</w:t>
+      </w:r>
+    </w:p>
+    <w:p>
+      <w:r>
+        <w:t>________________________________________________________________</w:t>
+      </w:r>
+    </w:p>
+    <w:p>
+      <w:r>
+        <w:t>________________________________________________________________</w:t>
+      </w:r>
+    </w:p>
+    <w:p>
+      <w:r>
+        <w:t>________________________________________________________________</w:t>
+      </w:r>
+    </w:p>
+    <w:p>
+      <w:r>
+        <w:t>________________________________________________________________</w:t>
+      </w:r>
+    </w:p>
+    <w:p>
+      <w:r>
+        <w:t>________________________________________________________________</w:t>
+      </w:r>
+    </w:p>
+    <w:p>
+      <w:pPr>
+        <w:pStyle w:val="Heading2"/>
+      </w:pPr>
+      <w:r>
+        <w:t>Earlier wording, alternatives and picture transcripts · reference / check after trying</w:t>
+      </w:r>
+    </w:p>
+    <w:p>
+      <w:pPr>
+        <w:pStyle w:val="Heading3"/>
+      </w:pPr>
+      <w:r>
         <w:t>Locate the earliest unsupported step</w:t>
       </w:r>
     </w:p>
     <w:p>
       <w:pPr>
-        <w:spacing w:line="336" w:lineRule="auto" w:after="180"/>
-        <w:shd w:fill="F5F1FB"/>
-      </w:pPr>
-      <w:r>
-        <w:rPr>
-          <w:b w:val="0"/>
-        </w:rPr>
-        <w:t xml:space="preserve">Both runs use the same </w:t>
-      </w:r>
-      <w:r>
-        <w:rPr>
-          <w:b/>
-        </w:rPr>
-        <w:t>seed</w:t>
-      </w:r>
-      <w:r>
-        <w:rPr>
-          <w:b w:val="0"/>
-        </w:rPr>
-        <w:t xml:space="preserve"> and generator. Run A assigns the first four draws to its weights. Run B draws a preview number first, then assigns the next four. Must the initial weight arrays match? What should be saved?</w:t>
+        <w:pStyle w:val="Heading1"/>
+      </w:pPr>
+      <w:r>
+        <w:t>08. Practise start,path,loss and symmetry reasoning with less help</w:t>
+      </w:r>
+    </w:p>
+    <w:p>
+      <w:r>
+        <w:t>A replay should preserve intermediate evidence as well as its final score.</w:t>
+      </w:r>
+    </w:p>
+    <w:p>
+      <w:pPr>
+        <w:pStyle w:val="Heading2"/>
+      </w:pPr>
+      <w:r>
+        <w:t>Current task and response</w:t>
+      </w:r>
+    </w:p>
+    <w:p>
+      <w:pPr>
+        <w:pStyle w:val="ListBullet"/>
+      </w:pPr>
+      <w:r>
+        <w:t>For the scalar lesson model, start v = -2 and apply two updates at rate 0.1. Give all three v values and the final training MSE.</w:t>
       </w:r>
     </w:p>
     <w:p>
@@ -1891,7 +2162,7 @@
         <w:pStyle w:val="Heading3"/>
       </w:pPr>
       <w:r>
-        <w:t>State one repair and the checks you would rerun.</w:t>
+        <w:t>For x = 1, calculate the two-unit output and squared error before and after the shown simultaneous update. Have the units become different?</w:t>
       </w:r>
     </w:p>
     <w:p>
@@ -1915,6 +2186,14 @@
       </w:r>
     </w:p>
     <w:p>
+      <w:pPr>
+        <w:pStyle w:val="Heading3"/>
+      </w:pPr>
+      <w:r>
+        <w:t>Explain your prediction to a partner before comparing results.</w:t>
+      </w:r>
+    </w:p>
+    <w:p>
       <w:r>
         <w:t>________________________________________________________________</w:t>
       </w:r>
@@ -1925,50 +2204,6 @@
       </w:r>
     </w:p>
     <w:p>
-      <w:pPr>
-        <w:pStyle w:val="Heading1"/>
-      </w:pPr>
-      <w:r>
-        <w:t>08. Practise together</w:t>
-      </w:r>
-    </w:p>
-    <w:p>
-      <w:r>
-        <w:t>Practise Initialisation and reproducibility with support, then explain the deciding step in your own words.</w:t>
-      </w:r>
-    </w:p>
-    <w:p>
-      <w:pPr>
-        <w:spacing w:line="336" w:lineRule="auto" w:after="180"/>
-      </w:pPr>
-      <w:r>
-        <w:rPr>
-          <w:b w:val="0"/>
-        </w:rPr>
-        <w:t xml:space="preserve">For the scalar lesson model, start v = -2 and apply two updates at rate 0.1. Give all three v values and the final </w:t>
-      </w:r>
-      <w:r>
-        <w:rPr>
-          <w:b/>
-        </w:rPr>
-        <w:t>training</w:t>
-      </w:r>
-      <w:r>
-        <w:rPr>
-          <w:b w:val="0"/>
-        </w:rPr>
-        <w:t xml:space="preserve"> MSE.</w:t>
-      </w:r>
-    </w:p>
-    <w:p>
-      <w:pPr>
-        <w:pStyle w:val="Heading3"/>
-      </w:pPr>
-      <w:r>
-        <w:t>For x = 1, calculate the two-unit output and squared error before and after the shown simultaneous update. Have the units become different?</w:t>
-      </w:r>
-    </w:p>
-    <w:p>
       <w:r>
         <w:t>________________________________________________________________</w:t>
       </w:r>
@@ -1979,49 +2214,11 @@
       </w:r>
     </w:p>
     <w:p>
-      <w:r>
-        <w:t>________________________________________________________________</w:t>
-      </w:r>
-    </w:p>
-    <w:p>
-      <w:r>
-        <w:t>________________________________________________________________</w:t>
-      </w:r>
-    </w:p>
-    <w:p>
-      <w:pPr>
-        <w:pStyle w:val="Heading3"/>
-      </w:pPr>
-      <w:r>
-        <w:t>Explain your prediction to a partner before comparing results.</w:t>
-      </w:r>
-    </w:p>
-    <w:p>
-      <w:r>
-        <w:t>________________________________________________________________</w:t>
-      </w:r>
-    </w:p>
-    <w:p>
-      <w:r>
-        <w:t>________________________________________________________________</w:t>
-      </w:r>
-    </w:p>
-    <w:p>
-      <w:r>
-        <w:t>________________________________________________________________</w:t>
-      </w:r>
-    </w:p>
-    <w:p>
-      <w:r>
-        <w:t>________________________________________________________________</w:t>
-      </w:r>
-    </w:p>
-    <w:p>
-      <w:pPr>
-        <w:pStyle w:val="Heading3"/>
-      </w:pPr>
-      <w:r>
-        <w:t>Practise with less help: Distinguish equality of loss and parameters</w:t>
+      <w:pPr>
+        <w:pStyle w:val="Heading2"/>
+      </w:pPr>
+      <w:r>
+        <w:t>Supported W2record</w:t>
       </w:r>
     </w:p>
     <w:p>
@@ -2151,105 +2348,49 @@
     </w:p>
     <w:p>
       <w:pPr>
+        <w:pStyle w:val="Heading2"/>
+      </w:pPr>
+      <w:r>
+        <w:t>Individual misconception check</w:t>
+      </w:r>
+    </w:p>
+    <w:p>
+      <w:pPr>
+        <w:pStyle w:val="ListBullet"/>
+      </w:pPr>
+      <w:r>
+        <w:t>Use the worked case for Initialisation and reproducibility. Proposed explanation: “The same seed specifies the entire experiment”. Decide whether this explanation is supported. Point to the step or supplied fact that decides; explain your repair if needed.</w:t>
+      </w:r>
+    </w:p>
+    <w:p>
+      <w:pPr>
+        <w:pStyle w:val="ListBullet"/>
+      </w:pPr>
+      <w:r>
+        <w:t>Answer on your own before discussion. If you are unsure, say which step you need help with.</w:t>
+      </w:r>
+    </w:p>
+    <w:p>
+      <w:pPr>
+        <w:pStyle w:val="Heading2"/>
+      </w:pPr>
+      <w:r>
+        <w:t>Pictured equal-loss reasoning</w:t>
+      </w:r>
+    </w:p>
+    <w:p>
+      <w:pPr>
+        <w:pStyle w:val="ListBullet"/>
+      </w:pPr>
+      <w:r>
+        <w:t>Does the matching final loss mean the parameter values are equal? Point to the relevant step in the picture, then write the changed result and the rule or evidence that supports it.</w:t>
+      </w:r>
+    </w:p>
+    <w:p>
+      <w:pPr>
         <w:pStyle w:val="Heading3"/>
       </w:pPr>
       <w:r>
-        <w:t>Check your reasoning</w:t>
-      </w:r>
-    </w:p>
-    <w:p>
-      <w:pPr>
-        <w:spacing w:line="336" w:lineRule="auto" w:after="180"/>
-      </w:pPr>
-      <w:r>
-        <w:rPr>
-          <w:b w:val="0"/>
-        </w:rPr>
-        <w:t xml:space="preserve">Use the worked case for </w:t>
-      </w:r>
-      <w:r>
-        <w:rPr>
-          <w:b/>
-        </w:rPr>
-        <w:t>Initialisation</w:t>
-      </w:r>
-      <w:r>
-        <w:rPr>
-          <w:b w:val="0"/>
-        </w:rPr>
-        <w:t xml:space="preserve"> and reproducibility. Proposed explanation: “The same </w:t>
-      </w:r>
-      <w:r>
-        <w:rPr>
-          <w:b/>
-        </w:rPr>
-        <w:t>seed</w:t>
-      </w:r>
-      <w:r>
-        <w:rPr>
-          <w:b w:val="0"/>
-        </w:rPr>
-        <w:t xml:space="preserve"> specifies the entire experiment”. Decide whether this explanation is supported.</w:t>
-      </w:r>
-    </w:p>
-    <w:p>
-      <w:pPr>
-        <w:spacing w:line="336" w:lineRule="auto" w:after="180"/>
-      </w:pPr>
-      <w:r>
-        <w:rPr>
-          <w:b w:val="0"/>
-        </w:rPr>
-        <w:t>Point to the step or supplied fact that decides; explain your repair if needed.</w:t>
-      </w:r>
-    </w:p>
-    <w:p>
-      <w:pPr>
-        <w:spacing w:line="336" w:lineRule="auto" w:after="180"/>
-      </w:pPr>
-      <w:r>
-        <w:rPr>
-          <w:b w:val="0"/>
-        </w:rPr>
-        <w:t>Answer on your own before discussion. If you are unsure, say which step you need help with.</w:t>
-      </w:r>
-    </w:p>
-    <w:p>
-      <w:pPr>
-        <w:pStyle w:val="Heading3"/>
-      </w:pPr>
-      <w:r>
-        <w:t>Explain the picture</w:t>
-      </w:r>
-    </w:p>
-    <w:p>
-      <w:pPr>
-        <w:spacing w:line="336" w:lineRule="auto" w:after="180"/>
-      </w:pPr>
-      <w:r>
-        <w:rPr>
-          <w:b w:val="0"/>
-        </w:rPr>
-        <w:t xml:space="preserve">Does the matching final loss mean the parameter values are equal? Point to the relevant step in the picture, then write the changed result and the rule or </w:t>
-      </w:r>
-      <w:r>
-        <w:rPr>
-          <w:b/>
-        </w:rPr>
-        <w:t>evidence</w:t>
-      </w:r>
-      <w:r>
-        <w:rPr>
-          <w:b w:val="0"/>
-        </w:rPr>
-        <w:t xml:space="preserve"> that supports it.</w:t>
-      </w:r>
-    </w:p>
-    <w:p>
-      <w:pPr>
-        <w:pStyle w:val="Heading3"/>
-      </w:pPr>
-      <w:r>
         <w:t>My explanation using a pictured step and the given facts</w:t>
       </w:r>
     </w:p>
@@ -2271,6 +2412,14 @@
     <w:p>
       <w:r>
         <w:t>________________________________________________________________</w:t>
+      </w:r>
+    </w:p>
+    <w:p>
+      <w:pPr>
+        <w:pStyle w:val="Heading2"/>
+      </w:pPr>
+      <w:r>
+        <w:t>Reserve the independent new objective</w:t>
       </w:r>
     </w:p>
     <w:p>
@@ -2286,23 +2435,55 @@
     </w:p>
     <w:p>
       <w:pPr>
+        <w:pStyle w:val="Heading2"/>
+      </w:pPr>
+      <w:r>
+        <w:t>Earlier wording, alternatives and picture transcripts · reference / check after trying</w:t>
+      </w:r>
+    </w:p>
+    <w:p>
+      <w:pPr>
+        <w:pStyle w:val="Heading3"/>
+      </w:pPr>
+      <w:r>
+        <w:t>Practise with less help: Distinguish equality of loss and parameters</w:t>
+      </w:r>
+    </w:p>
+    <w:p>
+      <w:pPr>
+        <w:pStyle w:val="Heading3"/>
+      </w:pPr>
+      <w:r>
+        <w:t>Check your reasoning</w:t>
+      </w:r>
+    </w:p>
+    <w:p>
+      <w:pPr>
+        <w:pStyle w:val="Heading3"/>
+      </w:pPr>
+      <w:r>
+        <w:t>Explain the picture</w:t>
+      </w:r>
+    </w:p>
+    <w:p>
+      <w:pPr>
         <w:pStyle w:val="Heading1"/>
       </w:pPr>
       <w:r>
-        <w:t>09. Run the investigation</w:t>
-      </w:r>
-    </w:p>
-    <w:p>
-      <w:r>
-        <w:t>Investigate Initialisation and reproducibility. Record the prediction, actual observation or labelled paper trace, explanation and next test separately.</w:t>
-      </w:r>
-    </w:p>
-    <w:p>
-      <w:pPr>
-        <w:pStyle w:val="Heading3"/>
-      </w:pPr>
-      <w:r>
-        <w:t>Predict, investigate and preserve the evidence</w:t>
+        <w:t>09. Run complete start,random-call and symmetry experiments</w:t>
+      </w:r>
+    </w:p>
+    <w:p>
+      <w:r>
+        <w:t>Each runnable example declares whether starts are explicit,drawn or identical.</w:t>
+      </w:r>
+    </w:p>
+    <w:p>
+      <w:pPr>
+        <w:pStyle w:val="Heading2"/>
+      </w:pPr>
+      <w:r>
+        <w:t>Current task and complete main sequence/scalar program</w:t>
       </w:r>
     </w:p>
     <w:p>
@@ -2368,6 +2549,396 @@
         <w:t>for start in [0.0, 1.0, 3.0]:</w:t>
         <w:br/>
         <w:t xml:space="preserve">    print(start, train(start))</w:t>
+      </w:r>
+    </w:p>
+    <w:p>
+      <w:pPr>
+        <w:pStyle w:val="Heading2"/>
+      </w:pPr>
+      <w:r>
+        <w:t>Complete extra-draw assignment comparison</w:t>
+      </w:r>
+    </w:p>
+    <w:p>
+      <w:r>
+        <w:rPr>
+          <w:rFonts w:ascii="Courier New" w:hAnsi="Courier New"/>
+          <w:sz w:val="18"/>
+        </w:rPr>
+        <w:t>from random import Random</w:t>
+        <w:br/>
+        <w:br/>
+        <w:t>def assigned_weights(seed, preview=False):</w:t>
+        <w:br/>
+        <w:t xml:space="preserve">    rng = Random(seed)</w:t>
+        <w:br/>
+        <w:t xml:space="preserve">    if preview:</w:t>
+        <w:br/>
+        <w:t xml:space="preserve">        rng.uniform(-1, 1)  # Same generator call consumes the first draw.</w:t>
+        <w:br/>
+        <w:t xml:space="preserve">    return [rng.uniform(-1, 1) for _ in range(4)]</w:t>
+        <w:br/>
+        <w:br/>
+        <w:t>normal = assigned_weights(17)</w:t>
+        <w:br/>
+        <w:t>replay = assigned_weights(17)</w:t>
+        <w:br/>
+        <w:t>shifted = assigned_weights(17, preview=True)</w:t>
+        <w:br/>
+        <w:t>print('identical calls repeat', normal == replay)</w:t>
+        <w:br/>
+        <w:t>print('extra preview keeps assigned weights equal', normal == shifted)</w:t>
+        <w:br/>
+        <w:t>print('normal assigned values', normal)</w:t>
+        <w:br/>
+        <w:t>print('shifted assigned values', shifted)</w:t>
+        <w:br/>
+        <w:t># Save exact arrays and parameter assignment order in the experiment record.</w:t>
+        <w:br/>
+      </w:r>
+    </w:p>
+    <w:p>
+      <w:pPr>
+        <w:pStyle w:val="Heading2"/>
+      </w:pPr>
+      <w:r>
+        <w:t>Complete four-parameter symmetry experiment</w:t>
+      </w:r>
+    </w:p>
+    <w:p>
+      <w:r>
+        <w:rPr>
+          <w:rFonts w:ascii="Courier New" w:hAnsi="Courier New"/>
+          <w:sz w:val="18"/>
+        </w:rPr>
+        <w:t># Separate two-unit symmetry example, not the scalar-v training experiment.</w:t>
+        <w:br/>
+        <w:t># Parameters are in fixed order [u, v, a, b]. No random initialization is used here.</w:t>
+        <w:br/>
+        <w:t>def output(params, x):</w:t>
+        <w:br/>
+        <w:t xml:space="preserve">    u, v, a, b = params</w:t>
+        <w:br/>
+        <w:t xml:space="preserve">    return a * max(0, u*x) + b * max(0, v*x)</w:t>
+        <w:br/>
+        <w:br/>
+        <w:t>def update(params, x, target, rate):</w:t>
+        <w:br/>
+        <w:t xml:space="preserve">    u, v, a, b = params</w:t>
+        <w:br/>
+        <w:t xml:space="preserve">    z1, z2 = u*x, v*x</w:t>
+        <w:br/>
+        <w:t xml:space="preserve">    h1, h2 = max(0,z1), max(0,z2)</w:t>
+        <w:br/>
+        <w:t xml:space="preserve">    residual = a*h1 + b*h2 - target</w:t>
+        <w:br/>
+        <w:t xml:space="preserve">    # ReLU derivative convention at zero is 0 for this teaching program.</w:t>
+        <w:br/>
+        <w:t xml:space="preserve">    gradients = [2*residual*a*x*(z1&gt;0), 2*residual*b*x*(z2&gt;0),</w:t>
+        <w:br/>
+        <w:t xml:space="preserve">                 2*residual*h1, 2*residual*h2]</w:t>
+        <w:br/>
+        <w:t xml:space="preserve">    new = [old-rate*g for old,g in zip(params,gradients)]</w:t>
+        <w:br/>
+        <w:t xml:space="preserve">    return gradients, new, (output(new,x)-target)**2</w:t>
+        <w:br/>
+        <w:br/>
+        <w:t>old = [1.,1.,1.,1.]</w:t>
+        <w:br/>
+        <w:t>gradients, new, loss = update(old, 1, 1, .1)</w:t>
+        <w:br/>
+        <w:t>print('old [u,v,a,b]', old, 'output', output(old,1))</w:t>
+        <w:br/>
+        <w:t>print('gradients', gradients)</w:t>
+        <w:br/>
+        <w:t>print('new [u,v,a,b]', new)</w:t>
+        <w:br/>
+        <w:t>print('new output/loss', round(output(new,1),6), round(loss,6))</w:t>
+        <w:br/>
+        <w:t>print('identical units remain identical', new[0]==new[1] and new[2]==new[3])</w:t>
+        <w:br/>
+        <w:t>print('all-zero start gradients', update([0.,0.,0.,0.],1,1,.1)[0])</w:t>
+        <w:br/>
+        <w:t>print('hidden activations u1/v-1 at x1', [max(0,u*1) for u in [1,-1]])</w:t>
+        <w:br/>
+        <w:t>print('hidden activations u1/v-1 at x-1', [max(0,u*(-1)) for u in [1,-1]])</w:t>
+        <w:br/>
+        <w:t># Numeric inputs and exactly four parameters assumed. This is one constructed update.</w:t>
+        <w:br/>
+      </w:r>
+    </w:p>
+    <w:p>
+      <w:pPr>
+        <w:pStyle w:val="Heading2"/>
+      </w:pPr>
+      <w:r>
+        <w:t>Normal,zero,missing-record and changed-protocol probes</w:t>
+      </w:r>
+    </w:p>
+    <w:tbl>
+      <w:tblPr>
+        <w:tblStyle w:val="LightShading-Accent1"/>
+        <w:tblW w:type="auto" w:w="0"/>
+        <w:tblLook w:firstColumn="1" w:firstRow="1" w:lastColumn="0" w:lastRow="0" w:noHBand="0" w:noVBand="1" w:val="04A0"/>
+      </w:tblPr>
+      <w:tblGrid>
+        <w:gridCol w:w="5112"/>
+        <w:gridCol w:w="5112"/>
+      </w:tblGrid>
+      <w:tr>
+        <w:trPr>
+          <w:tblHeader/>
+        </w:trPr>
+        <w:tc>
+          <w:tcPr>
+            <w:tcW w:type="dxa" w:w="5112"/>
+          </w:tcPr>
+          <w:p>
+            <w:r>
+              <w:t>Complete initialization/replay probe</w:t>
+            </w:r>
+          </w:p>
+        </w:tc>
+        <w:tc>
+          <w:tcPr>
+            <w:tcW w:type="dxa" w:w="5112"/>
+          </w:tcPr>
+          <w:p>
+            <w:r>
+              <w:t>Expected answer / action</w:t>
+            </w:r>
+          </w:p>
+        </w:tc>
+      </w:tr>
+      <w:tr>
+        <w:tc>
+          <w:tcPr>
+            <w:tcW w:type="dxa" w:w="5112"/>
+          </w:tcPr>
+          <w:p>
+            <w:r>
+              <w:t>Normal scalar starts 1 and3</w:t>
+            </w:r>
+          </w:p>
+        </w:tc>
+        <w:tc>
+          <w:tcPr>
+            <w:tcW w:type="dxa" w:w="5112"/>
+          </w:tcPr>
+          <w:p>
+            <w:r>
+              <w:t>Finalv1.75 and2.25, same MSE.15625, different nonzero-input predictions</w:t>
+            </w:r>
+          </w:p>
+        </w:tc>
+      </w:tr>
+      <w:tr>
+        <w:tc>
+          <w:tcPr>
+            <w:tcW w:type="dxa" w:w="5112"/>
+          </w:tcPr>
+          <w:p>
+            <w:r>
+              <w:t>Repeat same local seed and same calls</w:t>
+            </w:r>
+          </w:p>
+        </w:tc>
+        <w:tc>
+          <w:tcPr>
+            <w:tcW w:type="dxa" w:w="5112"/>
+          </w:tcPr>
+          <w:p>
+            <w:r>
+              <w:t>Same four draws within the specified setup; save actual values too</w:t>
+            </w:r>
+          </w:p>
+        </w:tc>
+      </w:tr>
+      <w:tr>
+        <w:tc>
+          <w:tcPr>
+            <w:tcW w:type="dxa" w:w="5112"/>
+          </w:tcPr>
+          <w:p>
+            <w:r>
+              <w:t>Same seed plus an extra uniform preview draw</w:t>
+            </w:r>
+          </w:p>
+        </w:tc>
+        <w:tc>
+          <w:tcPr>
+            <w:tcW w:type="dxa" w:w="5112"/>
+          </w:tcPr>
+          <w:p>
+            <w:r>
+              <w:t>Different four-value assignment for seed 17in this example; call history matters</w:t>
+            </w:r>
+          </w:p>
+        </w:tc>
+      </w:tr>
+      <w:tr>
+        <w:tc>
+          <w:tcPr>
+            <w:tcW w:type="dxa" w:w="5112"/>
+          </w:tcPr>
+          <w:p>
+            <w:r>
+              <w:t>All four symmetry parameters start 1</w:t>
+            </w:r>
+          </w:p>
+        </w:tc>
+        <w:tc>
+          <w:tcPr>
+            <w:tcW w:type="dxa" w:w="5112"/>
+          </w:tcPr>
+          <w:p>
+            <w:r>
+              <w:t>Gradientsall2→parametersall.8; output 1.28/loss.0784; units still equal</w:t>
+            </w:r>
+          </w:p>
+        </w:tc>
+      </w:tr>
+      <w:tr>
+        <w:tc>
+          <w:tcPr>
+            <w:tcW w:type="dxa" w:w="5112"/>
+          </w:tcPr>
+          <w:p>
+            <w:r>
+              <w:t>All four symmetry parameters start 0</w:t>
+            </w:r>
+          </w:p>
+        </w:tc>
+        <w:tc>
+          <w:tcPr>
+            <w:tcW w:type="dxa" w:w="5112"/>
+          </w:tcPr>
+          <w:p>
+            <w:r>
+              <w:t>All gradients 0 under stated zero-ReLU-derivative convention; zero factors block these updates</w:t>
+            </w:r>
+          </w:p>
+        </w:tc>
+      </w:tr>
+      <w:tr>
+        <w:tc>
+          <w:tcPr>
+            <w:tcW w:type="dxa" w:w="5112"/>
+          </w:tcPr>
+          <w:p>
+            <w:r>
+              <w:t>Input weightsu 1/v−1</w:t>
+            </w:r>
+          </w:p>
+        </w:tc>
+        <w:tc>
+          <w:tcPr>
+            <w:tcW w:type="dxa" w:w="5112"/>
+          </w:tcPr>
+          <w:p>
+            <w:r>
+              <w:t>Hidden[1, 0]atx 1 and[0, 1]atx−1; distinct outputs demonstrated, not useful learned features proved</w:t>
+            </w:r>
+          </w:p>
+        </w:tc>
+      </w:tr>
+      <w:tr>
+        <w:tc>
+          <w:tcPr>
+            <w:tcW w:type="dxa" w:w="5112"/>
+          </w:tcPr>
+          <w:p>
+            <w:r>
+              <w:t>Missing initial values/code/data/batch order</w:t>
+            </w:r>
+          </w:p>
+        </w:tc>
+        <w:tc>
+          <w:tcPr>
+            <w:tcW w:type="dxa" w:w="5112"/>
+          </w:tcPr>
+          <w:p>
+            <w:r>
+              <w:t>A seed cannot fill the gap; request/save the actual experiment state</w:t>
+            </w:r>
+          </w:p>
+        </w:tc>
+      </w:tr>
+      <w:tr>
+        <w:tc>
+          <w:tcPr>
+            <w:tcW w:type="dxa" w:w="5112"/>
+          </w:tcPr>
+          <w:p>
+            <w:r>
+              <w:t>Same wrong output on every replay</w:t>
+            </w:r>
+          </w:p>
+        </w:tc>
+        <w:tc>
+          <w:tcPr>
+            <w:tcW w:type="dxa" w:w="5112"/>
+          </w:tcPr>
+          <w:p>
+            <w:r>
+              <w:t>Repeatability only; compare independent hand traces, shape/gradient checks and saved inputs</w:t>
+            </w:r>
+          </w:p>
+        </w:tc>
+      </w:tr>
+      <w:tr>
+        <w:tc>
+          <w:tcPr>
+            <w:tcW w:type="dxa" w:w="5112"/>
+          </w:tcPr>
+          <w:p>
+            <w:r>
+              <w:t>Change initialization and batch order together</w:t>
+            </w:r>
+          </w:p>
+        </w:tc>
+        <w:tc>
+          <w:tcPr>
+            <w:tcW w:type="dxa" w:w="5112"/>
+          </w:tcPr>
+          <w:p>
+            <w:r>
+              <w:t>Not a one-factor start comparison; restore the same protocol before attributing effects</w:t>
+            </w:r>
+          </w:p>
+        </w:tc>
+      </w:tr>
+    </w:tbl>
+    <w:p>
+      <w:pPr>
+        <w:pStyle w:val="Heading2"/>
+      </w:pPr>
+      <w:r>
+        <w:t>Predict,restart,run or trace,and retain the full record</w:t>
+      </w:r>
+    </w:p>
+    <w:p>
+      <w:pPr>
+        <w:pStyle w:val="ListNumber"/>
+      </w:pPr>
+      <w:r>
+        <w:t>Predict the three scalar traces and the seeded draw comparison before running or tracing them. The extra-preview program is complete and uses the same generator/method in both cases. Then run or trace the separate four-parameter symmetry update; its zero derivative convention at ReLU0is declared, not proof of differentiability there. Save initial arrays, the parameter order, data/split identity, code/environment, rate, batch order, budget, selection policy, all planned runs and final state. Do not select a lucky initialization using final-test outcomes or treat reproducible arithmetic as proof of correctness.</w:t>
+      </w:r>
+    </w:p>
+    <w:p>
+      <w:pPr>
+        <w:pStyle w:val="ListNumber"/>
+      </w:pPr>
+      <w:r>
+        <w:t>On paper, trace the supplied procedure. If code is provided, predict before running it in a local practice file. Never write an expected answer as though it were an observed run.</w:t>
+      </w:r>
+    </w:p>
+    <w:p>
+      <w:pPr>
+        <w:pStyle w:val="Heading2"/>
+      </w:pPr>
+      <w:r>
+        <w:t>Keep the evidence ledger</w:t>
       </w:r>
     </w:p>
     <w:tbl>
@@ -2514,7 +3085,15 @@
         <w:rPr>
           <w:b w:val="0"/>
         </w:rPr>
-        <w:t>On paper, trace the supplied procedure. If code is provided, predict before running it in a local practice file. Never write an expected answer as though it were an observed run.</w:t>
+        <w:t>Before trying: what do I expect, and why? While trying: which step could first go wrong? Afterwards: what did I actually observe, and what should change? Keep “not run” if you only traced the procedure.</w:t>
+      </w:r>
+    </w:p>
+    <w:p>
+      <w:pPr>
+        <w:pStyle w:val="Heading2"/>
+      </w:pPr>
+      <w:r>
+        <w:t>Earlier wording, alternatives and picture transcripts · reference / check after trying</w:t>
       </w:r>
     </w:p>
     <w:p>
@@ -2522,7 +3101,36 @@
         <w:pStyle w:val="Heading3"/>
       </w:pPr>
       <w:r>
+        <w:t>Predict, investigate and preserve the evidence</w:t>
+      </w:r>
+    </w:p>
+    <w:p>
+      <w:pPr>
+        <w:pStyle w:val="Heading3"/>
+      </w:pPr>
+      <w:r>
         <w:t>Plan → try → check</w:t>
+      </w:r>
+    </w:p>
+    <w:p>
+      <w:pPr>
+        <w:pStyle w:val="Heading1"/>
+      </w:pPr>
+      <w:r>
+        <w:t>14. Try alone: compare starts on a different objective</w:t>
+      </w:r>
+    </w:p>
+    <w:p>
+      <w:r>
+        <w:t>Use its supplied minimum,gradient,rate and two-update budget.</w:t>
+      </w:r>
+    </w:p>
+    <w:p>
+      <w:pPr>
+        <w:pStyle w:val="Heading2"/>
+      </w:pPr>
+      <w:r>
+        <w:t>Complete new independent starting-value comparison</w:t>
       </w:r>
     </w:p>
     <w:p>
@@ -2533,20 +3141,15 @@
         <w:rPr>
           <w:b w:val="0"/>
         </w:rPr>
-        <w:t>Before trying: what do I expect, and why? While trying: which step could first go wrong? Afterwards: what did I actually observe, and what should change? Keep “not run” if you only traced the procedure.</w:t>
-      </w:r>
-    </w:p>
-    <w:p>
-      <w:pPr>
-        <w:pStyle w:val="Heading1"/>
-      </w:pPr>
-      <w:r>
-        <w:t>10. Build your understanding</w:t>
-      </w:r>
-    </w:p>
-    <w:p>
-      <w:r>
-        <w:t>Move from recall to tracing, diagnosis and transfer in Initialisation and reproducibility. Explain why each step is justified.</w:t>
+        <w:t>Use J(a) = (a - 3) squared, gradient 2(a - 3), rate 0.25 and two updates. Restart from a = 1, then restart from a = 5. Calculate both traces and final losses. Explain what can be concluded about these two runs.</w:t>
+      </w:r>
+    </w:p>
+    <w:p>
+      <w:pPr>
+        <w:pStyle w:val="Heading2"/>
+      </w:pPr>
+      <w:r>
+        <w:t>First attempt and support record</w:t>
       </w:r>
     </w:p>
     <w:p>
@@ -2554,7 +3157,42 @@
         <w:pStyle w:val="Heading3"/>
       </w:pPr>
       <w:r>
-        <w:t>Explain → apply → challenge</w:t>
+        <w:t>My independent explanation, trace and limits</w:t>
+      </w:r>
+    </w:p>
+    <w:p>
+      <w:r>
+        <w:t>________________________________________________________________</w:t>
+      </w:r>
+    </w:p>
+    <w:p>
+      <w:r>
+        <w:t>________________________________________________________________</w:t>
+      </w:r>
+    </w:p>
+    <w:p>
+      <w:r>
+        <w:t>________________________________________________________________</w:t>
+      </w:r>
+    </w:p>
+    <w:p>
+      <w:r>
+        <w:t>________________________________________________________________</w:t>
+      </w:r>
+    </w:p>
+    <w:p>
+      <w:r>
+        <w:t>________________________________________________________________</w:t>
+      </w:r>
+    </w:p>
+    <w:p>
+      <w:r>
+        <w:t>________________________________________________________________</w:t>
+      </w:r>
+    </w:p>
+    <w:p>
+      <w:r>
+        <w:t>________________________________________________________________</w:t>
       </w:r>
     </w:p>
     <w:p>
@@ -2565,43 +3203,120 @@
         <w:rPr>
           <w:b w:val="0"/>
         </w:rPr>
-        <w:t xml:space="preserve">For the scalar lesson model, start v = -2 and apply two updates at rate 0.1. Give all three v values and the final </w:t>
-      </w:r>
-      <w:r>
-        <w:rPr>
-          <w:b/>
-        </w:rPr>
-        <w:t>training</w:t>
-      </w:r>
+        <w:t>Attempt this case before feedback. Record any help. Earlier examples below are further practice; a case already practised with feedback cannot establish fresh transfer.</w:t>
+      </w:r>
+    </w:p>
+    <w:p>
+      <w:pPr>
+        <w:pStyle w:val="Heading2"/>
+      </w:pPr>
+      <w:r>
+        <w:t>Use feedback after trying</w:t>
+      </w:r>
+    </w:p>
+    <w:p>
+      <w:pPr>
+        <w:spacing w:line="336" w:lineRule="auto" w:after="180"/>
+      </w:pPr>
       <w:r>
         <w:rPr>
           <w:b w:val="0"/>
         </w:rPr>
-        <w:t xml:space="preserve"> MSE.</w:t>
+        <w:t>Attempt the independent case before hints. Record whether you worked alone, used a hint or followed a model. After feedback, fix the first unsupported step and explain why it changed.</w:t>
       </w:r>
     </w:p>
     <w:p>
       <w:pPr>
         <w:spacing w:line="336" w:lineRule="auto" w:after="180"/>
-        <w:shd w:fill="F5F1FB"/>
       </w:pPr>
       <w:r>
         <w:rPr>
           <w:b w:val="0"/>
         </w:rPr>
-        <w:t xml:space="preserve">Both runs use the same </w:t>
-      </w:r>
-      <w:r>
-        <w:rPr>
-          <w:b/>
-        </w:rPr>
-        <w:t>seed</w:t>
-      </w:r>
+        <w:t>A later check uses a changed case, not a copied answer.</w:t>
+      </w:r>
+    </w:p>
+    <w:p>
+      <w:pPr>
+        <w:pStyle w:val="Heading2"/>
+      </w:pPr>
+      <w:r>
+        <w:t>Earlier wording, alternatives and picture transcripts · reference / check after trying</w:t>
+      </w:r>
+    </w:p>
+    <w:p>
+      <w:pPr>
+        <w:pStyle w:val="Heading3"/>
+      </w:pPr>
+      <w:r>
+        <w:t>Independent case: Transfer the starting-value experiment independently</w:t>
+      </w:r>
+    </w:p>
+    <w:p>
+      <w:pPr>
+        <w:pStyle w:val="Heading3"/>
+      </w:pPr>
+      <w:r>
+        <w:t>Attempt this without hints</w:t>
+      </w:r>
+    </w:p>
+    <w:p>
+      <w:pPr>
+        <w:spacing w:line="336" w:lineRule="auto" w:after="180"/>
+      </w:pPr>
       <w:r>
         <w:rPr>
           <w:b w:val="0"/>
         </w:rPr>
-        <w:t xml:space="preserve"> and generator. Run A assigns the first four draws to its weights. Run B draws a preview number first, then assigns the next four. Must the initial weight arrays match? What should be saved?</w:t>
+        <w:t>Use J(a) = (a - 3) squared, gradient 2(a - 3), rate 0.25 and two updates. Restart from a = 1, then restart from a = 5. Calculate both traces and final losses. Explain what can be concluded about these two runs.</w:t>
+      </w:r>
+    </w:p>
+    <w:p>
+      <w:pPr>
+        <w:pStyle w:val="Heading3"/>
+      </w:pPr>
+      <w:r>
+        <w:t>My independent procedure, result and limitation</w:t>
+      </w:r>
+    </w:p>
+    <w:p>
+      <w:r>
+        <w:t>________________________________________________________________</w:t>
+      </w:r>
+    </w:p>
+    <w:p>
+      <w:r>
+        <w:t>________________________________________________________________</w:t>
+      </w:r>
+    </w:p>
+    <w:p>
+      <w:r>
+        <w:t>________________________________________________________________</w:t>
+      </w:r>
+    </w:p>
+    <w:p>
+      <w:r>
+        <w:t>________________________________________________________________</w:t>
+      </w:r>
+    </w:p>
+    <w:p>
+      <w:r>
+        <w:t>________________________________________________________________</w:t>
+      </w:r>
+    </w:p>
+    <w:p>
+      <w:r>
+        <w:t>________________________________________________________________</w:t>
+      </w:r>
+    </w:p>
+    <w:p>
+      <w:r>
+        <w:t>________________________________________________________________</w:t>
+      </w:r>
+    </w:p>
+    <w:p>
+      <w:r>
+        <w:t>________________________________________________________________</w:t>
       </w:r>
     </w:p>
     <w:p>
@@ -2612,19 +3327,7 @@
         <w:rPr>
           <w:b w:val="0"/>
         </w:rPr>
-        <w:t xml:space="preserve">A forward-pass program returns the same wrong answer every run with a fixed </w:t>
-      </w:r>
-      <w:r>
-        <w:rPr>
-          <w:b/>
-        </w:rPr>
-        <w:t>seed</w:t>
-      </w:r>
-      <w:r>
-        <w:rPr>
-          <w:b w:val="0"/>
-        </w:rPr>
-        <w:t>. Has repeatability verified the implementation? Name two stronger checks.</w:t>
+        <w:t>Record support used: none, hint or teacher explanation. After feedback, a different case is needed to demonstrate independence.</w:t>
       </w:r>
     </w:p>
     <w:p>
@@ -2632,32 +3335,7 @@
         <w:pStyle w:val="Heading3"/>
       </w:pPr>
       <w:r>
-        <w:t>Explain which evidence supports your conclusion and which claim remains unproved.</w:t>
-      </w:r>
-    </w:p>
-    <w:p>
-      <w:r>
-        <w:t>________________________________________________________________</w:t>
-      </w:r>
-    </w:p>
-    <w:p>
-      <w:r>
-        <w:t>________________________________________________________________</w:t>
-      </w:r>
-    </w:p>
-    <w:p>
-      <w:r>
-        <w:t>________________________________________________________________</w:t>
-      </w:r>
-    </w:p>
-    <w:p>
-      <w:r>
-        <w:t>________________________________________________________________</w:t>
-      </w:r>
-    </w:p>
-    <w:p>
-      <w:r>
-        <w:t>________________________________________________________________</w:t>
+        <w:t>Use feedback to improve</w:t>
       </w:r>
     </w:p>
     <w:p>
@@ -2665,12 +3343,20 @@
         <w:pStyle w:val="Heading1"/>
       </w:pPr>
       <w:r>
-        <w:t>11. Connect your project</w:t>
-      </w:r>
-    </w:p>
-    <w:p>
-      <w:r>
-        <w:t>Apply this week’s idea to Image-pattern Network Investigation. Keep an annotated decision and the evidence supporting it.</w:t>
+        <w:t>11. Keep the actual starting state and full replay record</w:t>
+      </w:r>
+    </w:p>
+    <w:p>
+      <w:r>
+        <w:t>The saved experiment should identify every source of change and uncertainty.</w:t>
+      </w:r>
+    </w:p>
+    <w:p>
+      <w:pPr>
+        <w:pStyle w:val="Heading2"/>
+      </w:pPr>
+      <w:r>
+        <w:t>Project artifact and evidence table</w:t>
       </w:r>
     </w:p>
     <w:p>
@@ -2873,10 +3559,10 @@
     </w:tbl>
     <w:p>
       <w:pPr>
-        <w:pStyle w:val="Heading3"/>
-      </w:pPr>
-      <w:r>
-        <w:t>Evidence for your project</w:t>
+        <w:pStyle w:val="Heading2"/>
+      </w:pPr>
+      <w:r>
+        <w:t>Actual run/trace and limits</w:t>
       </w:r>
     </w:p>
     <w:p>
@@ -2915,15 +3601,88 @@
     </w:p>
     <w:p>
       <w:pPr>
+        <w:pStyle w:val="Heading2"/>
+      </w:pPr>
+      <w:r>
+        <w:t>Earlier wording, alternatives and picture transcripts · reference / check after trying</w:t>
+      </w:r>
+    </w:p>
+    <w:p>
+      <w:pPr>
+        <w:pStyle w:val="Heading3"/>
+      </w:pPr>
+      <w:r>
+        <w:t>Evidence for your project</w:t>
+      </w:r>
+    </w:p>
+    <w:p>
+      <w:pPr>
         <w:pStyle w:val="Heading1"/>
       </w:pPr>
       <w:r>
-        <w:t>12. Show what you know</w:t>
-      </w:r>
-    </w:p>
-    <w:p>
-      <w:r>
-        <w:t>Use a genuinely new case for independent evidence. Previously discussed examples remain practice; use the separately named independent case before feedback.</w:t>
+        <w:t>16. Finish with one repeated trace and one independent correctness check</w:t>
+      </w:r>
+    </w:p>
+    <w:p>
+      <w:r>
+        <w:t>Explain what equal loss and same seed leave undecided.</w:t>
+      </w:r>
+    </w:p>
+    <w:p>
+      <w:pPr>
+        <w:pStyle w:val="Heading2"/>
+      </w:pPr>
+      <w:r>
+        <w:t>Retrieve and explain</w:t>
+      </w:r>
+    </w:p>
+    <w:p>
+      <w:pPr>
+        <w:pStyle w:val="ListBullet"/>
+      </w:pPr>
+      <w:r>
+        <w:t>Close your notes. Explain this goal in your own words: Trace how starting values affect a fixed training budget</w:t>
+      </w:r>
+    </w:p>
+    <w:p>
+      <w:pPr>
+        <w:pStyle w:val="Heading3"/>
+      </w:pPr>
+      <w:r>
+        <w:t>My deciding step, evidence and one remaining question</w:t>
+      </w:r>
+    </w:p>
+    <w:p>
+      <w:r>
+        <w:t>________________________________________________________________</w:t>
+      </w:r>
+    </w:p>
+    <w:p>
+      <w:r>
+        <w:t>________________________________________________________________</w:t>
+      </w:r>
+    </w:p>
+    <w:p>
+      <w:r>
+        <w:t>________________________________________________________________</w:t>
+      </w:r>
+    </w:p>
+    <w:p>
+      <w:r>
+        <w:t>________________________________________________________________</w:t>
+      </w:r>
+    </w:p>
+    <w:p>
+      <w:r>
+        <w:t>________________________________________________________________</w:t>
+      </w:r>
+    </w:p>
+    <w:p>
+      <w:pPr>
+        <w:pStyle w:val="Heading2"/>
+      </w:pPr>
+      <w:r>
+        <w:t>Plan a changed-case return</w:t>
       </w:r>
     </w:p>
     <w:p>
@@ -2934,49 +3693,352 @@
         <w:rPr>
           <w:b w:val="0"/>
         </w:rPr>
-        <w:t>Save actual initial parameters, their order, data and split IDs, pre</w:t>
+        <w:t xml:space="preserve">If you are unsure, return to the worked picture and explain one arrow. If you are ready, change an </w:t>
       </w:r>
       <w:r>
         <w:rPr>
           <w:b/>
         </w:rPr>
-        <w:t>process</w:t>
+        <w:t>input</w:t>
       </w:r>
       <w:r>
         <w:rPr>
           <w:b w:val="0"/>
         </w:rPr>
-        <w:t>ing rules, model formulas, loss convention, learning rate, batch order, update budget, selection policy, code version, software environment and final checkpoint.</w:t>
-      </w:r>
-    </w:p>
-    <w:p>
-      <w:pPr>
-        <w:spacing w:line="336" w:lineRule="auto" w:after="180"/>
-      </w:pPr>
+        <w:t xml:space="preserve"> or assumption and justify your </w:t>
+      </w:r>
+      <w:r>
+        <w:rPr>
+          <w:b/>
+        </w:rPr>
+        <w:t>prediction</w:t>
+      </w:r>
       <w:r>
         <w:rPr>
           <w:b w:val="0"/>
         </w:rPr>
-        <w:t xml:space="preserve">A </w:t>
+        <w:t>.</w:t>
+      </w:r>
+    </w:p>
+    <w:p>
+      <w:pPr>
+        <w:spacing w:line="336" w:lineRule="auto" w:after="180"/>
+      </w:pPr>
+      <w:r>
+        <w:rPr>
+          <w:b w:val="0"/>
+        </w:rPr>
+        <w:t xml:space="preserve">Save your workbook </w:t>
       </w:r>
       <w:r>
         <w:rPr>
           <w:b/>
         </w:rPr>
-        <w:t>seed</w:t>
+        <w:t>evidence</w:t>
       </w:r>
       <w:r>
         <w:rPr>
           <w:b w:val="0"/>
         </w:rPr>
-        <w:t xml:space="preserve"> helps replay one source of randomness; it does not specify all of these choices or guarantee identical results across different numerical environments.</w:t>
-      </w:r>
-    </w:p>
+        <w:t>. At the next review, try a different case before opening your old answer.</w:t>
+      </w:r>
+    </w:p>
+    <w:p>
+      <w:pPr>
+        <w:pStyle w:val="Heading1"/>
+      </w:pPr>
+      <w:r>
+        <w:t>Reference bank and extra practice</w:t>
+      </w:r>
+    </w:p>
+    <w:p>
+      <w:pPr>
+        <w:pStyle w:val="Heading1"/>
+      </w:pPr>
+      <w:r>
+        <w:t>05. Reference · Use the mathematical words precisely</w:t>
+      </w:r>
+    </w:p>
+    <w:p>
+      <w:r>
+        <w:t>Connect each term to a value or step in the current example.</w:t>
+      </w:r>
+    </w:p>
+    <w:p>
+      <w:pPr>
+        <w:pStyle w:val="Heading2"/>
+      </w:pPr>
+      <w:r>
+        <w:t>Vocabulary and your explanation</w:t>
+      </w:r>
+    </w:p>
+    <w:tbl>
+      <w:tblPr>
+        <w:tblStyle w:val="LightShading-Accent1"/>
+        <w:tblW w:type="auto" w:w="0"/>
+        <w:tblLook w:firstColumn="1" w:firstRow="1" w:lastColumn="0" w:lastRow="0" w:noHBand="0" w:noVBand="1" w:val="04A0"/>
+      </w:tblPr>
+      <w:tblGrid>
+        <w:gridCol w:w="5112"/>
+        <w:gridCol w:w="5112"/>
+      </w:tblGrid>
+      <w:tr>
+        <w:trPr>
+          <w:tblHeader/>
+        </w:trPr>
+        <w:tc>
+          <w:tcPr>
+            <w:tcW w:type="dxa" w:w="5112"/>
+          </w:tcPr>
+          <w:p>
+            <w:r>
+              <w:t>Word</w:t>
+            </w:r>
+          </w:p>
+        </w:tc>
+        <w:tc>
+          <w:tcPr>
+            <w:tcW w:type="dxa" w:w="5112"/>
+          </w:tcPr>
+          <w:p>
+            <w:r>
+              <w:t>Meaning</w:t>
+            </w:r>
+          </w:p>
+        </w:tc>
+      </w:tr>
+      <w:tr>
+        <w:tc>
+          <w:tcPr>
+            <w:tcW w:type="dxa" w:w="5112"/>
+          </w:tcPr>
+          <w:p>
+            <w:r>
+              <w:t>Initialisation</w:t>
+            </w:r>
+          </w:p>
+        </w:tc>
+        <w:tc>
+          <w:tcPr>
+            <w:tcW w:type="dxa" w:w="5112"/>
+          </w:tcPr>
+          <w:p>
+            <w:r>
+              <w:t>The procedure that assigns model parameter values before training</w:t>
+            </w:r>
+          </w:p>
+        </w:tc>
+      </w:tr>
+      <w:tr>
+        <w:tc>
+          <w:tcPr>
+            <w:tcW w:type="dxa" w:w="5112"/>
+          </w:tcPr>
+          <w:p>
+            <w:r>
+              <w:t>Seed</w:t>
+            </w:r>
+          </w:p>
+        </w:tc>
+        <w:tc>
+          <w:tcPr>
+            <w:tcW w:type="dxa" w:w="5112"/>
+          </w:tcPr>
+          <w:p>
+            <w:r>
+              <w:t>A value used to initialise a pseudorandom generator</w:t>
+            </w:r>
+          </w:p>
+        </w:tc>
+      </w:tr>
+      <w:tr>
+        <w:tc>
+          <w:tcPr>
+            <w:tcW w:type="dxa" w:w="5112"/>
+          </w:tcPr>
+          <w:p>
+            <w:r>
+              <w:t>Symmetry</w:t>
+            </w:r>
+          </w:p>
+        </w:tc>
+        <w:tc>
+          <w:tcPr>
+            <w:tcW w:type="dxa" w:w="5112"/>
+          </w:tcPr>
+          <w:p>
+            <w:r>
+              <w:t>An equivalence between parts of a model that can keep their computations identical</w:t>
+            </w:r>
+          </w:p>
+        </w:tc>
+      </w:tr>
+      <w:tr>
+        <w:tc>
+          <w:tcPr>
+            <w:tcW w:type="dxa" w:w="5112"/>
+          </w:tcPr>
+          <w:p>
+            <w:r>
+              <w:t>Reproducibility record</w:t>
+            </w:r>
+          </w:p>
+        </w:tc>
+        <w:tc>
+          <w:tcPr>
+            <w:tcW w:type="dxa" w:w="5112"/>
+          </w:tcPr>
+          <w:p>
+            <w:r>
+              <w:t>Saved data settings code and results that let another person check how an experiment was performed</w:t>
+            </w:r>
+          </w:p>
+        </w:tc>
+      </w:tr>
+    </w:tbl>
     <w:p>
       <w:pPr>
         <w:pStyle w:val="Heading3"/>
       </w:pPr>
       <w:r>
+        <w:t>Use two terms to explain a step in this week’s example.</w:t>
+      </w:r>
+    </w:p>
+    <w:p>
+      <w:r>
+        <w:t>________________________________________________________________</w:t>
+      </w:r>
+    </w:p>
+    <w:p>
+      <w:r>
+        <w:t>________________________________________________________________</w:t>
+      </w:r>
+    </w:p>
+    <w:p>
+      <w:r>
+        <w:t>________________________________________________________________</w:t>
+      </w:r>
+    </w:p>
+    <w:p>
+      <w:pPr>
+        <w:pStyle w:val="Heading1"/>
+      </w:pPr>
+      <w:r>
+        <w:t>10. Extra challenge · Explain a stronger case</w:t>
+      </w:r>
+    </w:p>
+    <w:p>
+      <w:r>
+        <w:t>Choose the next challenge after the main route.</w:t>
+      </w:r>
+    </w:p>
+    <w:p>
+      <w:pPr>
+        <w:pStyle w:val="Heading2"/>
+      </w:pPr>
+      <w:r>
+        <w:t>Explain,repair and extend</w:t>
+      </w:r>
+    </w:p>
+    <w:p>
+      <w:pPr>
+        <w:pStyle w:val="Heading3"/>
+      </w:pPr>
+      <w:r>
+        <w:t>Explain → apply → challenge</w:t>
+      </w:r>
+    </w:p>
+    <w:p>
+      <w:pPr>
+        <w:pStyle w:val="ListBullet"/>
+      </w:pPr>
+      <w:r>
+        <w:t>For the scalar lesson model, start v = -2 and apply two updates at rate 0.1. Give all three v values and the final training MSE.</w:t>
+      </w:r>
+    </w:p>
+    <w:p>
+      <w:pPr>
+        <w:pStyle w:val="ListBullet"/>
+      </w:pPr>
+      <w:r>
+        <w:t>Both runs use the same seed and generator. Run A assigns the first four draws to its weights. Run B draws a preview number first, then assigns the next four. Must the initial weight arrays match? What should be saved?</w:t>
+      </w:r>
+    </w:p>
+    <w:p>
+      <w:pPr>
+        <w:pStyle w:val="ListBullet"/>
+      </w:pPr>
+      <w:r>
+        <w:t>A forward-pass program returns the same wrong answer every run with a fixed seed. Has repeatability verified the implementation? Name two stronger checks.</w:t>
+      </w:r>
+    </w:p>
+    <w:p>
+      <w:pPr>
+        <w:pStyle w:val="Heading3"/>
+      </w:pPr>
+      <w:r>
+        <w:t>Explain which evidence supports your conclusion and which claim remains unproved.</w:t>
+      </w:r>
+    </w:p>
+    <w:p>
+      <w:r>
+        <w:t>________________________________________________________________</w:t>
+      </w:r>
+    </w:p>
+    <w:p>
+      <w:r>
+        <w:t>________________________________________________________________</w:t>
+      </w:r>
+    </w:p>
+    <w:p>
+      <w:r>
+        <w:t>________________________________________________________________</w:t>
+      </w:r>
+    </w:p>
+    <w:p>
+      <w:r>
+        <w:t>________________________________________________________________</w:t>
+      </w:r>
+    </w:p>
+    <w:p>
+      <w:r>
+        <w:t>________________________________________________________________</w:t>
+      </w:r>
+    </w:p>
+    <w:p>
+      <w:pPr>
+        <w:pStyle w:val="Heading1"/>
+      </w:pPr>
+      <w:r>
+        <w:t>12. Reference · Check the representation and its limits</w:t>
+      </w:r>
+    </w:p>
+    <w:p>
+      <w:r>
+        <w:t>Use after practice;reserve the new independent J(a)=(a−3)²starting-value comparison for the first individual attempt.</w:t>
+      </w:r>
+    </w:p>
+    <w:p>
+      <w:pPr>
+        <w:pStyle w:val="Heading2"/>
+      </w:pPr>
+      <w:r>
+        <w:t>Current explanation and response</w:t>
+      </w:r>
+    </w:p>
+    <w:p>
+      <w:pPr>
+        <w:pStyle w:val="ListBullet"/>
+      </w:pPr>
+      <w:r>
+        <w:t>Save actual initial parameters, their order, data and split IDs, preprocessing rules, model formulas, loss convention, learning rate, batch order, update budget, selection policy, code version, software environment and final checkpoint. A seed helps replay one source of randomness; it does not specify all of these choices or guarantee identical results across different numerical environments.</w:t>
+      </w:r>
+    </w:p>
+    <w:p>
+      <w:pPr>
+        <w:pStyle w:val="Heading3"/>
+      </w:pPr>
+      <w:r>
         <w:t>Two runs use seed 17 but have different final losses. One run made an extra random draw and used a different batch order. Is either difference evidence that the network is broken? Describe a useful investigation.</w:t>
       </w:r>
     </w:p>
@@ -3002,47 +4064,18 @@
     </w:p>
     <w:p>
       <w:pPr>
-        <w:spacing w:line="336" w:lineRule="auto" w:after="180"/>
-      </w:pPr>
-      <w:r>
-        <w:rPr>
-          <w:b w:val="0"/>
-        </w:rPr>
-        <w:t>Repeatability alone cannot prove correctness: a program can repeat the same mistake. Preserve hand-calculated checks as well as logs.</w:t>
-      </w:r>
-    </w:p>
-    <w:p>
-      <w:pPr>
-        <w:spacing w:line="336" w:lineRule="auto" w:after="180"/>
-      </w:pPr>
-      <w:r>
-        <w:rPr>
-          <w:b w:val="0"/>
-        </w:rPr>
-        <w:t>When comparing starts, report every planned run instead of selecting a lucky result using final test outcomes. Next week locates shape and gradient errors.</w:t>
-      </w:r>
-    </w:p>
-    <w:p>
-      <w:pPr>
-        <w:spacing w:line="336" w:lineRule="auto" w:after="180"/>
-      </w:pPr>
-      <w:r>
-        <w:rPr>
-          <w:b w:val="0"/>
-        </w:rPr>
-        <w:t xml:space="preserve">A forward-pass program returns the same wrong answer every run with a fixed </w:t>
-      </w:r>
-      <w:r>
-        <w:rPr>
-          <w:b/>
-        </w:rPr>
-        <w:t>seed</w:t>
-      </w:r>
-      <w:r>
-        <w:rPr>
-          <w:b w:val="0"/>
-        </w:rPr>
-        <w:t>. Has repeatability verified the implementation? Name two stronger checks.</w:t>
+        <w:pStyle w:val="ListBullet"/>
+      </w:pPr>
+      <w:r>
+        <w:t>Repeatability alone cannot prove correctness: a program can repeat the same mistake. Preserve hand-calculated checks as well as logs. When comparing starts, report every planned run instead of selecting a lucky result using final test outcomes. Next week locates shape and gradient errors.</w:t>
+      </w:r>
+    </w:p>
+    <w:p>
+      <w:pPr>
+        <w:pStyle w:val="ListBullet"/>
+      </w:pPr>
+      <w:r>
+        <w:t>A forward-pass program returns the same wrong answer every run with a fixed seed. Has repeatability verified the implementation? Name two stronger checks.</w:t>
       </w:r>
     </w:p>
     <w:p>
@@ -3078,12 +4111,20 @@
         <w:pStyle w:val="Heading1"/>
       </w:pPr>
       <w:r>
-        <w:t>13. Study a complete case</w:t>
-      </w:r>
-    </w:p>
-    <w:p>
-      <w:r>
-        <w:t>Revisit the complete Initialisation and reproducibility case for supported practice. Repeated examples do not become fresh assessments.</w:t>
+        <w:t>13. Extra practice · Revisit the complete trace</w:t>
+      </w:r>
+    </w:p>
+    <w:p>
+      <w:r>
+        <w:t>Predict before reading the supplied steps.</w:t>
+      </w:r>
+    </w:p>
+    <w:p>
+      <w:pPr>
+        <w:pStyle w:val="Heading2"/>
+      </w:pPr>
+      <w:r>
+        <w:t>Complete trace and evidence</w:t>
       </w:r>
     </w:p>
     <w:p>
@@ -3284,206 +4325,20 @@
         <w:pStyle w:val="Heading1"/>
       </w:pPr>
       <w:r>
-        <w:t>14. Try a new case independently</w:t>
-      </w:r>
-    </w:p>
-    <w:p>
-      <w:r>
-        <w:t>Attempt the reserved new case before feedback. Record support; the earlier examples below remain additional practice.</w:t>
-      </w:r>
-    </w:p>
-    <w:p>
-      <w:pPr>
-        <w:pStyle w:val="Heading3"/>
-      </w:pPr>
-      <w:r>
-        <w:t>Independent case: Transfer the starting-value experiment independently</w:t>
-      </w:r>
-    </w:p>
-    <w:p>
-      <w:pPr>
-        <w:spacing w:line="336" w:lineRule="auto" w:after="180"/>
-      </w:pPr>
-      <w:r>
-        <w:rPr>
-          <w:b w:val="0"/>
-        </w:rPr>
-        <w:t>Use J(a) = (a - 3) squared, gradient 2(a - 3), rate 0.25 and two updates. Restart from a = 1, then restart from a = 5. Calculate both traces and final losses. Explain what can be concluded about these two runs.</w:t>
-      </w:r>
-    </w:p>
-    <w:p>
-      <w:pPr>
-        <w:pStyle w:val="Heading3"/>
-      </w:pPr>
-      <w:r>
-        <w:t>My independent explanation, trace and limits</w:t>
-      </w:r>
-    </w:p>
-    <w:p>
-      <w:r>
-        <w:t>________________________________________________________________</w:t>
-      </w:r>
-    </w:p>
-    <w:p>
-      <w:r>
-        <w:t>________________________________________________________________</w:t>
-      </w:r>
-    </w:p>
-    <w:p>
-      <w:r>
-        <w:t>________________________________________________________________</w:t>
-      </w:r>
-    </w:p>
-    <w:p>
-      <w:r>
-        <w:t>________________________________________________________________</w:t>
-      </w:r>
-    </w:p>
-    <w:p>
-      <w:r>
-        <w:t>________________________________________________________________</w:t>
-      </w:r>
-    </w:p>
-    <w:p>
-      <w:r>
-        <w:t>________________________________________________________________</w:t>
-      </w:r>
-    </w:p>
-    <w:p>
-      <w:r>
-        <w:t>________________________________________________________________</w:t>
-      </w:r>
-    </w:p>
-    <w:p>
-      <w:pPr>
-        <w:spacing w:line="336" w:lineRule="auto" w:after="180"/>
-      </w:pPr>
-      <w:r>
-        <w:rPr>
-          <w:b w:val="0"/>
-        </w:rPr>
-        <w:t>Attempt this case before feedback. Record any help. Earlier examples below are further practice; a case already practised with feedback cannot establish fresh transfer.</w:t>
-      </w:r>
-    </w:p>
-    <w:p>
-      <w:pPr>
-        <w:pStyle w:val="Heading3"/>
-      </w:pPr>
-      <w:r>
-        <w:t>Attempt this without hints</w:t>
-      </w:r>
-    </w:p>
-    <w:p>
-      <w:pPr>
-        <w:spacing w:line="336" w:lineRule="auto" w:after="180"/>
-      </w:pPr>
-      <w:r>
-        <w:rPr>
-          <w:b w:val="0"/>
-        </w:rPr>
-        <w:t>Use J(a) = (a - 3) squared, gradient 2(a - 3), rate 0.25 and two updates. Restart from a = 1, then restart from a = 5. Calculate both traces and final losses. Explain what can be concluded about these two runs.</w:t>
-      </w:r>
-    </w:p>
-    <w:p>
-      <w:pPr>
-        <w:pStyle w:val="Heading3"/>
-      </w:pPr>
-      <w:r>
-        <w:t>My independent procedure, result and limitation</w:t>
-      </w:r>
-    </w:p>
-    <w:p>
-      <w:r>
-        <w:t>________________________________________________________________</w:t>
-      </w:r>
-    </w:p>
-    <w:p>
-      <w:r>
-        <w:t>________________________________________________________________</w:t>
-      </w:r>
-    </w:p>
-    <w:p>
-      <w:r>
-        <w:t>________________________________________________________________</w:t>
-      </w:r>
-    </w:p>
-    <w:p>
-      <w:r>
-        <w:t>________________________________________________________________</w:t>
-      </w:r>
-    </w:p>
-    <w:p>
-      <w:r>
-        <w:t>________________________________________________________________</w:t>
-      </w:r>
-    </w:p>
-    <w:p>
-      <w:r>
-        <w:t>________________________________________________________________</w:t>
-      </w:r>
-    </w:p>
-    <w:p>
-      <w:r>
-        <w:t>________________________________________________________________</w:t>
-      </w:r>
-    </w:p>
-    <w:p>
-      <w:r>
-        <w:t>________________________________________________________________</w:t>
-      </w:r>
-    </w:p>
-    <w:p>
-      <w:pPr>
-        <w:spacing w:line="336" w:lineRule="auto" w:after="180"/>
-      </w:pPr>
-      <w:r>
-        <w:rPr>
-          <w:b w:val="0"/>
-        </w:rPr>
-        <w:t>Record support used: none, hint or teacher explanation. After feedback, a different case is needed to demonstrate independence.</w:t>
-      </w:r>
-    </w:p>
-    <w:p>
-      <w:pPr>
-        <w:pStyle w:val="Heading3"/>
-      </w:pPr>
-      <w:r>
-        <w:t>Use feedback to improve</w:t>
-      </w:r>
-    </w:p>
-    <w:p>
-      <w:pPr>
-        <w:spacing w:line="336" w:lineRule="auto" w:after="180"/>
-      </w:pPr>
-      <w:r>
-        <w:rPr>
-          <w:b w:val="0"/>
-        </w:rPr>
-        <w:t>Attempt the independent case before hints. Record whether you worked alone, used a hint or followed a model. After feedback, fix the first unsupported step and explain why it changed.</w:t>
-      </w:r>
-    </w:p>
-    <w:p>
-      <w:pPr>
-        <w:spacing w:line="336" w:lineRule="auto" w:after="180"/>
-      </w:pPr>
-      <w:r>
-        <w:rPr>
-          <w:b w:val="0"/>
-        </w:rPr>
-        <w:t>A later check uses a changed case, not a copied answer.</w:t>
-      </w:r>
-    </w:p>
-    <w:p>
-      <w:pPr>
-        <w:pStyle w:val="Heading1"/>
-      </w:pPr>
-      <w:r>
-        <w:t>15. Your lesson route</w:t>
-      </w:r>
-    </w:p>
-    <w:p>
-      <w:r>
-        <w:t>Use this map to navigate Initialisation and reproducibility, connect the goals to tasks and keep one evidence record for each attempt.</w:t>
+        <w:t>15. Reference · The earlier route checklist</w:t>
+      </w:r>
+    </w:p>
+    <w:p>
+      <w:r>
+        <w:t>Use one main route rather than repeating the lesson.</w:t>
+      </w:r>
+    </w:p>
+    <w:p>
+      <w:pPr>
+        <w:pStyle w:val="Heading2"/>
+      </w:pPr>
+      <w:r>
+        <w:t>Targets,route and first prediction</w:t>
       </w:r>
     </w:p>
     <w:p>
@@ -3674,12 +4529,117 @@
         <w:pStyle w:val="Heading1"/>
       </w:pPr>
       <w:r>
-        <w:t>16. Finish and return</w:t>
-      </w:r>
-    </w:p>
-    <w:p>
-      <w:r>
-        <w:t>Explain Initialisation and reproducibility without notes, identify a remaining question and plan a later check with a changed case.</w:t>
+        <w:t>17. Extra practice · Predict,check and repair</w:t>
+      </w:r>
+    </w:p>
+    <w:p>
+      <w:r>
+        <w:t>Keep supported feedback separate from the independent case.</w:t>
+      </w:r>
+    </w:p>
+    <w:p>
+      <w:pPr>
+        <w:pStyle w:val="Heading2"/>
+      </w:pPr>
+      <w:r>
+        <w:t>First supported question and optional hint</w:t>
+      </w:r>
+    </w:p>
+    <w:p>
+      <w:pPr>
+        <w:pStyle w:val="ListBullet"/>
+      </w:pPr>
+      <w:r>
+        <w:t>Reproduce two training traces by saving their distinct initial values.</w:t>
+      </w:r>
+    </w:p>
+    <w:p>
+      <w:pPr>
+        <w:pStyle w:val="Heading3"/>
+      </w:pPr>
+      <w:r>
+        <w:t>Practice 1: explain the deciding evidence</w:t>
+      </w:r>
+    </w:p>
+    <w:p>
+      <w:pPr>
+        <w:pStyle w:val="ListBullet"/>
+      </w:pPr>
+      <w:r>
+        <w:t>Which labelled step matches this detail? Save initial values, rate, objective and update count; the same final loss hides different parameter paths.</w:t>
+      </w:r>
+    </w:p>
+    <w:p>
+      <w:pPr>
+        <w:pStyle w:val="ListBullet"/>
+      </w:pPr>
+      <w:r>
+        <w:t>1. Record experiment</w:t>
+      </w:r>
+    </w:p>
+    <w:p>
+      <w:pPr>
+        <w:pStyle w:val="ListBullet"/>
+      </w:pPr>
+      <w:r>
+        <w:t>2. Start from 0</w:t>
+      </w:r>
+    </w:p>
+    <w:p>
+      <w:pPr>
+        <w:pStyle w:val="ListBullet"/>
+      </w:pPr>
+      <w:r>
+        <w:t>3. Start from 4</w:t>
+      </w:r>
+    </w:p>
+    <w:p>
+      <w:pPr>
+        <w:pStyle w:val="Heading3"/>
+      </w:pPr>
+      <w:r>
+        <w:t>My selected conclusion, deciding fact and explanation</w:t>
+      </w:r>
+    </w:p>
+    <w:p>
+      <w:r>
+        <w:t>________________________________________________________________</w:t>
+      </w:r>
+    </w:p>
+    <w:p>
+      <w:r>
+        <w:t>________________________________________________________________</w:t>
+      </w:r>
+    </w:p>
+    <w:p>
+      <w:r>
+        <w:t>________________________________________________________________</w:t>
+      </w:r>
+    </w:p>
+    <w:p>
+      <w:r>
+        <w:t>________________________________________________________________</w:t>
+      </w:r>
+    </w:p>
+    <w:p>
+      <w:r>
+        <w:t>________________________________________________________________</w:t>
+      </w:r>
+    </w:p>
+    <w:p>
+      <w:pPr>
+        <w:pStyle w:val="ListBullet"/>
+      </w:pPr>
+      <w:r>
+        <w:t>Hint if needed: Read the steps in the pictorial case. Match the supplied detail to the stage that performs or records it.</w:t>
+      </w:r>
+    </w:p>
+    <w:p>
+      <w:pPr>
+        <w:pStyle w:val="Heading2"/>
+      </w:pPr>
+      <w:r>
+        <w:t>Check after the first attempt · reference / check after trying</w:t>
       </w:r>
     </w:p>
     <w:p>
@@ -3690,52 +4650,24 @@
         <w:rPr>
           <w:b w:val="0"/>
         </w:rPr>
-        <w:t xml:space="preserve">Close your notes. Explain this goal in your own words: Trace how starting values affect a fixed </w:t>
-      </w:r>
+        <w:t>After your attempt, compare with the supported explanation: Record experiment Save initial values, rate, objective and update count; the same final loss hides different parameter paths.</w:t>
+      </w:r>
+    </w:p>
+    <w:p>
+      <w:pPr>
+        <w:spacing w:line="336" w:lineRule="auto" w:after="180"/>
+      </w:pPr>
       <w:r>
         <w:rPr>
           <w:b/>
         </w:rPr>
-        <w:t>training</w:t>
+        <w:t>Initialisation</w:t>
       </w:r>
       <w:r>
         <w:rPr>
           <w:b w:val="0"/>
         </w:rPr>
-        <w:t xml:space="preserve"> budget</w:t>
-      </w:r>
-    </w:p>
-    <w:p>
-      <w:pPr>
-        <w:pStyle w:val="Heading3"/>
-      </w:pPr>
-      <w:r>
-        <w:t>My deciding step, evidence and one remaining question</w:t>
-      </w:r>
-    </w:p>
-    <w:p>
-      <w:r>
-        <w:t>________________________________________________________________</w:t>
-      </w:r>
-    </w:p>
-    <w:p>
-      <w:r>
-        <w:t>________________________________________________________________</w:t>
-      </w:r>
-    </w:p>
-    <w:p>
-      <w:r>
-        <w:t>________________________________________________________________</w:t>
-      </w:r>
-    </w:p>
-    <w:p>
-      <w:r>
-        <w:t>________________________________________________________________</w:t>
-      </w:r>
-    </w:p>
-    <w:p>
-      <w:r>
-        <w:t>________________________________________________________________</w:t>
+        <w:t xml:space="preserve"> supplies the parameter values before learning begins. The same update rule can follow different paths from different starts.</w:t>
       </w:r>
     </w:p>
     <w:p>
@@ -3746,7 +4678,260 @@
         <w:rPr>
           <w:b w:val="0"/>
         </w:rPr>
-        <w:t xml:space="preserve">If you are unsure, return to the worked picture and explain one arrow. If you are ready, change an </w:t>
+        <w:t>Here the two paths end on opposite sides of two and have equal squared distance, so equal loss does not imply equal parameters. Save initial values and settings to reproduce this arithmetic, as well as the final result.</w:t>
+      </w:r>
+    </w:p>
+    <w:p>
+      <w:pPr>
+        <w:pStyle w:val="Heading2"/>
+      </w:pPr>
+      <w:r>
+        <w:t>Changed-case question and optional hint</w:t>
+      </w:r>
+    </w:p>
+    <w:p>
+      <w:pPr>
+        <w:pStyle w:val="Heading3"/>
+      </w:pPr>
+      <w:r>
+        <w:t>Practice 2: explain the deciding evidence</w:t>
+      </w:r>
+    </w:p>
+    <w:p>
+      <w:pPr>
+        <w:pStyle w:val="ListBullet"/>
+      </w:pPr>
+      <w:r>
+        <w:t>Changed-case practice: Repeat the a = 0 run with identical arithmetic and settings. Which conclusion is supported by the supplied facts?</w:t>
+      </w:r>
+    </w:p>
+    <w:p>
+      <w:pPr>
+        <w:pStyle w:val="ListBullet"/>
+      </w:pPr>
+      <w:r>
+        <w:t>1. This one example guarantees correct results for every future input.</w:t>
+      </w:r>
+    </w:p>
+    <w:p>
+      <w:pPr>
+        <w:pStyle w:val="ListBullet"/>
+      </w:pPr>
+      <w:r>
+        <w:t>2. We can decide the result without examining the changed input or the procedure.</w:t>
+      </w:r>
+    </w:p>
+    <w:p>
+      <w:pPr>
+        <w:pStyle w:val="ListBullet"/>
+      </w:pPr>
+      <w:r>
+        <w:t>3. It again reaches 1 then 1.5 in this deterministic toy calculation.</w:t>
+      </w:r>
+    </w:p>
+    <w:p>
+      <w:pPr>
+        <w:pStyle w:val="Heading3"/>
+      </w:pPr>
+      <w:r>
+        <w:t>My selected conclusion, deciding fact and explanation</w:t>
+      </w:r>
+    </w:p>
+    <w:p>
+      <w:r>
+        <w:t>________________________________________________________________</w:t>
+      </w:r>
+    </w:p>
+    <w:p>
+      <w:r>
+        <w:t>________________________________________________________________</w:t>
+      </w:r>
+    </w:p>
+    <w:p>
+      <w:r>
+        <w:t>________________________________________________________________</w:t>
+      </w:r>
+    </w:p>
+    <w:p>
+      <w:r>
+        <w:t>________________________________________________________________</w:t>
+      </w:r>
+    </w:p>
+    <w:p>
+      <w:r>
+        <w:t>________________________________________________________________</w:t>
+      </w:r>
+    </w:p>
+    <w:p>
+      <w:pPr>
+        <w:pStyle w:val="ListBullet"/>
+      </w:pPr>
+      <w:r>
+        <w:t>Hint if needed: Use the changed condition and the deciding step in the pictorial trace. The answer must say what follows from those facts.</w:t>
+      </w:r>
+    </w:p>
+    <w:p>
+      <w:pPr>
+        <w:pStyle w:val="Heading2"/>
+      </w:pPr>
+      <w:r>
+        <w:t>Check after the changed attempt · reference / check after trying</w:t>
+      </w:r>
+    </w:p>
+    <w:p>
+      <w:pPr>
+        <w:spacing w:line="336" w:lineRule="auto" w:after="180"/>
+      </w:pPr>
+      <w:r>
+        <w:rPr>
+          <w:b w:val="0"/>
+        </w:rPr>
+        <w:t>After your attempt, compare with the supported explanation: It again reaches 1 then 1.5 in this deterministic toy calculation. Identical initial state and update rules determine the same arithmetic trace.</w:t>
+      </w:r>
+    </w:p>
+    <w:p>
+      <w:pPr>
+        <w:pStyle w:val="Heading2"/>
+      </w:pPr>
+      <w:r>
+        <w:t>Repair and retain the record</w:t>
+      </w:r>
+    </w:p>
+    <w:p>
+      <w:pPr>
+        <w:spacing w:line="336" w:lineRule="auto" w:after="180"/>
+      </w:pPr>
+      <w:r>
+        <w:rPr>
+          <w:b w:val="0"/>
+        </w:rPr>
+        <w:t xml:space="preserve">Review Regularisation and early stopping (ai-5/16). Goal: Separate a weight penalty from </w:t>
+      </w:r>
+      <w:r>
+        <w:rPr>
+          <w:b/>
+        </w:rPr>
+        <w:t>prediction</w:t>
+      </w:r>
+      <w:r>
+        <w:rPr>
+          <w:b w:val="0"/>
+        </w:rPr>
+        <w:t xml:space="preserve"> error. Short practice: Why should the penalty value not be reported as validation error?</w:t>
+      </w:r>
+    </w:p>
+    <w:p>
+      <w:pPr>
+        <w:spacing w:line="336" w:lineRule="auto" w:after="180"/>
+      </w:pPr>
+      <w:r>
+        <w:rPr>
+          <w:b w:val="0"/>
+        </w:rPr>
+        <w:t xml:space="preserve">Point to the relevant step in the picture, then write the changed result and the rule or </w:t>
+      </w:r>
+      <w:r>
+        <w:rPr>
+          <w:b/>
+        </w:rPr>
+        <w:t>evidence</w:t>
+      </w:r>
+      <w:r>
+        <w:rPr>
+          <w:b w:val="0"/>
+        </w:rPr>
+        <w:t xml:space="preserve"> that supports it.. Return to this week and explain what you changed.</w:t>
+      </w:r>
+    </w:p>
+    <w:p>
+      <w:pPr>
+        <w:spacing w:line="336" w:lineRule="auto" w:after="180"/>
+      </w:pPr>
+      <w:r>
+        <w:rPr>
+          <w:b w:val="0"/>
+        </w:rPr>
+        <w:t>Review Learning rate experiments (ai-5/14). Goal: Run a controlled comparison of learning rates. Short practice: What should a fair rate comparison hold fixed?</w:t>
+      </w:r>
+    </w:p>
+    <w:p>
+      <w:pPr>
+        <w:spacing w:line="336" w:lineRule="auto" w:after="180"/>
+      </w:pPr>
+      <w:r>
+        <w:rPr>
+          <w:b w:val="0"/>
+        </w:rPr>
+        <w:t xml:space="preserve">Point to the relevant step in the picture, then write the changed result and the rule or </w:t>
+      </w:r>
+      <w:r>
+        <w:rPr>
+          <w:b/>
+        </w:rPr>
+        <w:t>evidence</w:t>
+      </w:r>
+      <w:r>
+        <w:rPr>
+          <w:b w:val="0"/>
+        </w:rPr>
+        <w:t xml:space="preserve"> that supports it.. Return to this week and explain what you changed.</w:t>
+      </w:r>
+    </w:p>
+    <w:p>
+      <w:pPr>
+        <w:spacing w:line="336" w:lineRule="auto" w:after="180"/>
+      </w:pPr>
+      <w:r>
+        <w:rPr>
+          <w:b w:val="0"/>
+        </w:rPr>
+        <w:t>Review Updating parameters (ai-5/11). Goal: Apply a learning rate to an ordered gradient. Short practice: Why must new loss be recomputed rather than assumed smaller?</w:t>
+      </w:r>
+    </w:p>
+    <w:p>
+      <w:pPr>
+        <w:spacing w:line="336" w:lineRule="auto" w:after="180"/>
+      </w:pPr>
+      <w:r>
+        <w:rPr>
+          <w:b w:val="0"/>
+        </w:rPr>
+        <w:t xml:space="preserve">Point to the relevant step in the picture, then write the changed result and the rule or </w:t>
+      </w:r>
+      <w:r>
+        <w:rPr>
+          <w:b/>
+        </w:rPr>
+        <w:t>evidence</w:t>
+      </w:r>
+      <w:r>
+        <w:rPr>
+          <w:b w:val="0"/>
+        </w:rPr>
+        <w:t xml:space="preserve"> that supports it.. Return to this week and explain what you changed.</w:t>
+      </w:r>
+    </w:p>
+    <w:p>
+      <w:pPr>
+        <w:spacing w:line="336" w:lineRule="auto" w:after="180"/>
+      </w:pPr>
+      <w:r>
+        <w:rPr>
+          <w:b w:val="0"/>
+        </w:rPr>
+        <w:t xml:space="preserve">The browser lab lets you edit the supported Python examples already included in this lesson. Predict first, run, inspect the actual </w:t>
+      </w:r>
+      <w:r>
+        <w:rPr>
+          <w:b/>
+        </w:rPr>
+        <w:t>output</w:t>
+      </w:r>
+      <w:r>
+        <w:rPr>
+          <w:b w:val="0"/>
+        </w:rPr>
+        <w:t xml:space="preserve"> or error, change one </w:t>
       </w:r>
       <w:r>
         <w:rPr>
@@ -3758,7 +4943,18 @@
         <w:rPr>
           <w:b w:val="0"/>
         </w:rPr>
-        <w:t xml:space="preserve"> or assumption and justify your </w:t>
+        <w:t>, then run again.</w:t>
+      </w:r>
+    </w:p>
+    <w:p>
+      <w:pPr>
+        <w:spacing w:line="336" w:lineRule="auto" w:after="180"/>
+      </w:pPr>
+      <w:r>
+        <w:rPr>
+          <w:b w:val="0"/>
+        </w:rPr>
+        <w:t xml:space="preserve">Keep code, </w:t>
       </w:r>
       <w:r>
         <w:rPr>
@@ -3770,7 +4966,7 @@
         <w:rPr>
           <w:b w:val="0"/>
         </w:rPr>
-        <w:t>.</w:t>
+        <w:t>s, actual results and a reasoned revision together. On paper, label your result as a trace rather than an execution.</w:t>
       </w:r>
     </w:p>
     <w:p>
@@ -3781,7 +4977,7 @@
         <w:rPr>
           <w:b w:val="0"/>
         </w:rPr>
-        <w:t xml:space="preserve">Save your workbook </w:t>
+        <w:t xml:space="preserve">Use Download completed work in the hosted lesson to export your answers, reflections, practice feedback and code-run </w:t>
       </w:r>
       <w:r>
         <w:rPr>
@@ -3793,20 +4989,26 @@
         <w:rPr>
           <w:b w:val="0"/>
         </w:rPr>
-        <w:t>. At the next review, try a different case before opening your old answer.</w:t>
-      </w:r>
-    </w:p>
-    <w:p>
-      <w:pPr>
-        <w:pStyle w:val="Heading1"/>
-      </w:pPr>
-      <w:r>
-        <w:t>17. Supported practice, repair and portfolio</w:t>
-      </w:r>
-    </w:p>
-    <w:p>
-      <w:r>
-        <w:t>Attempt supported questions before using hints or feedback. Review a missing building block, then keep the completed work.</w:t>
+        <w:t>. Open the HTML copy to read or print it.</w:t>
+      </w:r>
+    </w:p>
+    <w:p>
+      <w:pPr>
+        <w:spacing w:line="336" w:lineRule="auto" w:after="180"/>
+      </w:pPr>
+      <w:r>
+        <w:rPr>
+          <w:b w:val="0"/>
+        </w:rPr>
+        <w:t>Drafts stay in this browser when storage is available; clear drafts on a shared device.</w:t>
+      </w:r>
+    </w:p>
+    <w:p>
+      <w:pPr>
+        <w:pStyle w:val="Heading2"/>
+      </w:pPr>
+      <w:r>
+        <w:t>Earlier wording, alternatives and picture transcripts · reference / check after trying</w:t>
       </w:r>
     </w:p>
     <w:p>
@@ -3822,80 +5024,10 @@
     </w:p>
     <w:p>
       <w:pPr>
-        <w:spacing w:line="336" w:lineRule="auto" w:after="180"/>
-      </w:pPr>
-      <w:r>
-        <w:rPr>
-          <w:b w:val="0"/>
-        </w:rPr>
-        <w:t xml:space="preserve">Reproduce two </w:t>
-      </w:r>
-      <w:r>
-        <w:rPr>
-          <w:b/>
-        </w:rPr>
-        <w:t>training</w:t>
-      </w:r>
-      <w:r>
-        <w:rPr>
-          <w:b w:val="0"/>
-        </w:rPr>
-        <w:t xml:space="preserve"> traces by saving their distinct initial values.</w:t>
-      </w:r>
-    </w:p>
-    <w:p>
-      <w:pPr>
         <w:pStyle w:val="Heading3"/>
       </w:pPr>
       <w:r>
-        <w:t>Practice 1: explain the deciding evidence</w:t>
-      </w:r>
-    </w:p>
-    <w:p>
-      <w:pPr>
-        <w:spacing w:line="336" w:lineRule="auto" w:after="180"/>
-      </w:pPr>
-      <w:r>
-        <w:rPr>
-          <w:b w:val="0"/>
-        </w:rPr>
-        <w:t>Which labelled step matches this detail? Save initial values, rate, objective and update count; the same final loss hides different parameter paths.</w:t>
-      </w:r>
-    </w:p>
-    <w:p>
-      <w:pPr>
-        <w:spacing w:line="336" w:lineRule="auto" w:after="180"/>
-        <w:shd w:fill="F4F9FC"/>
-      </w:pPr>
-      <w:r>
-        <w:rPr>
-          <w:b w:val="0"/>
-        </w:rPr>
-        <w:t>1. Record experiment</w:t>
-      </w:r>
-    </w:p>
-    <w:p>
-      <w:pPr>
-        <w:spacing w:line="336" w:lineRule="auto" w:after="180"/>
-        <w:shd w:fill="F4F9FC"/>
-      </w:pPr>
-      <w:r>
-        <w:rPr>
-          <w:b w:val="0"/>
-        </w:rPr>
-        <w:t>2. Start from 0</w:t>
-      </w:r>
-    </w:p>
-    <w:p>
-      <w:pPr>
-        <w:spacing w:line="336" w:lineRule="auto" w:after="180"/>
-        <w:shd w:fill="F4F9FC"/>
-      </w:pPr>
-      <w:r>
-        <w:rPr>
-          <w:b w:val="0"/>
-        </w:rPr>
-        <w:t>3. Start from 4</w:t>
+        <w:t>Repair a missing building block</w:t>
       </w:r>
     </w:p>
     <w:p>
@@ -3903,32 +5035,7 @@
         <w:pStyle w:val="Heading3"/>
       </w:pPr>
       <w:r>
-        <w:t>My selected conclusion, deciding fact and explanation</w:t>
-      </w:r>
-    </w:p>
-    <w:p>
-      <w:r>
-        <w:t>________________________________________________________________</w:t>
-      </w:r>
-    </w:p>
-    <w:p>
-      <w:r>
-        <w:t>________________________________________________________________</w:t>
-      </w:r>
-    </w:p>
-    <w:p>
-      <w:r>
-        <w:t>________________________________________________________________</w:t>
-      </w:r>
-    </w:p>
-    <w:p>
-      <w:r>
-        <w:t>________________________________________________________________</w:t>
-      </w:r>
-    </w:p>
-    <w:p>
-      <w:r>
-        <w:t>________________________________________________________________</w:t>
+        <w:t>Predict, run and debug</w:t>
       </w:r>
     </w:p>
     <w:p>
@@ -3936,478 +5043,25 @@
         <w:pStyle w:val="Heading3"/>
       </w:pPr>
       <w:r>
-        <w:t>Hint · try first</w:t>
-      </w:r>
-    </w:p>
-    <w:p>
-      <w:pPr>
-        <w:spacing w:line="336" w:lineRule="auto" w:after="180"/>
-        <w:shd w:fill="F1F6F8"/>
-      </w:pPr>
-      <w:r>
-        <w:rPr>
-          <w:b w:val="0"/>
-        </w:rPr>
-        <w:t>Hint if needed: Read the steps in the pictorial case. Match the supplied detail to the stage that performs or records it.</w:t>
-      </w:r>
-    </w:p>
-    <w:p>
-      <w:pPr>
-        <w:pStyle w:val="Heading3"/>
-      </w:pPr>
-      <w:r>
-        <w:t>Feedback · compare after trying</w:t>
-      </w:r>
-    </w:p>
-    <w:p>
-      <w:pPr>
-        <w:spacing w:line="336" w:lineRule="auto" w:after="180"/>
-        <w:shd w:fill="F1F6FC"/>
-      </w:pPr>
-      <w:r>
-        <w:rPr>
-          <w:b w:val="0"/>
-        </w:rPr>
-        <w:t>After your attempt, compare with the supported explanation: Record experiment Save initial values, rate, objective and update count; the same final loss hides different parameter paths.</w:t>
-      </w:r>
-    </w:p>
-    <w:p>
-      <w:pPr>
-        <w:spacing w:line="336" w:lineRule="auto" w:after="180"/>
-        <w:shd w:fill="F1F6FC"/>
-      </w:pPr>
-      <w:r>
-        <w:rPr>
-          <w:b/>
-        </w:rPr>
-        <w:t>Initialisation</w:t>
-      </w:r>
-      <w:r>
-        <w:rPr>
-          <w:b w:val="0"/>
-        </w:rPr>
-        <w:t xml:space="preserve"> supplies the parameter values before learning begins. The same update rule can follow different paths from different starts.</w:t>
-      </w:r>
-    </w:p>
-    <w:p>
-      <w:pPr>
-        <w:spacing w:line="336" w:lineRule="auto" w:after="180"/>
-        <w:shd w:fill="F1F6FC"/>
-      </w:pPr>
-      <w:r>
-        <w:rPr>
-          <w:b w:val="0"/>
-        </w:rPr>
-        <w:t>Here the two paths end on opposite sides of two and have equal squared distance, so equal loss does not imply equal parameters. Save initial values and settings to reproduce this arithmetic, as well as the final result.</w:t>
-      </w:r>
-    </w:p>
-    <w:p>
-      <w:pPr>
-        <w:pStyle w:val="Heading3"/>
-      </w:pPr>
-      <w:r>
-        <w:t>Practice 2: explain the deciding evidence</w:t>
-      </w:r>
-    </w:p>
-    <w:p>
-      <w:pPr>
-        <w:pStyle w:val="Heading3"/>
-      </w:pPr>
-      <w:r>
-        <w:t>Changed case · predict first</w:t>
-      </w:r>
-    </w:p>
-    <w:p>
-      <w:pPr>
-        <w:spacing w:line="336" w:lineRule="auto" w:after="180"/>
-        <w:shd w:fill="F5F1FB"/>
-      </w:pPr>
-      <w:r>
-        <w:rPr>
-          <w:b w:val="0"/>
-        </w:rPr>
-        <w:t>Changed-case practice: Repeat the a = 0 run with identical arithmetic and settings. Which conclusion is supported by the supplied facts?</w:t>
-      </w:r>
-    </w:p>
-    <w:p>
-      <w:pPr>
-        <w:spacing w:line="336" w:lineRule="auto" w:after="180"/>
-        <w:shd w:fill="F4F9FC"/>
-      </w:pPr>
-      <w:r>
-        <w:rPr>
-          <w:b w:val="0"/>
-        </w:rPr>
-        <w:t xml:space="preserve">1. This one example guarantees correct results for every future </w:t>
-      </w:r>
-      <w:r>
-        <w:rPr>
-          <w:b/>
-        </w:rPr>
-        <w:t>input</w:t>
-      </w:r>
-      <w:r>
-        <w:rPr>
-          <w:b w:val="0"/>
-        </w:rPr>
-        <w:t>.</w:t>
-      </w:r>
-    </w:p>
-    <w:p>
-      <w:pPr>
-        <w:spacing w:line="336" w:lineRule="auto" w:after="180"/>
-        <w:shd w:fill="F4F9FC"/>
-      </w:pPr>
-      <w:r>
-        <w:rPr>
-          <w:b w:val="0"/>
-        </w:rPr>
-        <w:t xml:space="preserve">2. We can decide the result without examining the changed </w:t>
-      </w:r>
-      <w:r>
-        <w:rPr>
-          <w:b/>
-        </w:rPr>
-        <w:t>input</w:t>
-      </w:r>
-      <w:r>
-        <w:rPr>
-          <w:b w:val="0"/>
-        </w:rPr>
-        <w:t xml:space="preserve"> or the procedure.</w:t>
-      </w:r>
-    </w:p>
-    <w:p>
-      <w:pPr>
-        <w:spacing w:line="336" w:lineRule="auto" w:after="180"/>
-        <w:shd w:fill="F4F9FC"/>
-      </w:pPr>
-      <w:r>
-        <w:rPr>
-          <w:b w:val="0"/>
-        </w:rPr>
-        <w:t>3. It again reaches 1 then 1.5 in this deterministic toy calculation.</w:t>
-      </w:r>
-    </w:p>
-    <w:p>
-      <w:pPr>
-        <w:pStyle w:val="Heading3"/>
-      </w:pPr>
-      <w:r>
-        <w:t>My selected conclusion, deciding fact and explanation</w:t>
-      </w:r>
-    </w:p>
-    <w:p>
-      <w:r>
-        <w:t>________________________________________________________________</w:t>
-      </w:r>
-    </w:p>
-    <w:p>
-      <w:r>
-        <w:t>________________________________________________________________</w:t>
-      </w:r>
-    </w:p>
-    <w:p>
-      <w:r>
-        <w:t>________________________________________________________________</w:t>
-      </w:r>
-    </w:p>
-    <w:p>
-      <w:r>
-        <w:t>________________________________________________________________</w:t>
-      </w:r>
-    </w:p>
-    <w:p>
-      <w:r>
-        <w:t>________________________________________________________________</w:t>
-      </w:r>
-    </w:p>
-    <w:p>
-      <w:pPr>
-        <w:pStyle w:val="Heading3"/>
-      </w:pPr>
-      <w:r>
-        <w:t>Hint · try first</w:t>
-      </w:r>
-    </w:p>
-    <w:p>
-      <w:pPr>
-        <w:spacing w:line="336" w:lineRule="auto" w:after="180"/>
-        <w:shd w:fill="F1F6F8"/>
-      </w:pPr>
-      <w:r>
-        <w:rPr>
-          <w:b w:val="0"/>
-        </w:rPr>
-        <w:t>Hint if needed: Use the changed condition and the deciding step in the pictorial trace. The answer must say what follows from those facts.</w:t>
-      </w:r>
-    </w:p>
-    <w:p>
-      <w:pPr>
-        <w:pStyle w:val="Heading3"/>
-      </w:pPr>
-      <w:r>
-        <w:t>Feedback · compare after trying</w:t>
-      </w:r>
-    </w:p>
-    <w:p>
-      <w:pPr>
-        <w:spacing w:line="336" w:lineRule="auto" w:after="180"/>
-        <w:shd w:fill="F1F6FC"/>
-      </w:pPr>
-      <w:r>
-        <w:rPr>
-          <w:b w:val="0"/>
-        </w:rPr>
-        <w:t>After your attempt, compare with the supported explanation: It again reaches 1 then 1.5 in this deterministic toy calculation. Identical initial state and update rules determine the same arithmetic trace.</w:t>
-      </w:r>
-    </w:p>
-    <w:p>
-      <w:pPr>
-        <w:pStyle w:val="Heading3"/>
-      </w:pPr>
-      <w:r>
-        <w:t>Repair a missing building block</w:t>
-      </w:r>
-    </w:p>
-    <w:p>
-      <w:pPr>
-        <w:spacing w:line="336" w:lineRule="auto" w:after="180"/>
-      </w:pPr>
-      <w:r>
-        <w:rPr>
-          <w:b w:val="0"/>
-        </w:rPr>
-        <w:t xml:space="preserve">Review Regularisation and early stopping (ai-5/16). Goal: Separate a weight penalty from </w:t>
-      </w:r>
-      <w:r>
-        <w:rPr>
-          <w:b/>
-        </w:rPr>
-        <w:t>prediction</w:t>
-      </w:r>
-      <w:r>
-        <w:rPr>
-          <w:b w:val="0"/>
-        </w:rPr>
-        <w:t xml:space="preserve"> error. Short practice: Why should the penalty value not be reported as validation error?</w:t>
-      </w:r>
-    </w:p>
-    <w:p>
-      <w:pPr>
-        <w:spacing w:line="336" w:lineRule="auto" w:after="180"/>
-      </w:pPr>
-      <w:r>
-        <w:rPr>
-          <w:b w:val="0"/>
-        </w:rPr>
-        <w:t xml:space="preserve">Point to the relevant step in the picture, then write the changed result and the rule or </w:t>
-      </w:r>
-      <w:r>
-        <w:rPr>
-          <w:b/>
-        </w:rPr>
-        <w:t>evidence</w:t>
-      </w:r>
-      <w:r>
-        <w:rPr>
-          <w:b w:val="0"/>
-        </w:rPr>
-        <w:t xml:space="preserve"> that supports it.. Return to this week and explain what you changed.</w:t>
-      </w:r>
-    </w:p>
-    <w:p>
-      <w:pPr>
-        <w:spacing w:line="336" w:lineRule="auto" w:after="180"/>
-      </w:pPr>
-      <w:r>
-        <w:rPr>
-          <w:b w:val="0"/>
-        </w:rPr>
-        <w:t>Review Learning rate experiments (ai-5/14). Goal: Run a controlled comparison of learning rates. Short practice: What should a fair rate comparison hold fixed?</w:t>
-      </w:r>
-    </w:p>
-    <w:p>
-      <w:pPr>
-        <w:spacing w:line="336" w:lineRule="auto" w:after="180"/>
-      </w:pPr>
-      <w:r>
-        <w:rPr>
-          <w:b w:val="0"/>
-        </w:rPr>
-        <w:t xml:space="preserve">Point to the relevant step in the picture, then write the changed result and the rule or </w:t>
-      </w:r>
-      <w:r>
-        <w:rPr>
-          <w:b/>
-        </w:rPr>
-        <w:t>evidence</w:t>
-      </w:r>
-      <w:r>
-        <w:rPr>
-          <w:b w:val="0"/>
-        </w:rPr>
-        <w:t xml:space="preserve"> that supports it.. Return to this week and explain what you changed.</w:t>
-      </w:r>
-    </w:p>
-    <w:p>
-      <w:pPr>
-        <w:spacing w:line="336" w:lineRule="auto" w:after="180"/>
-      </w:pPr>
-      <w:r>
-        <w:rPr>
-          <w:b w:val="0"/>
-        </w:rPr>
-        <w:t>Review Updating parameters (ai-5/11). Goal: Apply a learning rate to an ordered gradient. Short practice: Why must new loss be recomputed rather than assumed smaller?</w:t>
-      </w:r>
-    </w:p>
-    <w:p>
-      <w:pPr>
-        <w:spacing w:line="336" w:lineRule="auto" w:after="180"/>
-      </w:pPr>
-      <w:r>
-        <w:rPr>
-          <w:b w:val="0"/>
-        </w:rPr>
-        <w:t xml:space="preserve">Point to the relevant step in the picture, then write the changed result and the rule or </w:t>
-      </w:r>
-      <w:r>
-        <w:rPr>
-          <w:b/>
-        </w:rPr>
-        <w:t>evidence</w:t>
-      </w:r>
-      <w:r>
-        <w:rPr>
-          <w:b w:val="0"/>
-        </w:rPr>
-        <w:t xml:space="preserve"> that supports it.. Return to this week and explain what you changed.</w:t>
-      </w:r>
-    </w:p>
-    <w:p>
-      <w:pPr>
-        <w:pStyle w:val="Heading3"/>
-      </w:pPr>
-      <w:r>
-        <w:t>Predict, run and debug</w:t>
-      </w:r>
-    </w:p>
-    <w:p>
-      <w:pPr>
-        <w:spacing w:line="336" w:lineRule="auto" w:after="180"/>
-      </w:pPr>
-      <w:r>
-        <w:rPr>
-          <w:b w:val="0"/>
-        </w:rPr>
-        <w:t xml:space="preserve">The browser lab lets you edit the supported Python examples already included in this lesson. Predict first, run, inspect the actual </w:t>
-      </w:r>
-      <w:r>
-        <w:rPr>
-          <w:b/>
-        </w:rPr>
-        <w:t>output</w:t>
-      </w:r>
-      <w:r>
-        <w:rPr>
-          <w:b w:val="0"/>
-        </w:rPr>
-        <w:t xml:space="preserve"> or error, change one </w:t>
-      </w:r>
-      <w:r>
-        <w:rPr>
-          <w:b/>
-        </w:rPr>
-        <w:t>input</w:t>
-      </w:r>
-      <w:r>
-        <w:rPr>
-          <w:b w:val="0"/>
-        </w:rPr>
-        <w:t>, then run again.</w:t>
-      </w:r>
-    </w:p>
-    <w:p>
-      <w:pPr>
-        <w:spacing w:line="336" w:lineRule="auto" w:after="180"/>
-      </w:pPr>
-      <w:r>
-        <w:rPr>
-          <w:b w:val="0"/>
-        </w:rPr>
-        <w:t xml:space="preserve">Keep code, </w:t>
-      </w:r>
-      <w:r>
-        <w:rPr>
-          <w:b/>
-        </w:rPr>
-        <w:t>prediction</w:t>
-      </w:r>
-      <w:r>
-        <w:rPr>
-          <w:b w:val="0"/>
-        </w:rPr>
-        <w:t>s, actual results and a reasoned revision together. On paper, label your result as a trace rather than an execution.</w:t>
-      </w:r>
-    </w:p>
-    <w:p>
-      <w:pPr>
-        <w:pStyle w:val="Heading3"/>
-      </w:pPr>
-      <w:r>
         <w:t>Keep your completed work</w:t>
       </w:r>
     </w:p>
     <w:p>
       <w:pPr>
-        <w:spacing w:line="336" w:lineRule="auto" w:after="180"/>
-      </w:pPr>
-      <w:r>
-        <w:rPr>
-          <w:b w:val="0"/>
-        </w:rPr>
-        <w:t xml:space="preserve">Use Download completed work in the hosted lesson to export your answers, reflections, practice feedback and code-run </w:t>
-      </w:r>
-      <w:r>
-        <w:rPr>
-          <w:b/>
-        </w:rPr>
-        <w:t>evidence</w:t>
-      </w:r>
-      <w:r>
-        <w:rPr>
-          <w:b w:val="0"/>
-        </w:rPr>
-        <w:t>. Open the HTML copy to read or print it.</w:t>
-      </w:r>
-    </w:p>
-    <w:p>
-      <w:pPr>
-        <w:spacing w:line="336" w:lineRule="auto" w:after="180"/>
-      </w:pPr>
-      <w:r>
-        <w:rPr>
-          <w:b w:val="0"/>
-        </w:rPr>
-        <w:t>Drafts stay in this browser when storage is available; clear drafts on a shared device.</w:t>
-      </w:r>
-    </w:p>
-    <w:p>
-      <w:pPr>
         <w:pStyle w:val="Heading1"/>
       </w:pPr>
       <w:r>
-        <w:t>18. Visual concept journey</w:t>
-      </w:r>
-    </w:p>
-    <w:p>
-      <w:r>
-        <w:t>Explain each Initialisation and reproducibility graphic using its labels, deciding evidence and relevant limitation.</w:t>
-      </w:r>
-    </w:p>
-    <w:p>
-      <w:pPr>
-        <w:pStyle w:val="Heading3"/>
+        <w:t>18. Reference · Six-picture concept journey</w:t>
+      </w:r>
+    </w:p>
+    <w:p>
+      <w:r>
+        <w:t>Choose the picture that supports the current explanation.</w:t>
+      </w:r>
+    </w:p>
+    <w:p>
+      <w:pPr>
+        <w:pStyle w:val="Heading2"/>
       </w:pPr>
       <w:r>
         <w:t>01. Initialisation and reproducibility: the case</w:t>
@@ -4418,7 +5072,7 @@
         <w:drawing>
           <wp:inline xmlns:a="http://schemas.openxmlformats.org/drawingml/2006/main" xmlns:pic="http://schemas.openxmlformats.org/drawingml/2006/picture">
             <wp:extent cx="5486400" cy="3142488"/>
-            <wp:docPr id="2" name="Picture 2" descr="Reproduce two training traces by saving their distinct initial values. Supplied facts: Loss J(a)=(a-2)²; gradient 2(a-2); rate 0.25; two updates. Restart from a = 0 and separately a = 4. All inputs and outcomes in this worked example are invented classroom data; no real model run is claimed."/>
+            <wp:docPr id="4" name="Picture 4" descr="Reproduce two training traces by saving their distinct initial values. Supplied facts: Loss J(a)=(a-2)²; gradient 2(a-2); rate 0.25; two updates. Restart from a = 0 and separately a = 4. All inputs and outcomes in this worked example are invented classroom data; no real model run is claimed."/>
             <wp:cNvGraphicFramePr>
               <a:graphicFrameLocks noChangeAspect="1"/>
             </wp:cNvGraphicFramePr>
@@ -4430,7 +5084,7 @@
                     <pic:cNvPicPr/>
                   </pic:nvPicPr>
                   <pic:blipFill>
-                    <a:blip r:embed="rId10"/>
+                    <a:blip r:embed="rId12"/>
                     <a:stretch>
                       <a:fillRect/>
                     </a:stretch>
@@ -4498,7 +5152,6 @@
     <w:p>
       <w:pPr>
         <w:spacing w:line="336" w:lineRule="auto" w:after="180"/>
-        <w:shd w:fill="F5F1FB"/>
       </w:pPr>
       <w:r>
         <w:rPr>
@@ -4509,7 +5162,7 @@
     </w:p>
     <w:p>
       <w:pPr>
-        <w:pStyle w:val="Heading3"/>
+        <w:pStyle w:val="Heading2"/>
       </w:pPr>
       <w:r>
         <w:t>02. Follow the deciding steps</w:t>
@@ -4520,7 +5173,7 @@
         <w:drawing>
           <wp:inline xmlns:a="http://schemas.openxmlformats.org/drawingml/2006/main" xmlns:pic="http://schemas.openxmlformats.org/drawingml/2006/picture">
             <wp:extent cx="5486400" cy="3337560"/>
-            <wp:docPr id="3" name="Picture 3" descr="Start from 0: Updates: a = 1 then 1.5; final loss 0.25. → Start from 4: Updates: a = 3 then 2.5; final loss 0.25. → Record experiment: Save initial values, rate, objective and update count; the same final loss hides different parameter paths."/>
+            <wp:docPr id="5" name="Picture 5" descr="Start from 0: Updates: a = 1 then 1.5; final loss 0.25. → Start from 4: Updates: a = 3 then 2.5; final loss 0.25. → Record experiment: Save initial values, rate, objective and update count; the same final loss hides different parameter paths."/>
             <wp:cNvGraphicFramePr>
               <a:graphicFrameLocks noChangeAspect="1"/>
             </wp:cNvGraphicFramePr>
@@ -4532,7 +5185,7 @@
                     <pic:cNvPicPr/>
                   </pic:nvPicPr>
                   <pic:blipFill>
-                    <a:blip r:embed="rId11"/>
+                    <a:blip r:embed="rId9"/>
                     <a:stretch>
                       <a:fillRect/>
                     </a:stretch>
@@ -4565,7 +5218,6 @@
     <w:p>
       <w:pPr>
         <w:spacing w:line="336" w:lineRule="auto" w:after="180"/>
-        <w:shd w:fill="F5F1FB"/>
       </w:pPr>
       <w:r>
         <w:rPr>
@@ -4588,7 +5240,7 @@
     </w:p>
     <w:p>
       <w:pPr>
-        <w:pStyle w:val="Heading3"/>
+        <w:pStyle w:val="Heading2"/>
       </w:pPr>
       <w:r>
         <w:t>03. Identical units receive identical updates</w:t>
@@ -4599,7 +5251,7 @@
         <w:drawing>
           <wp:inline xmlns:a="http://schemas.openxmlformats.org/drawingml/2006/main" xmlns:pic="http://schemas.openxmlformats.org/drawingml/2006/picture">
             <wp:extent cx="5486400" cy="2834640"/>
-            <wp:docPr id="4" name="Picture 4" descr="Identical units receive identical updates. First ReLU unit | u is 1 and a is 1 | u is 0.8 and a is 0.8. Second ReLU unit | v is 1 and b is 1 | v is 0.8 and b is 0.8"/>
+            <wp:docPr id="6" name="Picture 6" descr="Identical units receive identical updates. First ReLU unit | u is 1 and a is 1 | u is 0.8 and a is 0.8. Second ReLU unit | v is 1 and b is 1 | v is 0.8 and b is 0.8"/>
             <wp:cNvGraphicFramePr>
               <a:graphicFrameLocks noChangeAspect="1"/>
             </wp:cNvGraphicFramePr>
@@ -4611,7 +5263,7 @@
                     <pic:cNvPicPr/>
                   </pic:nvPicPr>
                   <pic:blipFill>
-                    <a:blip r:embed="rId12"/>
+                    <a:blip r:embed="rId13"/>
                     <a:stretch>
                       <a:fillRect/>
                     </a:stretch>
@@ -4644,7 +5296,6 @@
     <w:p>
       <w:pPr>
         <w:spacing w:line="336" w:lineRule="auto" w:after="180"/>
-        <w:shd w:fill="F5F1FB"/>
       </w:pPr>
       <w:r>
         <w:rPr>
@@ -4655,7 +5306,7 @@
     </w:p>
     <w:p>
       <w:pPr>
-        <w:pStyle w:val="Heading3"/>
+        <w:pStyle w:val="Heading2"/>
       </w:pPr>
       <w:r>
         <w:t>04. Change one thing. Trace what follows.</w:t>
@@ -4666,7 +5317,7 @@
         <w:drawing>
           <wp:inline xmlns:a="http://schemas.openxmlformats.org/drawingml/2006/main" xmlns:pic="http://schemas.openxmlformats.org/drawingml/2006/picture">
             <wp:extent cx="5486400" cy="3041904"/>
-            <wp:docPr id="5" name="Picture 5" descr="Original case: Save initial values, rate, objective and update count; the same final loss hides different parameter paths. Changed condition: Repeat the a = 0 run with identical arithmetic and settings. Expected result: It again reaches 1 then 1.5 in this deterministic toy calculation. Reason: Identical initial state and update rules determine the same arithmetic trace."/>
+            <wp:docPr id="7" name="Picture 7" descr="Original case: Save initial values, rate, objective and update count; the same final loss hides different parameter paths. Changed condition: Repeat the a = 0 run with identical arithmetic and settings. Expected result: It again reaches 1 then 1.5 in this deterministic toy calculation. Reason: Identical initial state and update rules determine the same arithmetic trace."/>
             <wp:cNvGraphicFramePr>
               <a:graphicFrameLocks noChangeAspect="1"/>
             </wp:cNvGraphicFramePr>
@@ -4678,7 +5329,7 @@
                     <pic:cNvPicPr/>
                   </pic:nvPicPr>
                   <pic:blipFill>
-                    <a:blip r:embed="rId13"/>
+                    <a:blip r:embed="rId10"/>
                     <a:stretch>
                       <a:fillRect/>
                     </a:stretch>
@@ -4722,7 +5373,6 @@
     <w:p>
       <w:pPr>
         <w:spacing w:line="336" w:lineRule="auto" w:after="180"/>
-        <w:shd w:fill="F5F1FB"/>
       </w:pPr>
       <w:r>
         <w:rPr>
@@ -4733,7 +5383,7 @@
     </w:p>
     <w:p>
       <w:pPr>
-        <w:pStyle w:val="Heading3"/>
+        <w:pStyle w:val="Heading2"/>
       </w:pPr>
       <w:r>
         <w:t>05. Connect the explanation to its limit</w:t>
@@ -4744,7 +5394,7 @@
         <w:drawing>
           <wp:inline xmlns:a="http://schemas.openxmlformats.org/drawingml/2006/main" xmlns:pic="http://schemas.openxmlformats.org/drawingml/2006/picture">
             <wp:extent cx="5486400" cy="2834640"/>
-            <wp:docPr id="6" name="Picture 6" descr="Initialisation supplies the parameter values before learning begins. The same update rule can follow different paths from different starts. Here the two paths end on opposite sides of two and have equal squared distance, so equal loss does not imply equal parameters. Save initial values and settings to reproduce this arithmetic, as well as the final result. Limit: A saved seed alone does not reproduce every software or hardware execution; record environment and nondeterminism too."/>
+            <wp:docPr id="8" name="Picture 8" descr="Initialisation supplies the parameter values before learning begins. The same update rule can follow different paths from different starts. Here the two paths end on opposite sides of two and have equal squared distance, so equal loss does not imply equal parameters. Save initial values and settings to reproduce this arithmetic, as well as the final result. Limit: A saved seed alone does not reproduce every software or hardware execution; record environment and nondeterminism too."/>
             <wp:cNvGraphicFramePr>
               <a:graphicFrameLocks noChangeAspect="1"/>
             </wp:cNvGraphicFramePr>
@@ -4829,7 +5479,6 @@
     <w:p>
       <w:pPr>
         <w:spacing w:line="336" w:lineRule="auto" w:after="180"/>
-        <w:shd w:fill="F5F1FB"/>
       </w:pPr>
       <w:r>
         <w:rPr>
@@ -4840,7 +5489,7 @@
     </w:p>
     <w:p>
       <w:pPr>
-        <w:pStyle w:val="Heading3"/>
+        <w:pStyle w:val="Heading2"/>
       </w:pPr>
       <w:r>
         <w:t>06. Make the idea visible in your project</w:t>
@@ -4851,7 +5500,7 @@
         <w:drawing>
           <wp:inline xmlns:a="http://schemas.openxmlformats.org/drawingml/2006/main" xmlns:pic="http://schemas.openxmlformats.org/drawingml/2006/picture">
             <wp:extent cx="5486400" cy="3681984"/>
-            <wp:docPr id="7" name="Picture 7" descr="For your Image-pattern Network Investigation, save the input, procedure, observed result and limitation of this check. Label this worked example as practice; use a different, previously unreviewed case when checking independent understanding. Draw your input, deciding step, result and limit. Supported question: Does the matching final loss mean the parameter values are equal? Point to the relevant step in the picture, then write the changed result and the rule or evidence that supports it."/>
+            <wp:docPr id="9" name="Picture 9" descr="For your Image-pattern Network Investigation, save the input, procedure, observed result and limitation of this check. Label this worked example as practice; use a different, previously unreviewed case when checking independent understanding. Draw your input, deciding step, result and limit. Supported question: Does the matching final loss mean the parameter values are equal? Point to the relevant step in the picture, then write the changed result and the rule or evidence that supports it."/>
             <wp:cNvGraphicFramePr>
               <a:graphicFrameLocks noChangeAspect="1"/>
             </wp:cNvGraphicFramePr>
@@ -4954,7 +5603,6 @@
     <w:p>
       <w:pPr>
         <w:spacing w:line="336" w:lineRule="auto" w:after="180"/>
-        <w:shd w:fill="F5F1FB"/>
       </w:pPr>
       <w:r>
         <w:rPr>
@@ -4973,6 +5621,62 @@
           <w:b w:val="0"/>
         </w:rPr>
         <w:t>.</w:t>
+      </w:r>
+    </w:p>
+    <w:p>
+      <w:pPr>
+        <w:pStyle w:val="Heading2"/>
+      </w:pPr>
+      <w:r>
+        <w:t>Earlier wording, alternatives and picture transcripts · reference / check after trying</w:t>
+      </w:r>
+    </w:p>
+    <w:p>
+      <w:pPr>
+        <w:pStyle w:val="Heading3"/>
+      </w:pPr>
+      <w:r>
+        <w:t>01. Initialisation and reproducibility: the case</w:t>
+      </w:r>
+    </w:p>
+    <w:p>
+      <w:pPr>
+        <w:pStyle w:val="Heading3"/>
+      </w:pPr>
+      <w:r>
+        <w:t>02. Follow the deciding steps</w:t>
+      </w:r>
+    </w:p>
+    <w:p>
+      <w:pPr>
+        <w:pStyle w:val="Heading3"/>
+      </w:pPr>
+      <w:r>
+        <w:t>03. Identical units receive identical updates</w:t>
+      </w:r>
+    </w:p>
+    <w:p>
+      <w:pPr>
+        <w:pStyle w:val="Heading3"/>
+      </w:pPr>
+      <w:r>
+        <w:t>04. Change one thing. Trace what follows.</w:t>
+      </w:r>
+    </w:p>
+    <w:p>
+      <w:pPr>
+        <w:pStyle w:val="Heading3"/>
+      </w:pPr>
+      <w:r>
+        <w:t>05. Connect the explanation to its limit</w:t>
+      </w:r>
+    </w:p>
+    <w:p>
+      <w:pPr>
+        <w:pStyle w:val="Heading3"/>
+      </w:pPr>
+      <w:r>
+        <w:t>06. Make the idea visible in your project</w:t>
       </w:r>
     </w:p>
     <w:sectPr>
